--- a/docs/Implementation-Team-User-Guide.docx
+++ b/docs/Implementation-Team-User-Guide.docx
@@ -4,7 +4,8 @@
   <w:body>
     <w:p>
       <w:pPr>
-        <w:pStyle w:val="Title"/>
+        <w:pStyle w:val="Heading1"/>
+        <w:jc w:val="center"/>
       </w:pPr>
       <w:r>
         <w:t>Implementation Team OS — User Guide</w:t>
@@ -12,20 +13,42 @@
     </w:p>
     <w:p>
       <w:pPr>
+        <w:jc w:val="center"/>
+      </w:pPr>
+      <w:r>
+        <w:rPr>
+          <w:color w:val="555555"/>
+          <w:sz w:val="22"/>
+        </w:rPr>
+        <w:t>BIAN-Aligned Temenos Transact Implementation Methodology</w:t>
+        <w:br/>
+        <w:t>Supported by 11 AI Agents</w:t>
+      </w:r>
+    </w:p>
+    <w:p>
+      <w:pPr>
+        <w:jc w:val="center"/>
+      </w:pPr>
+      <w:r>
+        <w:rPr>
+          <w:color w:val="999999"/>
+          <w:sz w:val="18"/>
+        </w:rPr>
+        <w:t>Version 1.0 | April 2026 | Dimos Gougousis</w:t>
+      </w:r>
+    </w:p>
+    <w:p/>
+    <w:p>
+      <w:pPr>
         <w:pStyle w:val="Heading1"/>
       </w:pPr>
       <w:r>
-        <w:t>1. Introduction</w:t>
+        <w:t>1. Service Landscape &amp; Lifecycle</w:t>
       </w:r>
     </w:p>
     <w:p>
       <w:r>
-        <w:t>The Implementation Team OS is the operating system for Temenos Transact implementation programmes. It provides a structured, stage-gated delivery framework that tracks programmes through an 8-stage lifecycle, captures contribution value for Steering Committee audiences, and delivers rich artefact templates for every major programme deliverable.</w:t>
-      </w:r>
-    </w:p>
-    <w:p>
-      <w:r>
-        <w:t>The system is designed around BIAN (Banking Industry Architecture Network) alignment principles, mapping each lifecycle stage to BIAN service domains and ensuring that deliverables follow industry-standard patterns for banking transformation programmes.</w:t>
+        <w:t>The Implementation Team OS maps BIAN service domains to Temenos Transact modules, then delivers them through an 8-stage lifecycle. Each stage produces concrete artefacts and is governed by stage gates reviewed by the Steering Committee.</w:t>
       </w:r>
     </w:p>
     <w:p>
@@ -33,20 +56,12 @@
         <w:pStyle w:val="Heading2"/>
       </w:pPr>
       <w:r>
-        <w:t>BIAN Alignment</w:t>
+        <w:t>BIAN Service Domain → Transact Module Mapping</w:t>
       </w:r>
     </w:p>
     <w:p>
       <w:r>
-        <w:t>The 8-stage lifecycle maps to BIAN service domains as follows: Discovery aligns to Strategic Planning, Fit-Gap to Service Domain Analysis, Solution Architecture to Service Operation Design, Build &amp; Configure to Service Operation Implementation, Testing to Service Quality Assurance, Data Migration to Service Data Management, Cutover to Service Transition, and Hypercare to Service Operations Management.</w:t>
-      </w:r>
-    </w:p>
-    <w:p>
-      <w:pPr>
-        <w:pStyle w:val="Heading2"/>
-      </w:pPr>
-      <w:r>
-        <w:t>Lifecycle Overview</w:t>
+        <w:t>BIAN defines ~322 service domains across 8 business areas. Temenos Transact implements these through 128 modules exposing 26,689 active APIs (R25AMR catalog). The mapping is captured in the business capability map and API register.</w:t>
       </w:r>
     </w:p>
     <w:tbl>
@@ -57,80 +72,69 @@
         <w:tblLook w:firstColumn="1" w:firstRow="1" w:lastColumn="0" w:lastRow="0" w:noHBand="0" w:noVBand="1" w:val="04A0"/>
       </w:tblPr>
       <w:tblGrid>
-        <w:gridCol w:w="1881"/>
-        <w:gridCol w:w="1881"/>
-        <w:gridCol w:w="1881"/>
-        <w:gridCol w:w="1881"/>
-        <w:gridCol w:w="1881"/>
+        <w:gridCol w:w="2493"/>
+        <w:gridCol w:w="2493"/>
+        <w:gridCol w:w="2493"/>
+        <w:gridCol w:w="2493"/>
       </w:tblGrid>
       <w:tr>
         <w:tc>
           <w:tcPr>
-            <w:tcW w:type="dxa" w:w="1881"/>
-          </w:tcPr>
-          <w:p>
+            <w:tcW w:type="dxa" w:w="2551"/>
+          </w:tcPr>
+          <w:p>
+            <w:pPr/>
             <w:r>
               <w:rPr>
                 <w:b/>
                 <w:sz w:val="18"/>
               </w:rPr>
-              <w:t>Stage</w:t>
-            </w:r>
-          </w:p>
-        </w:tc>
-        <w:tc>
-          <w:tcPr>
-            <w:tcW w:type="dxa" w:w="1881"/>
-          </w:tcPr>
-          <w:p>
+              <w:t>BIAN Business Area</w:t>
+            </w:r>
+          </w:p>
+        </w:tc>
+        <w:tc>
+          <w:tcPr>
+            <w:tcW w:type="dxa" w:w="2551"/>
+          </w:tcPr>
+          <w:p>
+            <w:pPr/>
             <w:r>
               <w:rPr>
                 <w:b/>
                 <w:sz w:val="18"/>
               </w:rPr>
-              <w:t>Name</w:t>
-            </w:r>
-          </w:p>
-        </w:tc>
-        <w:tc>
-          <w:tcPr>
-            <w:tcW w:type="dxa" w:w="1881"/>
-          </w:tcPr>
-          <w:p>
+              <w:t>Transact Modules</w:t>
+            </w:r>
+          </w:p>
+        </w:tc>
+        <w:tc>
+          <w:tcPr>
+            <w:tcW w:type="dxa" w:w="1417"/>
+          </w:tcPr>
+          <w:p>
+            <w:pPr/>
             <w:r>
               <w:rPr>
                 <w:b/>
                 <w:sz w:val="18"/>
               </w:rPr>
-              <w:t>Gate</w:t>
-            </w:r>
-          </w:p>
-        </w:tc>
-        <w:tc>
-          <w:tcPr>
-            <w:tcW w:type="dxa" w:w="1881"/>
-          </w:tcPr>
-          <w:p>
+              <w:t>Active APIs</w:t>
+            </w:r>
+          </w:p>
+        </w:tc>
+        <w:tc>
+          <w:tcPr>
+            <w:tcW w:type="dxa" w:w="1984"/>
+          </w:tcPr>
+          <w:p>
+            <w:pPr/>
             <w:r>
               <w:rPr>
                 <w:b/>
                 <w:sz w:val="18"/>
               </w:rPr>
-              <w:t>Key Activities</w:t>
-            </w:r>
-          </w:p>
-        </w:tc>
-        <w:tc>
-          <w:tcPr>
-            <w:tcW w:type="dxa" w:w="1881"/>
-          </w:tcPr>
-          <w:p>
-            <w:r>
-              <w:rPr>
-                <w:b/>
-                <w:sz w:val="18"/>
-              </w:rPr>
-              <w:t>Primary Artefacts</w:t>
+              <w:t>Key Domains</w:t>
             </w:r>
           </w:p>
         </w:tc>
@@ -138,66 +142,57 @@
       <w:tr>
         <w:tc>
           <w:tcPr>
-            <w:tcW w:type="dxa" w:w="1881"/>
-          </w:tcPr>
-          <w:p>
-            <w:r>
-              <w:rPr>
-                <w:sz w:val="18"/>
-              </w:rPr>
-              <w:t>1</w:t>
-            </w:r>
-          </w:p>
-        </w:tc>
-        <w:tc>
-          <w:tcPr>
-            <w:tcW w:type="dxa" w:w="1881"/>
-          </w:tcPr>
-          <w:p>
-            <w:r>
-              <w:rPr>
-                <w:sz w:val="18"/>
-              </w:rPr>
-              <w:t>Discovery</w:t>
-            </w:r>
-          </w:p>
-        </w:tc>
-        <w:tc>
-          <w:tcPr>
-            <w:tcW w:type="dxa" w:w="1881"/>
-          </w:tcPr>
-          <w:p>
-            <w:r>
-              <w:rPr>
-                <w:sz w:val="18"/>
-              </w:rPr>
-              <w:t>Scope confirmed</w:t>
-            </w:r>
-          </w:p>
-        </w:tc>
-        <w:tc>
-          <w:tcPr>
-            <w:tcW w:type="dxa" w:w="1881"/>
-          </w:tcPr>
-          <w:p>
-            <w:r>
-              <w:rPr>
-                <w:sz w:val="18"/>
-              </w:rPr>
-              <w:t>Stakeholder interviews, current-state analysis</w:t>
-            </w:r>
-          </w:p>
-        </w:tc>
-        <w:tc>
-          <w:tcPr>
-            <w:tcW w:type="dxa" w:w="1881"/>
-          </w:tcPr>
-          <w:p>
-            <w:r>
-              <w:rPr>
-                <w:sz w:val="18"/>
-              </w:rPr>
-              <w:t>Target-State Architecture</w:t>
+            <w:tcW w:type="dxa" w:w="2551"/>
+          </w:tcPr>
+          <w:p>
+            <w:pPr/>
+            <w:r>
+              <w:rPr>
+                <w:sz w:val="18"/>
+              </w:rPr>
+              <w:t>Customer Management</w:t>
+            </w:r>
+          </w:p>
+        </w:tc>
+        <w:tc>
+          <w:tcPr>
+            <w:tcW w:type="dxa" w:w="2551"/>
+          </w:tcPr>
+          <w:p>
+            <w:pPr/>
+            <w:r>
+              <w:rPr>
+                <w:sz w:val="18"/>
+              </w:rPr>
+              <w:t>CR, CZ, PY, CK</w:t>
+            </w:r>
+          </w:p>
+        </w:tc>
+        <w:tc>
+          <w:tcPr>
+            <w:tcW w:type="dxa" w:w="1417"/>
+          </w:tcPr>
+          <w:p>
+            <w:pPr/>
+            <w:r>
+              <w:rPr>
+                <w:sz w:val="18"/>
+              </w:rPr>
+              <w:t>~468</w:t>
+            </w:r>
+          </w:p>
+        </w:tc>
+        <w:tc>
+          <w:tcPr>
+            <w:tcW w:type="dxa" w:w="1984"/>
+          </w:tcPr>
+          <w:p>
+            <w:pPr/>
+            <w:r>
+              <w:rPr>
+                <w:sz w:val="18"/>
+              </w:rPr>
+              <w:t>party</w:t>
             </w:r>
           </w:p>
         </w:tc>
@@ -205,66 +200,57 @@
       <w:tr>
         <w:tc>
           <w:tcPr>
-            <w:tcW w:type="dxa" w:w="1881"/>
-          </w:tcPr>
-          <w:p>
-            <w:r>
-              <w:rPr>
-                <w:sz w:val="18"/>
-              </w:rPr>
-              <w:t>2</w:t>
-            </w:r>
-          </w:p>
-        </w:tc>
-        <w:tc>
-          <w:tcPr>
-            <w:tcW w:type="dxa" w:w="1881"/>
-          </w:tcPr>
-          <w:p>
-            <w:r>
-              <w:rPr>
-                <w:sz w:val="18"/>
-              </w:rPr>
-              <w:t>Fit-Gap &amp; Process Design</w:t>
-            </w:r>
-          </w:p>
-        </w:tc>
-        <w:tc>
-          <w:tcPr>
-            <w:tcW w:type="dxa" w:w="1881"/>
-          </w:tcPr>
-          <w:p>
-            <w:r>
-              <w:rPr>
-                <w:sz w:val="18"/>
-              </w:rPr>
-              <w:t>All modules assessed</w:t>
-            </w:r>
-          </w:p>
-        </w:tc>
-        <w:tc>
-          <w:tcPr>
-            <w:tcW w:type="dxa" w:w="1881"/>
-          </w:tcPr>
-          <w:p>
-            <w:r>
-              <w:rPr>
-                <w:sz w:val="18"/>
-              </w:rPr>
-              <w:t>Fit-gap workshops, scoring, budget setup</w:t>
-            </w:r>
-          </w:p>
-        </w:tc>
-        <w:tc>
-          <w:tcPr>
-            <w:tcW w:type="dxa" w:w="1881"/>
-          </w:tcPr>
-          <w:p>
-            <w:r>
-              <w:rPr>
-                <w:sz w:val="18"/>
-              </w:rPr>
-              <w:t>Fit-Gap Register, Data Quality Scorecard</w:t>
+            <w:tcW w:type="dxa" w:w="2551"/>
+          </w:tcPr>
+          <w:p>
+            <w:pPr/>
+            <w:r>
+              <w:rPr>
+                <w:sz w:val="18"/>
+              </w:rPr>
+              <w:t>Product Management</w:t>
+            </w:r>
+          </w:p>
+        </w:tc>
+        <w:tc>
+          <w:tcPr>
+            <w:tcW w:type="dxa" w:w="2551"/>
+          </w:tcPr>
+          <w:p>
+            <w:pPr/>
+            <w:r>
+              <w:rPr>
+                <w:sz w:val="18"/>
+              </w:rPr>
+              <w:t>AA, AR, AD, AL, AC, RS</w:t>
+            </w:r>
+          </w:p>
+        </w:tc>
+        <w:tc>
+          <w:tcPr>
+            <w:tcW w:type="dxa" w:w="1417"/>
+          </w:tcPr>
+          <w:p>
+            <w:pPr/>
+            <w:r>
+              <w:rPr>
+                <w:sz w:val="18"/>
+              </w:rPr>
+              <w:t>5,204</w:t>
+            </w:r>
+          </w:p>
+        </w:tc>
+        <w:tc>
+          <w:tcPr>
+            <w:tcW w:type="dxa" w:w="1984"/>
+          </w:tcPr>
+          <w:p>
+            <w:pPr/>
+            <w:r>
+              <w:rPr>
+                <w:sz w:val="18"/>
+              </w:rPr>
+              <w:t>holdings, product</w:t>
             </w:r>
           </w:p>
         </w:tc>
@@ -272,66 +258,57 @@
       <w:tr>
         <w:tc>
           <w:tcPr>
-            <w:tcW w:type="dxa" w:w="1881"/>
-          </w:tcPr>
-          <w:p>
-            <w:r>
-              <w:rPr>
-                <w:sz w:val="18"/>
-              </w:rPr>
-              <w:t>3</w:t>
-            </w:r>
-          </w:p>
-        </w:tc>
-        <w:tc>
-          <w:tcPr>
-            <w:tcW w:type="dxa" w:w="1881"/>
-          </w:tcPr>
-          <w:p>
-            <w:r>
-              <w:rPr>
-                <w:sz w:val="18"/>
-              </w:rPr>
-              <w:t>Solution Architecture</w:t>
-            </w:r>
-          </w:p>
-        </w:tc>
-        <w:tc>
-          <w:tcPr>
-            <w:tcW w:type="dxa" w:w="1881"/>
-          </w:tcPr>
-          <w:p>
-            <w:r>
-              <w:rPr>
-                <w:sz w:val="18"/>
-              </w:rPr>
-              <w:t>Architecture approved</w:t>
-            </w:r>
-          </w:p>
-        </w:tc>
-        <w:tc>
-          <w:tcPr>
-            <w:tcW w:type="dxa" w:w="1881"/>
-          </w:tcPr>
-          <w:p>
-            <w:r>
-              <w:rPr>
-                <w:sz w:val="18"/>
-              </w:rPr>
-              <w:t>ADRs, integration design, test strategy</w:t>
-            </w:r>
-          </w:p>
-        </w:tc>
-        <w:tc>
-          <w:tcPr>
-            <w:tcW w:type="dxa" w:w="1881"/>
-          </w:tcPr>
-          <w:p>
-            <w:r>
-              <w:rPr>
-                <w:sz w:val="18"/>
-              </w:rPr>
-              <w:t>ADRs, Integration Map, Test Strategy</w:t>
+            <w:tcW w:type="dxa" w:w="2551"/>
+          </w:tcPr>
+          <w:p>
+            <w:pPr/>
+            <w:r>
+              <w:rPr>
+                <w:sz w:val="18"/>
+              </w:rPr>
+              <w:t>Lending &amp; Credit</w:t>
+            </w:r>
+          </w:p>
+        </w:tc>
+        <w:tc>
+          <w:tcPr>
+            <w:tcW w:type="dxa" w:w="2551"/>
+          </w:tcPr>
+          <w:p>
+            <w:pPr/>
+            <w:r>
+              <w:rPr>
+                <w:sz w:val="18"/>
+              </w:rPr>
+              <w:t>FL, LC, CO, LI, CONLIB</w:t>
+            </w:r>
+          </w:p>
+        </w:tc>
+        <w:tc>
+          <w:tcPr>
+            <w:tcW w:type="dxa" w:w="1417"/>
+          </w:tcPr>
+          <w:p>
+            <w:pPr/>
+            <w:r>
+              <w:rPr>
+                <w:sz w:val="18"/>
+              </w:rPr>
+              <w:t>3,283</w:t>
+            </w:r>
+          </w:p>
+        </w:tc>
+        <w:tc>
+          <w:tcPr>
+            <w:tcW w:type="dxa" w:w="1984"/>
+          </w:tcPr>
+          <w:p>
+            <w:pPr/>
+            <w:r>
+              <w:rPr>
+                <w:sz w:val="18"/>
+              </w:rPr>
+              <w:t>holdings, order</w:t>
             </w:r>
           </w:p>
         </w:tc>
@@ -339,66 +316,57 @@
       <w:tr>
         <w:tc>
           <w:tcPr>
-            <w:tcW w:type="dxa" w:w="1881"/>
-          </w:tcPr>
-          <w:p>
-            <w:r>
-              <w:rPr>
-                <w:sz w:val="18"/>
-              </w:rPr>
-              <w:t>4</w:t>
-            </w:r>
-          </w:p>
-        </w:tc>
-        <w:tc>
-          <w:tcPr>
-            <w:tcW w:type="dxa" w:w="1881"/>
-          </w:tcPr>
-          <w:p>
-            <w:r>
-              <w:rPr>
-                <w:sz w:val="18"/>
-              </w:rPr>
-              <w:t>Build &amp; Configure</w:t>
-            </w:r>
-          </w:p>
-        </w:tc>
-        <w:tc>
-          <w:tcPr>
-            <w:tcW w:type="dxa" w:w="1881"/>
-          </w:tcPr>
-          <w:p>
-            <w:r>
-              <w:rPr>
-                <w:sz w:val="18"/>
-              </w:rPr>
-              <w:t>Code complete</w:t>
-            </w:r>
-          </w:p>
-        </w:tc>
-        <w:tc>
-          <w:tcPr>
-            <w:tcW w:type="dxa" w:w="1881"/>
-          </w:tcPr>
-          <w:p>
-            <w:r>
-              <w:rPr>
-                <w:sz w:val="18"/>
-              </w:rPr>
-              <w:t>Module config, customisation, integration build</w:t>
-            </w:r>
-          </w:p>
-        </w:tc>
-        <w:tc>
-          <w:tcPr>
-            <w:tcW w:type="dxa" w:w="1881"/>
-          </w:tcPr>
-          <w:p>
-            <w:r>
-              <w:rPr>
-                <w:sz w:val="18"/>
-              </w:rPr>
-              <w:t>All artefacts updated</w:t>
+            <w:tcW w:type="dxa" w:w="2551"/>
+          </w:tcPr>
+          <w:p>
+            <w:pPr/>
+            <w:r>
+              <w:rPr>
+                <w:sz w:val="18"/>
+              </w:rPr>
+              <w:t>Payments</w:t>
+            </w:r>
+          </w:p>
+        </w:tc>
+        <w:tc>
+          <w:tcPr>
+            <w:tcW w:type="dxa" w:w="2551"/>
+          </w:tcPr>
+          <w:p>
+            <w:pPr/>
+            <w:r>
+              <w:rPr>
+                <w:sz w:val="18"/>
+              </w:rPr>
+              <w:t>FT, PP, PI, BU, DD, DB, RF, BY</w:t>
+            </w:r>
+          </w:p>
+        </w:tc>
+        <w:tc>
+          <w:tcPr>
+            <w:tcW w:type="dxa" w:w="1417"/>
+          </w:tcPr>
+          <w:p>
+            <w:pPr/>
+            <w:r>
+              <w:rPr>
+                <w:sz w:val="18"/>
+              </w:rPr>
+              <w:t>3,857</w:t>
+            </w:r>
+          </w:p>
+        </w:tc>
+        <w:tc>
+          <w:tcPr>
+            <w:tcW w:type="dxa" w:w="1984"/>
+          </w:tcPr>
+          <w:p>
+            <w:pPr/>
+            <w:r>
+              <w:rPr>
+                <w:sz w:val="18"/>
+              </w:rPr>
+              <w:t>order</w:t>
             </w:r>
           </w:p>
         </w:tc>
@@ -406,66 +374,57 @@
       <w:tr>
         <w:tc>
           <w:tcPr>
-            <w:tcW w:type="dxa" w:w="1881"/>
-          </w:tcPr>
-          <w:p>
-            <w:r>
-              <w:rPr>
-                <w:sz w:val="18"/>
-              </w:rPr>
-              <w:t>5</w:t>
-            </w:r>
-          </w:p>
-        </w:tc>
-        <w:tc>
-          <w:tcPr>
-            <w:tcW w:type="dxa" w:w="1881"/>
-          </w:tcPr>
-          <w:p>
-            <w:r>
-              <w:rPr>
-                <w:sz w:val="18"/>
-              </w:rPr>
-              <w:t>Testing</w:t>
-            </w:r>
-          </w:p>
-        </w:tc>
-        <w:tc>
-          <w:tcPr>
-            <w:tcW w:type="dxa" w:w="1881"/>
-          </w:tcPr>
-          <w:p>
-            <w:r>
-              <w:rPr>
-                <w:sz w:val="18"/>
-              </w:rPr>
-              <w:t>UAT sign-off</w:t>
-            </w:r>
-          </w:p>
-        </w:tc>
-        <w:tc>
-          <w:tcPr>
-            <w:tcW w:type="dxa" w:w="1881"/>
-          </w:tcPr>
-          <w:p>
-            <w:r>
-              <w:rPr>
-                <w:sz w:val="18"/>
-              </w:rPr>
-              <w:t>Unit → Integration → SIT/Perf → UAT</w:t>
-            </w:r>
-          </w:p>
-        </w:tc>
-        <w:tc>
-          <w:tcPr>
-            <w:tcW w:type="dxa" w:w="1881"/>
-          </w:tcPr>
-          <w:p>
-            <w:r>
-              <w:rPr>
-                <w:sz w:val="18"/>
-              </w:rPr>
-              <w:t>Test Strategy &amp; KPI Dashboard</w:t>
+            <w:tcW w:type="dxa" w:w="2551"/>
+          </w:tcPr>
+          <w:p>
+            <w:pPr/>
+            <w:r>
+              <w:rPr>
+                <w:sz w:val="18"/>
+              </w:rPr>
+              <w:t>Treasury &amp; Markets</w:t>
+            </w:r>
+          </w:p>
+        </w:tc>
+        <w:tc>
+          <w:tcPr>
+            <w:tcW w:type="dxa" w:w="2551"/>
+          </w:tcPr>
+          <w:p>
+            <w:pPr/>
+            <w:r>
+              <w:rPr>
+                <w:sz w:val="18"/>
+              </w:rPr>
+              <w:t>MM, FX, FR, DX, MD, ND, RP</w:t>
+            </w:r>
+          </w:p>
+        </w:tc>
+        <w:tc>
+          <w:tcPr>
+            <w:tcW w:type="dxa" w:w="1417"/>
+          </w:tcPr>
+          <w:p>
+            <w:pPr/>
+            <w:r>
+              <w:rPr>
+                <w:sz w:val="18"/>
+              </w:rPr>
+              <w:t>756</w:t>
+            </w:r>
+          </w:p>
+        </w:tc>
+        <w:tc>
+          <w:tcPr>
+            <w:tcW w:type="dxa" w:w="1984"/>
+          </w:tcPr>
+          <w:p>
+            <w:pPr/>
+            <w:r>
+              <w:rPr>
+                <w:sz w:val="18"/>
+              </w:rPr>
+              <w:t>holdings, reference</w:t>
             </w:r>
           </w:p>
         </w:tc>
@@ -473,66 +432,57 @@
       <w:tr>
         <w:tc>
           <w:tcPr>
-            <w:tcW w:type="dxa" w:w="1881"/>
-          </w:tcPr>
-          <w:p>
-            <w:r>
-              <w:rPr>
-                <w:sz w:val="18"/>
-              </w:rPr>
-              <w:t>6</w:t>
-            </w:r>
-          </w:p>
-        </w:tc>
-        <w:tc>
-          <w:tcPr>
-            <w:tcW w:type="dxa" w:w="1881"/>
-          </w:tcPr>
-          <w:p>
-            <w:r>
-              <w:rPr>
-                <w:sz w:val="18"/>
-              </w:rPr>
-              <w:t>Data Migration</w:t>
-            </w:r>
-          </w:p>
-        </w:tc>
-        <w:tc>
-          <w:tcPr>
-            <w:tcW w:type="dxa" w:w="1881"/>
-          </w:tcPr>
-          <w:p>
-            <w:r>
-              <w:rPr>
-                <w:sz w:val="18"/>
-              </w:rPr>
-              <w:t>Rehearsal 2 passed</w:t>
-            </w:r>
-          </w:p>
-        </w:tc>
-        <w:tc>
-          <w:tcPr>
-            <w:tcW w:type="dxa" w:w="1881"/>
-          </w:tcPr>
-          <w:p>
-            <w:r>
-              <w:rPr>
-                <w:sz w:val="18"/>
-              </w:rPr>
-              <w:t>Profiling, cleansing, mapping, rehearsals</w:t>
-            </w:r>
-          </w:p>
-        </w:tc>
-        <w:tc>
-          <w:tcPr>
-            <w:tcW w:type="dxa" w:w="1881"/>
-          </w:tcPr>
-          <w:p>
-            <w:r>
-              <w:rPr>
-                <w:sz w:val="18"/>
-              </w:rPr>
-              <w:t>Data Quality Scorecard</w:t>
+            <w:tcW w:type="dxa" w:w="2551"/>
+          </w:tcPr>
+          <w:p>
+            <w:pPr/>
+            <w:r>
+              <w:rPr>
+                <w:sz w:val="18"/>
+              </w:rPr>
+              <w:t>Securities &amp; Wealth</w:t>
+            </w:r>
+          </w:p>
+        </w:tc>
+        <w:tc>
+          <w:tcPr>
+            <w:tcW w:type="dxa" w:w="2551"/>
+          </w:tcPr>
+          <w:p>
+            <w:pPr/>
+            <w:r>
+              <w:rPr>
+                <w:sz w:val="18"/>
+              </w:rPr>
+              <w:t>FD, PM, SC</w:t>
+            </w:r>
+          </w:p>
+        </w:tc>
+        <w:tc>
+          <w:tcPr>
+            <w:tcW w:type="dxa" w:w="1417"/>
+          </w:tcPr>
+          <w:p>
+            <w:pPr/>
+            <w:r>
+              <w:rPr>
+                <w:sz w:val="18"/>
+              </w:rPr>
+              <w:t>2,782</w:t>
+            </w:r>
+          </w:p>
+        </w:tc>
+        <w:tc>
+          <w:tcPr>
+            <w:tcW w:type="dxa" w:w="1984"/>
+          </w:tcPr>
+          <w:p>
+            <w:pPr/>
+            <w:r>
+              <w:rPr>
+                <w:sz w:val="18"/>
+              </w:rPr>
+              <w:t>holdings, reference</w:t>
             </w:r>
           </w:p>
         </w:tc>
@@ -540,66 +490,57 @@
       <w:tr>
         <w:tc>
           <w:tcPr>
-            <w:tcW w:type="dxa" w:w="1881"/>
-          </w:tcPr>
-          <w:p>
-            <w:r>
-              <w:rPr>
-                <w:sz w:val="18"/>
-              </w:rPr>
-              <w:t>7</w:t>
-            </w:r>
-          </w:p>
-        </w:tc>
-        <w:tc>
-          <w:tcPr>
-            <w:tcW w:type="dxa" w:w="1881"/>
-          </w:tcPr>
-          <w:p>
-            <w:r>
-              <w:rPr>
-                <w:sz w:val="18"/>
-              </w:rPr>
-              <w:t>Cutover</w:t>
-            </w:r>
-          </w:p>
-        </w:tc>
-        <w:tc>
-          <w:tcPr>
-            <w:tcW w:type="dxa" w:w="1881"/>
-          </w:tcPr>
-          <w:p>
-            <w:r>
-              <w:rPr>
-                <w:sz w:val="18"/>
-              </w:rPr>
-              <w:t>Go-live complete</w:t>
-            </w:r>
-          </w:p>
-        </w:tc>
-        <w:tc>
-          <w:tcPr>
-            <w:tcW w:type="dxa" w:w="1881"/>
-          </w:tcPr>
-          <w:p>
-            <w:r>
-              <w:rPr>
-                <w:sz w:val="18"/>
-              </w:rPr>
-              <w:t>Runbook execution, go/no-go, war room</w:t>
-            </w:r>
-          </w:p>
-        </w:tc>
-        <w:tc>
-          <w:tcPr>
-            <w:tcW w:type="dxa" w:w="1881"/>
-          </w:tcPr>
-          <w:p>
-            <w:r>
-              <w:rPr>
-                <w:sz w:val="18"/>
-              </w:rPr>
-              <w:t>Cutover Runbook</w:t>
+            <w:tcW w:type="dxa" w:w="2551"/>
+          </w:tcPr>
+          <w:p>
+            <w:pPr/>
+            <w:r>
+              <w:rPr>
+                <w:sz w:val="18"/>
+              </w:rPr>
+              <w:t>Channels &amp; Digital</w:t>
+            </w:r>
+          </w:p>
+        </w:tc>
+        <w:tc>
+          <w:tcPr>
+            <w:tcW w:type="dxa" w:w="2551"/>
+          </w:tcPr>
+          <w:p>
+            <w:pPr/>
+            <w:r>
+              <w:rPr>
+                <w:sz w:val="18"/>
+              </w:rPr>
+              <w:t>AO, EB, T1, T2, PW</w:t>
+            </w:r>
+          </w:p>
+        </w:tc>
+        <w:tc>
+          <w:tcPr>
+            <w:tcW w:type="dxa" w:w="1417"/>
+          </w:tcPr>
+          <w:p>
+            <w:pPr/>
+            <w:r>
+              <w:rPr>
+                <w:sz w:val="18"/>
+              </w:rPr>
+              <w:t>2,388</w:t>
+            </w:r>
+          </w:p>
+        </w:tc>
+        <w:tc>
+          <w:tcPr>
+            <w:tcW w:type="dxa" w:w="1984"/>
+          </w:tcPr>
+          <w:p>
+            <w:pPr/>
+            <w:r>
+              <w:rPr>
+                <w:sz w:val="18"/>
+              </w:rPr>
+              <w:t>system, party</w:t>
             </w:r>
           </w:p>
         </w:tc>
@@ -607,66 +548,1030 @@
       <w:tr>
         <w:tc>
           <w:tcPr>
-            <w:tcW w:type="dxa" w:w="1881"/>
-          </w:tcPr>
-          <w:p>
-            <w:r>
-              <w:rPr>
-                <w:sz w:val="18"/>
-              </w:rPr>
-              <w:t>8</w:t>
-            </w:r>
-          </w:p>
-        </w:tc>
-        <w:tc>
-          <w:tcPr>
-            <w:tcW w:type="dxa" w:w="1881"/>
-          </w:tcPr>
-          <w:p>
-            <w:r>
-              <w:rPr>
-                <w:sz w:val="18"/>
-              </w:rPr>
-              <w:t>Hypercare</w:t>
-            </w:r>
-          </w:p>
-        </w:tc>
-        <w:tc>
-          <w:tcPr>
-            <w:tcW w:type="dxa" w:w="1881"/>
-          </w:tcPr>
-          <w:p>
-            <w:r>
-              <w:rPr>
-                <w:sz w:val="18"/>
-              </w:rPr>
-              <w:t>Steady state</w:t>
-            </w:r>
-          </w:p>
-        </w:tc>
-        <w:tc>
-          <w:tcPr>
-            <w:tcW w:type="dxa" w:w="1881"/>
-          </w:tcPr>
-          <w:p>
-            <w:r>
-              <w:rPr>
-                <w:sz w:val="18"/>
-              </w:rPr>
-              <w:t>Stabilisation, knowledge transfer, handover</w:t>
-            </w:r>
-          </w:p>
-        </w:tc>
-        <w:tc>
-          <w:tcPr>
-            <w:tcW w:type="dxa" w:w="1881"/>
-          </w:tcPr>
-          <w:p>
-            <w:r>
-              <w:rPr>
-                <w:sz w:val="18"/>
-              </w:rPr>
-              <w:t>Post-Go-Live Operating Model</w:t>
+            <w:tcW w:type="dxa" w:w="2551"/>
+          </w:tcPr>
+          <w:p>
+            <w:pPr/>
+            <w:r>
+              <w:rPr>
+                <w:sz w:val="18"/>
+              </w:rPr>
+              <w:t>Enterprise &amp; Compliance</w:t>
+            </w:r>
+          </w:p>
+        </w:tc>
+        <w:tc>
+          <w:tcPr>
+            <w:tcW w:type="dxa" w:w="2551"/>
+          </w:tcPr>
+          <w:p>
+            <w:pPr/>
+            <w:r>
+              <w:rPr>
+                <w:sz w:val="18"/>
+              </w:rPr>
+              <w:t>FA, IF, IL, DW, EB</w:t>
+            </w:r>
+          </w:p>
+        </w:tc>
+        <w:tc>
+          <w:tcPr>
+            <w:tcW w:type="dxa" w:w="1417"/>
+          </w:tcPr>
+          <w:p>
+            <w:pPr/>
+            <w:r>
+              <w:rPr>
+                <w:sz w:val="18"/>
+              </w:rPr>
+              <w:t>1,519</w:t>
+            </w:r>
+          </w:p>
+        </w:tc>
+        <w:tc>
+          <w:tcPr>
+            <w:tcW w:type="dxa" w:w="1984"/>
+          </w:tcPr>
+          <w:p>
+            <w:pPr/>
+            <w:r>
+              <w:rPr>
+                <w:sz w:val="18"/>
+              </w:rPr>
+              <w:t>system, reference</w:t>
+            </w:r>
+          </w:p>
+        </w:tc>
+      </w:tr>
+    </w:tbl>
+    <w:p>
+      <w:pPr>
+        <w:pStyle w:val="Heading2"/>
+      </w:pPr>
+      <w:r>
+        <w:t>8-Stage Lifecycle</w:t>
+      </w:r>
+    </w:p>
+    <w:p>
+      <w:r>
+        <w:t>Every programme — greenfield or re-implementation — follows the same 8 stages. Re-implementation adds a Pre-Work phase and parallel workstreams.</w:t>
+      </w:r>
+    </w:p>
+    <w:tbl>
+      <w:tblPr>
+        <w:tblStyle w:val="LightGrid-Accent1"/>
+        <w:tblW w:type="auto" w:w="0"/>
+        <w:jc w:val="center"/>
+        <w:tblLook w:firstColumn="1" w:firstRow="1" w:lastColumn="0" w:lastRow="0" w:noHBand="0" w:noVBand="1" w:val="04A0"/>
+      </w:tblPr>
+      <w:tblGrid>
+        <w:gridCol w:w="2493"/>
+        <w:gridCol w:w="2493"/>
+        <w:gridCol w:w="2493"/>
+        <w:gridCol w:w="2493"/>
+      </w:tblGrid>
+      <w:tr>
+        <w:tc>
+          <w:tcPr>
+            <w:tcW w:type="dxa" w:w="1984"/>
+          </w:tcPr>
+          <w:p>
+            <w:pPr/>
+            <w:r>
+              <w:rPr>
+                <w:b/>
+                <w:sz w:val="18"/>
+              </w:rPr>
+              <w:t>Stage</w:t>
+            </w:r>
+          </w:p>
+        </w:tc>
+        <w:tc>
+          <w:tcPr>
+            <w:tcW w:type="dxa" w:w="680"/>
+          </w:tcPr>
+          <w:p>
+            <w:pPr/>
+            <w:r>
+              <w:rPr>
+                <w:b/>
+                <w:sz w:val="18"/>
+              </w:rPr>
+              <w:t>Gate</w:t>
+            </w:r>
+          </w:p>
+        </w:tc>
+        <w:tc>
+          <w:tcPr>
+            <w:tcW w:type="dxa" w:w="3118"/>
+          </w:tcPr>
+          <w:p>
+            <w:pPr/>
+            <w:r>
+              <w:rPr>
+                <w:b/>
+                <w:sz w:val="18"/>
+              </w:rPr>
+              <w:t>Key Activities</w:t>
+            </w:r>
+          </w:p>
+        </w:tc>
+        <w:tc>
+          <w:tcPr>
+            <w:tcW w:type="dxa" w:w="2721"/>
+          </w:tcPr>
+          <w:p>
+            <w:pPr/>
+            <w:r>
+              <w:rPr>
+                <w:b/>
+                <w:sz w:val="18"/>
+              </w:rPr>
+              <w:t>Primary Artefacts</w:t>
+            </w:r>
+          </w:p>
+        </w:tc>
+      </w:tr>
+      <w:tr>
+        <w:tc>
+          <w:tcPr>
+            <w:tcW w:type="dxa" w:w="1984"/>
+          </w:tcPr>
+          <w:p>
+            <w:pPr/>
+            <w:r>
+              <w:rPr>
+                <w:sz w:val="18"/>
+              </w:rPr>
+              <w:t>1. Discovery</w:t>
+            </w:r>
+          </w:p>
+        </w:tc>
+        <w:tc>
+          <w:tcPr>
+            <w:tcW w:type="dxa" w:w="680"/>
+          </w:tcPr>
+          <w:p>
+            <w:pPr/>
+            <w:r>
+              <w:rPr>
+                <w:sz w:val="18"/>
+              </w:rPr>
+              <w:t>G1</w:t>
+            </w:r>
+          </w:p>
+        </w:tc>
+        <w:tc>
+          <w:tcPr>
+            <w:tcW w:type="dxa" w:w="3118"/>
+          </w:tcPr>
+          <w:p>
+            <w:pPr/>
+            <w:r>
+              <w:rPr>
+                <w:sz w:val="18"/>
+              </w:rPr>
+              <w:t>Stakeholder workshops, current-state assessment, scope</w:t>
+            </w:r>
+          </w:p>
+        </w:tc>
+        <w:tc>
+          <w:tcPr>
+            <w:tcW w:type="dxa" w:w="2721"/>
+          </w:tcPr>
+          <w:p>
+            <w:pPr/>
+            <w:r>
+              <w:rPr>
+                <w:sz w:val="18"/>
+              </w:rPr>
+              <w:t>Target-State Architecture</w:t>
+            </w:r>
+          </w:p>
+        </w:tc>
+      </w:tr>
+      <w:tr>
+        <w:tc>
+          <w:tcPr>
+            <w:tcW w:type="dxa" w:w="1984"/>
+          </w:tcPr>
+          <w:p>
+            <w:pPr/>
+            <w:r>
+              <w:rPr>
+                <w:sz w:val="18"/>
+              </w:rPr>
+              <w:t>2. Fit-Gap &amp; Process Design</w:t>
+            </w:r>
+          </w:p>
+        </w:tc>
+        <w:tc>
+          <w:tcPr>
+            <w:tcW w:type="dxa" w:w="680"/>
+          </w:tcPr>
+          <w:p>
+            <w:pPr/>
+            <w:r>
+              <w:rPr>
+                <w:sz w:val="18"/>
+              </w:rPr>
+              <w:t>G2</w:t>
+            </w:r>
+          </w:p>
+        </w:tc>
+        <w:tc>
+          <w:tcPr>
+            <w:tcW w:type="dxa" w:w="3118"/>
+          </w:tcPr>
+          <w:p>
+            <w:pPr/>
+            <w:r>
+              <w:rPr>
+                <w:sz w:val="18"/>
+              </w:rPr>
+              <w:t>Module-by-module fit-gap scoring, process redesign</w:t>
+            </w:r>
+          </w:p>
+        </w:tc>
+        <w:tc>
+          <w:tcPr>
+            <w:tcW w:type="dxa" w:w="2721"/>
+          </w:tcPr>
+          <w:p>
+            <w:pPr/>
+            <w:r>
+              <w:rPr>
+                <w:sz w:val="18"/>
+              </w:rPr>
+              <w:t>Fit-Gap Register</w:t>
+            </w:r>
+          </w:p>
+        </w:tc>
+      </w:tr>
+      <w:tr>
+        <w:tc>
+          <w:tcPr>
+            <w:tcW w:type="dxa" w:w="1984"/>
+          </w:tcPr>
+          <w:p>
+            <w:pPr/>
+            <w:r>
+              <w:rPr>
+                <w:sz w:val="18"/>
+              </w:rPr>
+              <w:t>3. Solution Architecture</w:t>
+            </w:r>
+          </w:p>
+        </w:tc>
+        <w:tc>
+          <w:tcPr>
+            <w:tcW w:type="dxa" w:w="680"/>
+          </w:tcPr>
+          <w:p>
+            <w:pPr/>
+            <w:r>
+              <w:rPr>
+                <w:sz w:val="18"/>
+              </w:rPr>
+              <w:t>G3</w:t>
+            </w:r>
+          </w:p>
+        </w:tc>
+        <w:tc>
+          <w:tcPr>
+            <w:tcW w:type="dxa" w:w="3118"/>
+          </w:tcPr>
+          <w:p>
+            <w:pPr/>
+            <w:r>
+              <w:rPr>
+                <w:sz w:val="18"/>
+              </w:rPr>
+              <w:t>ADRs, integration design, target-state architecture</w:t>
+            </w:r>
+          </w:p>
+        </w:tc>
+        <w:tc>
+          <w:tcPr>
+            <w:tcW w:type="dxa" w:w="2721"/>
+          </w:tcPr>
+          <w:p>
+            <w:pPr/>
+            <w:r>
+              <w:rPr>
+                <w:sz w:val="18"/>
+              </w:rPr>
+              <w:t>ADR Register, Integration Map</w:t>
+            </w:r>
+          </w:p>
+        </w:tc>
+      </w:tr>
+      <w:tr>
+        <w:tc>
+          <w:tcPr>
+            <w:tcW w:type="dxa" w:w="1984"/>
+          </w:tcPr>
+          <w:p>
+            <w:pPr/>
+            <w:r>
+              <w:rPr>
+                <w:sz w:val="18"/>
+              </w:rPr>
+              <w:t>4. Build &amp; Configure</w:t>
+            </w:r>
+          </w:p>
+        </w:tc>
+        <w:tc>
+          <w:tcPr>
+            <w:tcW w:type="dxa" w:w="680"/>
+          </w:tcPr>
+          <w:p>
+            <w:pPr/>
+            <w:r>
+              <w:rPr>
+                <w:sz w:val="18"/>
+              </w:rPr>
+              <w:t>G4</w:t>
+            </w:r>
+          </w:p>
+        </w:tc>
+        <w:tc>
+          <w:tcPr>
+            <w:tcW w:type="dxa" w:w="3118"/>
+          </w:tcPr>
+          <w:p>
+            <w:pPr/>
+            <w:r>
+              <w:rPr>
+                <w:sz w:val="18"/>
+              </w:rPr>
+              <w:t>Transact configuration, customisation development</w:t>
+            </w:r>
+          </w:p>
+        </w:tc>
+        <w:tc>
+          <w:tcPr>
+            <w:tcW w:type="dxa" w:w="2721"/>
+          </w:tcPr>
+          <w:p>
+            <w:pPr/>
+            <w:r>
+              <w:rPr>
+                <w:sz w:val="18"/>
+              </w:rPr>
+              <w:t>All artefacts updated</w:t>
+            </w:r>
+          </w:p>
+        </w:tc>
+      </w:tr>
+      <w:tr>
+        <w:tc>
+          <w:tcPr>
+            <w:tcW w:type="dxa" w:w="1984"/>
+          </w:tcPr>
+          <w:p>
+            <w:pPr/>
+            <w:r>
+              <w:rPr>
+                <w:sz w:val="18"/>
+              </w:rPr>
+              <w:t>5. Testing</w:t>
+            </w:r>
+          </w:p>
+        </w:tc>
+        <w:tc>
+          <w:tcPr>
+            <w:tcW w:type="dxa" w:w="680"/>
+          </w:tcPr>
+          <w:p>
+            <w:pPr/>
+            <w:r>
+              <w:rPr>
+                <w:sz w:val="18"/>
+              </w:rPr>
+              <w:t>G5</w:t>
+            </w:r>
+          </w:p>
+        </w:tc>
+        <w:tc>
+          <w:tcPr>
+            <w:tcW w:type="dxa" w:w="3118"/>
+          </w:tcPr>
+          <w:p>
+            <w:pPr/>
+            <w:r>
+              <w:rPr>
+                <w:sz w:val="18"/>
+              </w:rPr>
+              <w:t>Unit → Integration → SIT/Perf → UAT</w:t>
+            </w:r>
+          </w:p>
+        </w:tc>
+        <w:tc>
+          <w:tcPr>
+            <w:tcW w:type="dxa" w:w="2721"/>
+          </w:tcPr>
+          <w:p>
+            <w:pPr/>
+            <w:r>
+              <w:rPr>
+                <w:sz w:val="18"/>
+              </w:rPr>
+              <w:t>Test Strategy &amp; KPI Dashboard</w:t>
+            </w:r>
+          </w:p>
+        </w:tc>
+      </w:tr>
+      <w:tr>
+        <w:tc>
+          <w:tcPr>
+            <w:tcW w:type="dxa" w:w="1984"/>
+          </w:tcPr>
+          <w:p>
+            <w:pPr/>
+            <w:r>
+              <w:rPr>
+                <w:sz w:val="18"/>
+              </w:rPr>
+              <w:t>6. Data Migration</w:t>
+            </w:r>
+          </w:p>
+        </w:tc>
+        <w:tc>
+          <w:tcPr>
+            <w:tcW w:type="dxa" w:w="680"/>
+          </w:tcPr>
+          <w:p>
+            <w:pPr/>
+            <w:r>
+              <w:rPr>
+                <w:sz w:val="18"/>
+              </w:rPr>
+              <w:t>G6</w:t>
+            </w:r>
+          </w:p>
+        </w:tc>
+        <w:tc>
+          <w:tcPr>
+            <w:tcW w:type="dxa" w:w="3118"/>
+          </w:tcPr>
+          <w:p>
+            <w:pPr/>
+            <w:r>
+              <w:rPr>
+                <w:sz w:val="18"/>
+              </w:rPr>
+              <w:t>Profiling, cleansing, mapping, rehearsals</w:t>
+            </w:r>
+          </w:p>
+        </w:tc>
+        <w:tc>
+          <w:tcPr>
+            <w:tcW w:type="dxa" w:w="2721"/>
+          </w:tcPr>
+          <w:p>
+            <w:pPr/>
+            <w:r>
+              <w:rPr>
+                <w:sz w:val="18"/>
+              </w:rPr>
+              <w:t>Data Quality Scorecard</w:t>
+            </w:r>
+          </w:p>
+        </w:tc>
+      </w:tr>
+      <w:tr>
+        <w:tc>
+          <w:tcPr>
+            <w:tcW w:type="dxa" w:w="1984"/>
+          </w:tcPr>
+          <w:p>
+            <w:pPr/>
+            <w:r>
+              <w:rPr>
+                <w:sz w:val="18"/>
+              </w:rPr>
+              <w:t>7. Cutover</w:t>
+            </w:r>
+          </w:p>
+        </w:tc>
+        <w:tc>
+          <w:tcPr>
+            <w:tcW w:type="dxa" w:w="680"/>
+          </w:tcPr>
+          <w:p>
+            <w:pPr/>
+            <w:r>
+              <w:rPr>
+                <w:sz w:val="18"/>
+              </w:rPr>
+              <w:t>G7</w:t>
+            </w:r>
+          </w:p>
+        </w:tc>
+        <w:tc>
+          <w:tcPr>
+            <w:tcW w:type="dxa" w:w="3118"/>
+          </w:tcPr>
+          <w:p>
+            <w:pPr/>
+            <w:r>
+              <w:rPr>
+                <w:sz w:val="18"/>
+              </w:rPr>
+              <w:t>Runbook, rehearsals, go/no-go decision</w:t>
+            </w:r>
+          </w:p>
+        </w:tc>
+        <w:tc>
+          <w:tcPr>
+            <w:tcW w:type="dxa" w:w="2721"/>
+          </w:tcPr>
+          <w:p>
+            <w:pPr/>
+            <w:r>
+              <w:rPr>
+                <w:sz w:val="18"/>
+              </w:rPr>
+              <w:t>Cutover Runbook</w:t>
+            </w:r>
+          </w:p>
+        </w:tc>
+      </w:tr>
+      <w:tr>
+        <w:tc>
+          <w:tcPr>
+            <w:tcW w:type="dxa" w:w="1984"/>
+          </w:tcPr>
+          <w:p>
+            <w:pPr/>
+            <w:r>
+              <w:rPr>
+                <w:sz w:val="18"/>
+              </w:rPr>
+              <w:t>8. Hypercare</w:t>
+            </w:r>
+          </w:p>
+        </w:tc>
+        <w:tc>
+          <w:tcPr>
+            <w:tcW w:type="dxa" w:w="680"/>
+          </w:tcPr>
+          <w:p>
+            <w:pPr/>
+            <w:r>
+              <w:rPr>
+                <w:sz w:val="18"/>
+              </w:rPr>
+              <w:t>G8</w:t>
+            </w:r>
+          </w:p>
+        </w:tc>
+        <w:tc>
+          <w:tcPr>
+            <w:tcW w:type="dxa" w:w="3118"/>
+          </w:tcPr>
+          <w:p>
+            <w:pPr/>
+            <w:r>
+              <w:rPr>
+                <w:sz w:val="18"/>
+              </w:rPr>
+              <w:t>Stabilisation, steady-state handover</w:t>
+            </w:r>
+          </w:p>
+        </w:tc>
+        <w:tc>
+          <w:tcPr>
+            <w:tcW w:type="dxa" w:w="2721"/>
+          </w:tcPr>
+          <w:p>
+            <w:pPr/>
+            <w:r>
+              <w:rPr>
+                <w:sz w:val="18"/>
+              </w:rPr>
+              <w:t>Operating Model</w:t>
+            </w:r>
+          </w:p>
+        </w:tc>
+      </w:tr>
+    </w:tbl>
+    <w:p>
+      <w:pPr>
+        <w:pStyle w:val="Heading2"/>
+      </w:pPr>
+      <w:r>
+        <w:t>Greenfield vs Re-Implementation</w:t>
+      </w:r>
+    </w:p>
+    <w:tbl>
+      <w:tblPr>
+        <w:tblStyle w:val="LightGrid-Accent1"/>
+        <w:tblW w:type="auto" w:w="0"/>
+        <w:jc w:val="center"/>
+        <w:tblLook w:firstColumn="1" w:firstRow="1" w:lastColumn="0" w:lastRow="0" w:noHBand="0" w:noVBand="1" w:val="04A0"/>
+      </w:tblPr>
+      <w:tblGrid>
+        <w:gridCol w:w="3324"/>
+        <w:gridCol w:w="3324"/>
+        <w:gridCol w:w="3324"/>
+      </w:tblGrid>
+      <w:tr>
+        <w:tc>
+          <w:tcPr>
+            <w:tcW w:type="dxa" w:w="1701"/>
+          </w:tcPr>
+          <w:p>
+            <w:pPr/>
+            <w:r>
+              <w:rPr>
+                <w:b/>
+                <w:sz w:val="18"/>
+              </w:rPr>
+              <w:t>Aspect</w:t>
+            </w:r>
+          </w:p>
+        </w:tc>
+        <w:tc>
+          <w:tcPr>
+            <w:tcW w:type="dxa" w:w="3402"/>
+          </w:tcPr>
+          <w:p>
+            <w:pPr/>
+            <w:r>
+              <w:rPr>
+                <w:b/>
+                <w:sz w:val="18"/>
+              </w:rPr>
+              <w:t>Greenfield</w:t>
+            </w:r>
+          </w:p>
+        </w:tc>
+        <w:tc>
+          <w:tcPr>
+            <w:tcW w:type="dxa" w:w="3402"/>
+          </w:tcPr>
+          <w:p>
+            <w:pPr/>
+            <w:r>
+              <w:rPr>
+                <w:b/>
+                <w:sz w:val="18"/>
+              </w:rPr>
+              <w:t>Re-Implementation</w:t>
+            </w:r>
+          </w:p>
+        </w:tc>
+      </w:tr>
+      <w:tr>
+        <w:tc>
+          <w:tcPr>
+            <w:tcW w:type="dxa" w:w="1701"/>
+          </w:tcPr>
+          <w:p>
+            <w:pPr/>
+            <w:r>
+              <w:rPr>
+                <w:sz w:val="18"/>
+              </w:rPr>
+              <w:t>Lifecycle</w:t>
+            </w:r>
+          </w:p>
+        </w:tc>
+        <w:tc>
+          <w:tcPr>
+            <w:tcW w:type="dxa" w:w="3402"/>
+          </w:tcPr>
+          <w:p>
+            <w:pPr/>
+            <w:r>
+              <w:rPr>
+                <w:sz w:val="18"/>
+              </w:rPr>
+              <w:t>8 stages, linear progression</w:t>
+            </w:r>
+          </w:p>
+        </w:tc>
+        <w:tc>
+          <w:tcPr>
+            <w:tcW w:type="dxa" w:w="3402"/>
+          </w:tcPr>
+          <w:p>
+            <w:pPr/>
+            <w:r>
+              <w:rPr>
+                <w:sz w:val="18"/>
+              </w:rPr>
+              <w:t>Pre-Work + 8 stages, parallel workstreams</w:t>
+            </w:r>
+          </w:p>
+        </w:tc>
+      </w:tr>
+      <w:tr>
+        <w:tc>
+          <w:tcPr>
+            <w:tcW w:type="dxa" w:w="1701"/>
+          </w:tcPr>
+          <w:p>
+            <w:pPr/>
+            <w:r>
+              <w:rPr>
+                <w:sz w:val="18"/>
+              </w:rPr>
+              <w:t>Pre-Work</w:t>
+            </w:r>
+          </w:p>
+        </w:tc>
+        <w:tc>
+          <w:tcPr>
+            <w:tcW w:type="dxa" w:w="3402"/>
+          </w:tcPr>
+          <w:p>
+            <w:pPr/>
+            <w:r>
+              <w:rPr>
+                <w:sz w:val="18"/>
+              </w:rPr>
+              <w:t>N/A</w:t>
+            </w:r>
+          </w:p>
+        </w:tc>
+        <w:tc>
+          <w:tcPr>
+            <w:tcW w:type="dxa" w:w="3402"/>
+          </w:tcPr>
+          <w:p>
+            <w:pPr/>
+            <w:r>
+              <w:rPr>
+                <w:sz w:val="18"/>
+              </w:rPr>
+              <w:t>Legacy assessment, data inventory, freeze planning</w:t>
+            </w:r>
+          </w:p>
+        </w:tc>
+      </w:tr>
+      <w:tr>
+        <w:tc>
+          <w:tcPr>
+            <w:tcW w:type="dxa" w:w="1701"/>
+          </w:tcPr>
+          <w:p>
+            <w:pPr/>
+            <w:r>
+              <w:rPr>
+                <w:sz w:val="18"/>
+              </w:rPr>
+              <w:t>Workstreams</w:t>
+            </w:r>
+          </w:p>
+        </w:tc>
+        <w:tc>
+          <w:tcPr>
+            <w:tcW w:type="dxa" w:w="3402"/>
+          </w:tcPr>
+          <w:p>
+            <w:pPr/>
+            <w:r>
+              <w:rPr>
+                <w:sz w:val="18"/>
+              </w:rPr>
+              <w:t>Sequential (single stream)</w:t>
+            </w:r>
+          </w:p>
+        </w:tc>
+        <w:tc>
+          <w:tcPr>
+            <w:tcW w:type="dxa" w:w="3402"/>
+          </w:tcPr>
+          <w:p>
+            <w:pPr/>
+            <w:r>
+              <w:rPr>
+                <w:sz w:val="18"/>
+              </w:rPr>
+              <w:t>6 parallel: Transact Config, Data Migration, Integration, Process Redesign, Legacy Decommission, Change Mgmt</w:t>
+            </w:r>
+          </w:p>
+        </w:tc>
+      </w:tr>
+      <w:tr>
+        <w:tc>
+          <w:tcPr>
+            <w:tcW w:type="dxa" w:w="1701"/>
+          </w:tcPr>
+          <w:p>
+            <w:pPr/>
+            <w:r>
+              <w:rPr>
+                <w:sz w:val="18"/>
+              </w:rPr>
+              <w:t>Data Migration</w:t>
+            </w:r>
+          </w:p>
+        </w:tc>
+        <w:tc>
+          <w:tcPr>
+            <w:tcW w:type="dxa" w:w="3402"/>
+          </w:tcPr>
+          <w:p>
+            <w:pPr/>
+            <w:r>
+              <w:rPr>
+                <w:sz w:val="18"/>
+              </w:rPr>
+              <w:t>Minimal (reference data only)</w:t>
+            </w:r>
+          </w:p>
+        </w:tc>
+        <w:tc>
+          <w:tcPr>
+            <w:tcW w:type="dxa" w:w="3402"/>
+          </w:tcPr>
+          <w:p>
+            <w:pPr/>
+            <w:r>
+              <w:rPr>
+                <w:sz w:val="18"/>
+              </w:rPr>
+              <w:t>Full: profiling, cleansing, mapping, rehearsals</w:t>
+            </w:r>
+          </w:p>
+        </w:tc>
+      </w:tr>
+      <w:tr>
+        <w:tc>
+          <w:tcPr>
+            <w:tcW w:type="dxa" w:w="1701"/>
+          </w:tcPr>
+          <w:p>
+            <w:pPr/>
+            <w:r>
+              <w:rPr>
+                <w:sz w:val="18"/>
+              </w:rPr>
+              <w:t>Cutover</w:t>
+            </w:r>
+          </w:p>
+        </w:tc>
+        <w:tc>
+          <w:tcPr>
+            <w:tcW w:type="dxa" w:w="3402"/>
+          </w:tcPr>
+          <w:p>
+            <w:pPr/>
+            <w:r>
+              <w:rPr>
+                <w:sz w:val="18"/>
+              </w:rPr>
+              <w:t>Big-bang or phased</w:t>
+            </w:r>
+          </w:p>
+        </w:tc>
+        <w:tc>
+          <w:tcPr>
+            <w:tcW w:type="dxa" w:w="3402"/>
+          </w:tcPr>
+          <w:p>
+            <w:pPr/>
+            <w:r>
+              <w:rPr>
+                <w:sz w:val="18"/>
+              </w:rPr>
+              <w:t>Parallel run, phased migration, legacy decommission</w:t>
+            </w:r>
+          </w:p>
+        </w:tc>
+      </w:tr>
+      <w:tr>
+        <w:tc>
+          <w:tcPr>
+            <w:tcW w:type="dxa" w:w="1701"/>
+          </w:tcPr>
+          <w:p>
+            <w:pPr/>
+            <w:r>
+              <w:rPr>
+                <w:sz w:val="18"/>
+              </w:rPr>
+              <w:t>Extra Stage</w:t>
+            </w:r>
+          </w:p>
+        </w:tc>
+        <w:tc>
+          <w:tcPr>
+            <w:tcW w:type="dxa" w:w="3402"/>
+          </w:tcPr>
+          <w:p>
+            <w:pPr/>
+            <w:r>
+              <w:rPr>
+                <w:sz w:val="18"/>
+              </w:rPr>
+              <w:t>N/A</w:t>
+            </w:r>
+          </w:p>
+        </w:tc>
+        <w:tc>
+          <w:tcPr>
+            <w:tcW w:type="dxa" w:w="3402"/>
+          </w:tcPr>
+          <w:p>
+            <w:pPr/>
+            <w:r>
+              <w:rPr>
+                <w:sz w:val="18"/>
+              </w:rPr>
+              <w:t>Legacy Decommission (Stage 9)</w:t>
+            </w:r>
+          </w:p>
+        </w:tc>
+      </w:tr>
+      <w:tr>
+        <w:tc>
+          <w:tcPr>
+            <w:tcW w:type="dxa" w:w="1701"/>
+          </w:tcPr>
+          <w:p>
+            <w:pPr/>
+            <w:r>
+              <w:rPr>
+                <w:sz w:val="18"/>
+              </w:rPr>
+              <w:t>Key Agents</w:t>
+            </w:r>
+          </w:p>
+        </w:tc>
+        <w:tc>
+          <w:tcPr>
+            <w:tcW w:type="dxa" w:w="3402"/>
+          </w:tcPr>
+          <w:p>
+            <w:pPr/>
+            <w:r>
+              <w:rPr>
+                <w:sz w:val="18"/>
+              </w:rPr>
+              <w:t>design-authority, fit-gap-analyst, integration-architect</w:t>
+            </w:r>
+          </w:p>
+        </w:tc>
+        <w:tc>
+          <w:tcPr>
+            <w:tcW w:type="dxa" w:w="3402"/>
+          </w:tcPr>
+          <w:p>
+            <w:pPr/>
+            <w:r>
+              <w:rPr>
+                <w:sz w:val="18"/>
+              </w:rPr>
+              <w:t>+ data-migration-lead, cutover-manager, process-analyst</w:t>
+            </w:r>
+          </w:p>
+        </w:tc>
+      </w:tr>
+      <w:tr>
+        <w:tc>
+          <w:tcPr>
+            <w:tcW w:type="dxa" w:w="1701"/>
+          </w:tcPr>
+          <w:p>
+            <w:pPr/>
+            <w:r>
+              <w:rPr>
+                <w:sz w:val="18"/>
+              </w:rPr>
+              <w:t>Risk Profile</w:t>
+            </w:r>
+          </w:p>
+        </w:tc>
+        <w:tc>
+          <w:tcPr>
+            <w:tcW w:type="dxa" w:w="3402"/>
+          </w:tcPr>
+          <w:p>
+            <w:pPr/>
+            <w:r>
+              <w:rPr>
+                <w:sz w:val="18"/>
+              </w:rPr>
+              <w:t>Lower (no legacy constraints)</w:t>
+            </w:r>
+          </w:p>
+        </w:tc>
+        <w:tc>
+          <w:tcPr>
+            <w:tcW w:type="dxa" w:w="3402"/>
+          </w:tcPr>
+          <w:p>
+            <w:pPr/>
+            <w:r>
+              <w:rPr>
+                <w:sz w:val="18"/>
+              </w:rPr>
+              <w:t>Higher (data quality, parallel run, integration cutover)</w:t>
             </w:r>
           </w:p>
         </w:tc>
@@ -682,12 +1587,12 @@
         <w:pStyle w:val="Heading1"/>
       </w:pPr>
       <w:r>
-        <w:t>2. AI Agent Capabilities</w:t>
+        <w:t>2. AI Agents by Business Area</w:t>
       </w:r>
     </w:p>
     <w:p>
       <w:r>
-        <w:t>The Implementation Team OS deploys 11 specialised AI agents, each mapped to a core competency. Agents own specific artefact folders and are active during defined lifecycle stages. Each agent will be workshopped individually with full skills, scope, inputs, outputs, and examples.</w:t>
+        <w:t>Eleven AI agents support the implementation lifecycle. Each agent owns specific artefacts, has defined skills, and hands off to downstream agents following a structured protocol.</w:t>
       </w:r>
     </w:p>
     <w:p>
@@ -706,95 +1611,85 @@
         <w:tblLook w:firstColumn="1" w:firstRow="1" w:lastColumn="0" w:lastRow="0" w:noHBand="0" w:noVBand="1" w:val="04A0"/>
       </w:tblPr>
       <w:tblGrid>
-        <w:gridCol w:w="1568"/>
-        <w:gridCol w:w="1568"/>
-        <w:gridCol w:w="1568"/>
-        <w:gridCol w:w="1568"/>
-        <w:gridCol w:w="1568"/>
-        <w:gridCol w:w="1568"/>
+        <w:gridCol w:w="1994"/>
+        <w:gridCol w:w="1994"/>
+        <w:gridCol w:w="1994"/>
+        <w:gridCol w:w="1994"/>
+        <w:gridCol w:w="1994"/>
       </w:tblGrid>
       <w:tr>
         <w:tc>
           <w:tcPr>
-            <w:tcW w:type="dxa" w:w="1568"/>
-          </w:tcPr>
-          <w:p>
+            <w:tcW w:type="dxa" w:w="1701"/>
+          </w:tcPr>
+          <w:p>
+            <w:pPr/>
             <w:r>
               <w:rPr>
                 <w:b/>
                 <w:sz w:val="18"/>
               </w:rPr>
-              <w:t>#</w:t>
-            </w:r>
-          </w:p>
-        </w:tc>
-        <w:tc>
-          <w:tcPr>
-            <w:tcW w:type="dxa" w:w="1568"/>
-          </w:tcPr>
-          <w:p>
+              <w:t>Agent</w:t>
+            </w:r>
+          </w:p>
+        </w:tc>
+        <w:tc>
+          <w:tcPr>
+            <w:tcW w:type="dxa" w:w="1984"/>
+          </w:tcPr>
+          <w:p>
+            <w:pPr/>
             <w:r>
               <w:rPr>
                 <w:b/>
                 <w:sz w:val="18"/>
               </w:rPr>
-              <w:t>Agent</w:t>
-            </w:r>
-          </w:p>
-        </w:tc>
-        <w:tc>
-          <w:tcPr>
-            <w:tcW w:type="dxa" w:w="1568"/>
-          </w:tcPr>
-          <w:p>
+              <w:t>BIAN Coverage</w:t>
+            </w:r>
+          </w:p>
+        </w:tc>
+        <w:tc>
+          <w:tcPr>
+            <w:tcW w:type="dxa" w:w="850"/>
+          </w:tcPr>
+          <w:p>
+            <w:pPr/>
             <w:r>
               <w:rPr>
                 <w:b/>
                 <w:sz w:val="18"/>
               </w:rPr>
-              <w:t>Codename</w:t>
-            </w:r>
-          </w:p>
-        </w:tc>
-        <w:tc>
-          <w:tcPr>
-            <w:tcW w:type="dxa" w:w="1568"/>
-          </w:tcPr>
-          <w:p>
+              <w:t>Stages</w:t>
+            </w:r>
+          </w:p>
+        </w:tc>
+        <w:tc>
+          <w:tcPr>
+            <w:tcW w:type="dxa" w:w="1984"/>
+          </w:tcPr>
+          <w:p>
+            <w:pPr/>
             <w:r>
               <w:rPr>
                 <w:b/>
                 <w:sz w:val="18"/>
               </w:rPr>
-              <w:t>Competency</w:t>
-            </w:r>
-          </w:p>
-        </w:tc>
-        <w:tc>
-          <w:tcPr>
-            <w:tcW w:type="dxa" w:w="1568"/>
-          </w:tcPr>
-          <w:p>
+              <w:t>Owns</w:t>
+            </w:r>
+          </w:p>
+        </w:tc>
+        <w:tc>
+          <w:tcPr>
+            <w:tcW w:type="dxa" w:w="1701"/>
+          </w:tcPr>
+          <w:p>
+            <w:pPr/>
             <w:r>
               <w:rPr>
                 <w:b/>
                 <w:sz w:val="18"/>
               </w:rPr>
-              <w:t>Active Stages</w:t>
-            </w:r>
-          </w:p>
-        </w:tc>
-        <w:tc>
-          <w:tcPr>
-            <w:tcW w:type="dxa" w:w="1568"/>
-          </w:tcPr>
-          <w:p>
-            <w:r>
-              <w:rPr>
-                <w:b/>
-                <w:sz w:val="18"/>
-              </w:rPr>
-              <w:t>Key Deliverables</w:t>
+              <w:t>Greenfield / Re-Impl</w:t>
             </w:r>
           </w:p>
         </w:tc>
@@ -802,22 +1697,10 @@
       <w:tr>
         <w:tc>
           <w:tcPr>
-            <w:tcW w:type="dxa" w:w="1568"/>
-          </w:tcPr>
-          <w:p>
-            <w:r>
-              <w:rPr>
-                <w:sz w:val="18"/>
-              </w:rPr>
-              <w:t>1</w:t>
-            </w:r>
-          </w:p>
-        </w:tc>
-        <w:tc>
-          <w:tcPr>
-            <w:tcW w:type="dxa" w:w="1568"/>
-          </w:tcPr>
-          <w:p>
+            <w:tcW w:type="dxa" w:w="1701"/>
+          </w:tcPr>
+          <w:p>
+            <w:pPr/>
             <w:r>
               <w:rPr>
                 <w:sz w:val="18"/>
@@ -828,53 +1711,57 @@
         </w:tc>
         <w:tc>
           <w:tcPr>
-            <w:tcW w:type="dxa" w:w="1568"/>
-          </w:tcPr>
-          <w:p>
-            <w:r>
-              <w:rPr>
-                <w:sz w:val="18"/>
-              </w:rPr>
-              <w:t>Architect Agent</w:t>
-            </w:r>
-          </w:p>
-        </w:tc>
-        <w:tc>
-          <w:tcPr>
-            <w:tcW w:type="dxa" w:w="1568"/>
-          </w:tcPr>
-          <w:p>
-            <w:r>
-              <w:rPr>
-                <w:sz w:val="18"/>
-              </w:rPr>
-              <w:t>Target-State Architecture &amp; ADRs</w:t>
-            </w:r>
-          </w:p>
-        </w:tc>
-        <w:tc>
-          <w:tcPr>
-            <w:tcW w:type="dxa" w:w="1568"/>
-          </w:tcPr>
-          <w:p>
-            <w:r>
-              <w:rPr>
-                <w:sz w:val="18"/>
-              </w:rPr>
-              <w:t>3, 4, 5, 6</w:t>
-            </w:r>
-          </w:p>
-        </w:tc>
-        <w:tc>
-          <w:tcPr>
-            <w:tcW w:type="dxa" w:w="1568"/>
-          </w:tcPr>
-          <w:p>
-            <w:r>
-              <w:rPr>
-                <w:sz w:val="18"/>
-              </w:rPr>
-              <w:t>ADRs, capability map, component model, security architecture</w:t>
+            <w:tcW w:type="dxa" w:w="1984"/>
+          </w:tcPr>
+          <w:p>
+            <w:pPr/>
+            <w:r>
+              <w:rPr>
+                <w:sz w:val="18"/>
+              </w:rPr>
+              <w:t>Enterprise Architecture</w:t>
+            </w:r>
+          </w:p>
+        </w:tc>
+        <w:tc>
+          <w:tcPr>
+            <w:tcW w:type="dxa" w:w="850"/>
+          </w:tcPr>
+          <w:p>
+            <w:pPr/>
+            <w:r>
+              <w:rPr>
+                <w:sz w:val="18"/>
+              </w:rPr>
+              <w:t>3,4,5,6</w:t>
+            </w:r>
+          </w:p>
+        </w:tc>
+        <w:tc>
+          <w:tcPr>
+            <w:tcW w:type="dxa" w:w="1984"/>
+          </w:tcPr>
+          <w:p>
+            <w:pPr/>
+            <w:r>
+              <w:rPr>
+                <w:sz w:val="18"/>
+              </w:rPr>
+              <w:t>ADRs, Target-State Arch</w:t>
+            </w:r>
+          </w:p>
+        </w:tc>
+        <w:tc>
+          <w:tcPr>
+            <w:tcW w:type="dxa" w:w="1701"/>
+          </w:tcPr>
+          <w:p>
+            <w:pPr/>
+            <w:r>
+              <w:rPr>
+                <w:sz w:val="18"/>
+              </w:rPr>
+              <w:t>Both</w:t>
             </w:r>
           </w:p>
         </w:tc>
@@ -882,22 +1769,10 @@
       <w:tr>
         <w:tc>
           <w:tcPr>
-            <w:tcW w:type="dxa" w:w="1568"/>
-          </w:tcPr>
-          <w:p>
-            <w:r>
-              <w:rPr>
-                <w:sz w:val="18"/>
-              </w:rPr>
-              <w:t>2</w:t>
-            </w:r>
-          </w:p>
-        </w:tc>
-        <w:tc>
-          <w:tcPr>
-            <w:tcW w:type="dxa" w:w="1568"/>
-          </w:tcPr>
-          <w:p>
+            <w:tcW w:type="dxa" w:w="1701"/>
+          </w:tcPr>
+          <w:p>
+            <w:pPr/>
             <w:r>
               <w:rPr>
                 <w:sz w:val="18"/>
@@ -908,53 +1783,57 @@
         </w:tc>
         <w:tc>
           <w:tcPr>
-            <w:tcW w:type="dxa" w:w="1568"/>
-          </w:tcPr>
-          <w:p>
-            <w:r>
-              <w:rPr>
-                <w:sz w:val="18"/>
-              </w:rPr>
-              <w:t>Integration Agent</w:t>
-            </w:r>
-          </w:p>
-        </w:tc>
-        <w:tc>
-          <w:tcPr>
-            <w:tcW w:type="dxa" w:w="1568"/>
-          </w:tcPr>
-          <w:p>
-            <w:r>
-              <w:rPr>
-                <w:sz w:val="18"/>
-              </w:rPr>
-              <w:t>RESTful &amp; Event-Driven Integration</w:t>
-            </w:r>
-          </w:p>
-        </w:tc>
-        <w:tc>
-          <w:tcPr>
-            <w:tcW w:type="dxa" w:w="1568"/>
-          </w:tcPr>
-          <w:p>
-            <w:r>
-              <w:rPr>
-                <w:sz w:val="18"/>
-              </w:rPr>
-              <w:t>3, 4, 5</w:t>
-            </w:r>
-          </w:p>
-        </w:tc>
-        <w:tc>
-          <w:tcPr>
-            <w:tcW w:type="dxa" w:w="1568"/>
-          </w:tcPr>
-          <w:p>
-            <w:r>
-              <w:rPr>
-                <w:sz w:val="18"/>
-              </w:rPr>
-              <w:t>Integration register, API/event contracts, SLA matrix</w:t>
+            <w:tcW w:type="dxa" w:w="1984"/>
+          </w:tcPr>
+          <w:p>
+            <w:pPr/>
+            <w:r>
+              <w:rPr>
+                <w:sz w:val="18"/>
+              </w:rPr>
+              <w:t>Channels, Enterprise Services</w:t>
+            </w:r>
+          </w:p>
+        </w:tc>
+        <w:tc>
+          <w:tcPr>
+            <w:tcW w:type="dxa" w:w="850"/>
+          </w:tcPr>
+          <w:p>
+            <w:pPr/>
+            <w:r>
+              <w:rPr>
+                <w:sz w:val="18"/>
+              </w:rPr>
+              <w:t>3,4,5</w:t>
+            </w:r>
+          </w:p>
+        </w:tc>
+        <w:tc>
+          <w:tcPr>
+            <w:tcW w:type="dxa" w:w="1984"/>
+          </w:tcPr>
+          <w:p>
+            <w:pPr/>
+            <w:r>
+              <w:rPr>
+                <w:sz w:val="18"/>
+              </w:rPr>
+              <w:t>Integration Dependency Map</w:t>
+            </w:r>
+          </w:p>
+        </w:tc>
+        <w:tc>
+          <w:tcPr>
+            <w:tcW w:type="dxa" w:w="1701"/>
+          </w:tcPr>
+          <w:p>
+            <w:pPr/>
+            <w:r>
+              <w:rPr>
+                <w:sz w:val="18"/>
+              </w:rPr>
+              <w:t>Both</w:t>
             </w:r>
           </w:p>
         </w:tc>
@@ -962,79 +1841,71 @@
       <w:tr>
         <w:tc>
           <w:tcPr>
-            <w:tcW w:type="dxa" w:w="1568"/>
-          </w:tcPr>
-          <w:p>
-            <w:r>
-              <w:rPr>
-                <w:sz w:val="18"/>
-              </w:rPr>
-              <w:t>3</w:t>
-            </w:r>
-          </w:p>
-        </w:tc>
-        <w:tc>
-          <w:tcPr>
-            <w:tcW w:type="dxa" w:w="1568"/>
-          </w:tcPr>
-          <w:p>
-            <w:r>
-              <w:rPr>
-                <w:sz w:val="18"/>
-              </w:rPr>
-              <w:t>test-strategist</w:t>
-            </w:r>
-          </w:p>
-        </w:tc>
-        <w:tc>
-          <w:tcPr>
-            <w:tcW w:type="dxa" w:w="1568"/>
-          </w:tcPr>
-          <w:p>
-            <w:r>
-              <w:rPr>
-                <w:sz w:val="18"/>
-              </w:rPr>
-              <w:t>Quality Agent</w:t>
-            </w:r>
-          </w:p>
-        </w:tc>
-        <w:tc>
-          <w:tcPr>
-            <w:tcW w:type="dxa" w:w="1568"/>
-          </w:tcPr>
-          <w:p>
-            <w:r>
-              <w:rPr>
-                <w:sz w:val="18"/>
-              </w:rPr>
-              <w:t>Acceptance Criteria &amp; Evaluations</w:t>
-            </w:r>
-          </w:p>
-        </w:tc>
-        <w:tc>
-          <w:tcPr>
-            <w:tcW w:type="dxa" w:w="1568"/>
-          </w:tcPr>
-          <w:p>
-            <w:r>
-              <w:rPr>
-                <w:sz w:val="18"/>
-              </w:rPr>
-              <w:t>3, 5</w:t>
-            </w:r>
-          </w:p>
-        </w:tc>
-        <w:tc>
-          <w:tcPr>
-            <w:tcW w:type="dxa" w:w="1568"/>
-          </w:tcPr>
-          <w:p>
-            <w:r>
-              <w:rPr>
-                <w:sz w:val="18"/>
-              </w:rPr>
-              <w:t>Test strategy, KPI dashboard, defect taxonomy</w:t>
+            <w:tcW w:type="dxa" w:w="1701"/>
+          </w:tcPr>
+          <w:p>
+            <w:pPr/>
+            <w:r>
+              <w:rPr>
+                <w:sz w:val="18"/>
+              </w:rPr>
+              <w:t>fit-gap-analyst</w:t>
+            </w:r>
+          </w:p>
+        </w:tc>
+        <w:tc>
+          <w:tcPr>
+            <w:tcW w:type="dxa" w:w="1984"/>
+          </w:tcPr>
+          <w:p>
+            <w:pPr/>
+            <w:r>
+              <w:rPr>
+                <w:sz w:val="18"/>
+              </w:rPr>
+              <w:t>Product Management, Lending</w:t>
+            </w:r>
+          </w:p>
+        </w:tc>
+        <w:tc>
+          <w:tcPr>
+            <w:tcW w:type="dxa" w:w="850"/>
+          </w:tcPr>
+          <w:p>
+            <w:pPr/>
+            <w:r>
+              <w:rPr>
+                <w:sz w:val="18"/>
+              </w:rPr>
+              <w:t>2,3,4</w:t>
+            </w:r>
+          </w:p>
+        </w:tc>
+        <w:tc>
+          <w:tcPr>
+            <w:tcW w:type="dxa" w:w="1984"/>
+          </w:tcPr>
+          <w:p>
+            <w:pPr/>
+            <w:r>
+              <w:rPr>
+                <w:sz w:val="18"/>
+              </w:rPr>
+              <w:t>Fit-Gap Register</w:t>
+            </w:r>
+          </w:p>
+        </w:tc>
+        <w:tc>
+          <w:tcPr>
+            <w:tcW w:type="dxa" w:w="1701"/>
+          </w:tcPr>
+          <w:p>
+            <w:pPr/>
+            <w:r>
+              <w:rPr>
+                <w:sz w:val="18"/>
+              </w:rPr>
+              <w:t>Both</w:t>
             </w:r>
           </w:p>
         </w:tc>
@@ -1042,79 +1913,71 @@
       <w:tr>
         <w:tc>
           <w:tcPr>
-            <w:tcW w:type="dxa" w:w="1568"/>
-          </w:tcPr>
-          <w:p>
-            <w:r>
-              <w:rPr>
-                <w:sz w:val="18"/>
-              </w:rPr>
-              <w:t>4</w:t>
-            </w:r>
-          </w:p>
-        </w:tc>
-        <w:tc>
-          <w:tcPr>
-            <w:tcW w:type="dxa" w:w="1568"/>
-          </w:tcPr>
-          <w:p>
-            <w:r>
-              <w:rPr>
-                <w:sz w:val="18"/>
-              </w:rPr>
-              <w:t>integration-orchestrator</w:t>
-            </w:r>
-          </w:p>
-        </w:tc>
-        <w:tc>
-          <w:tcPr>
-            <w:tcW w:type="dxa" w:w="1568"/>
-          </w:tcPr>
-          <w:p>
-            <w:r>
-              <w:rPr>
-                <w:sz w:val="18"/>
-              </w:rPr>
-              <w:t>Orchestration Agent</w:t>
-            </w:r>
-          </w:p>
-        </w:tc>
-        <w:tc>
-          <w:tcPr>
-            <w:tcW w:type="dxa" w:w="1568"/>
-          </w:tcPr>
-          <w:p>
-            <w:r>
-              <w:rPr>
-                <w:sz w:val="18"/>
-              </w:rPr>
-              <w:t>Stakeholder &amp; Vendor Orchestration</w:t>
-            </w:r>
-          </w:p>
-        </w:tc>
-        <w:tc>
-          <w:tcPr>
-            <w:tcW w:type="dxa" w:w="1568"/>
-          </w:tcPr>
-          <w:p>
-            <w:r>
-              <w:rPr>
-                <w:sz w:val="18"/>
-              </w:rPr>
-              <w:t>All</w:t>
-            </w:r>
-          </w:p>
-        </w:tc>
-        <w:tc>
-          <w:tcPr>
-            <w:tcW w:type="dxa" w:w="1568"/>
-          </w:tcPr>
-          <w:p>
-            <w:r>
-              <w:rPr>
-                <w:sz w:val="18"/>
-              </w:rPr>
-              <w:t>Stakeholder maps, comms plans, vendor management</w:t>
+            <w:tcW w:type="dxa" w:w="1701"/>
+          </w:tcPr>
+          <w:p>
+            <w:pPr/>
+            <w:r>
+              <w:rPr>
+                <w:sz w:val="18"/>
+              </w:rPr>
+              <w:t>test-strategist</w:t>
+            </w:r>
+          </w:p>
+        </w:tc>
+        <w:tc>
+          <w:tcPr>
+            <w:tcW w:type="dxa" w:w="1984"/>
+          </w:tcPr>
+          <w:p>
+            <w:pPr/>
+            <w:r>
+              <w:rPr>
+                <w:sz w:val="18"/>
+              </w:rPr>
+              <w:t>All areas (quality assurance)</w:t>
+            </w:r>
+          </w:p>
+        </w:tc>
+        <w:tc>
+          <w:tcPr>
+            <w:tcW w:type="dxa" w:w="850"/>
+          </w:tcPr>
+          <w:p>
+            <w:pPr/>
+            <w:r>
+              <w:rPr>
+                <w:sz w:val="18"/>
+              </w:rPr>
+              <w:t>3,5</w:t>
+            </w:r>
+          </w:p>
+        </w:tc>
+        <w:tc>
+          <w:tcPr>
+            <w:tcW w:type="dxa" w:w="1984"/>
+          </w:tcPr>
+          <w:p>
+            <w:pPr/>
+            <w:r>
+              <w:rPr>
+                <w:sz w:val="18"/>
+              </w:rPr>
+              <w:t>Test Strategy &amp; KPI Dashboard</w:t>
+            </w:r>
+          </w:p>
+        </w:tc>
+        <w:tc>
+          <w:tcPr>
+            <w:tcW w:type="dxa" w:w="1701"/>
+          </w:tcPr>
+          <w:p>
+            <w:pPr/>
+            <w:r>
+              <w:rPr>
+                <w:sz w:val="18"/>
+              </w:rPr>
+              <w:t>Both</w:t>
             </w:r>
           </w:p>
         </w:tc>
@@ -1122,79 +1985,71 @@
       <w:tr>
         <w:tc>
           <w:tcPr>
-            <w:tcW w:type="dxa" w:w="1568"/>
-          </w:tcPr>
-          <w:p>
-            <w:r>
-              <w:rPr>
-                <w:sz w:val="18"/>
-              </w:rPr>
-              <w:t>5</w:t>
-            </w:r>
-          </w:p>
-        </w:tc>
-        <w:tc>
-          <w:tcPr>
-            <w:tcW w:type="dxa" w:w="1568"/>
-          </w:tcPr>
-          <w:p>
-            <w:r>
-              <w:rPr>
-                <w:sz w:val="18"/>
-              </w:rPr>
-              <w:t>fit-gap-analyst</w:t>
-            </w:r>
-          </w:p>
-        </w:tc>
-        <w:tc>
-          <w:tcPr>
-            <w:tcW w:type="dxa" w:w="1568"/>
-          </w:tcPr>
-          <w:p>
-            <w:r>
-              <w:rPr>
-                <w:sz w:val="18"/>
-              </w:rPr>
-              <w:t>Governance Agent</w:t>
-            </w:r>
-          </w:p>
-        </w:tc>
-        <w:tc>
-          <w:tcPr>
-            <w:tcW w:type="dxa" w:w="1568"/>
-          </w:tcPr>
-          <w:p>
-            <w:r>
-              <w:rPr>
-                <w:sz w:val="18"/>
-              </w:rPr>
-              <w:t>Fit-Gap &amp; Customisation Governance</w:t>
-            </w:r>
-          </w:p>
-        </w:tc>
-        <w:tc>
-          <w:tcPr>
-            <w:tcW w:type="dxa" w:w="1568"/>
-          </w:tcPr>
-          <w:p>
-            <w:r>
-              <w:rPr>
-                <w:sz w:val="18"/>
-              </w:rPr>
-              <w:t>2, 3, 4</w:t>
-            </w:r>
-          </w:p>
-        </w:tc>
-        <w:tc>
-          <w:tcPr>
-            <w:tcW w:type="dxa" w:w="1568"/>
-          </w:tcPr>
-          <w:p>
-            <w:r>
-              <w:rPr>
-                <w:sz w:val="18"/>
-              </w:rPr>
-              <w:t>Fit-gap register, customisation budget, module assessments</w:t>
+            <w:tcW w:type="dxa" w:w="1701"/>
+          </w:tcPr>
+          <w:p>
+            <w:pPr/>
+            <w:r>
+              <w:rPr>
+                <w:sz w:val="18"/>
+              </w:rPr>
+              <w:t>programme-governance</w:t>
+            </w:r>
+          </w:p>
+        </w:tc>
+        <w:tc>
+          <w:tcPr>
+            <w:tcW w:type="dxa" w:w="1984"/>
+          </w:tcPr>
+          <w:p>
+            <w:pPr/>
+            <w:r>
+              <w:rPr>
+                <w:sz w:val="18"/>
+              </w:rPr>
+              <w:t>All areas (governance)</w:t>
+            </w:r>
+          </w:p>
+        </w:tc>
+        <w:tc>
+          <w:tcPr>
+            <w:tcW w:type="dxa" w:w="850"/>
+          </w:tcPr>
+          <w:p>
+            <w:pPr/>
+            <w:r>
+              <w:rPr>
+                <w:sz w:val="18"/>
+              </w:rPr>
+              <w:t>All</w:t>
+            </w:r>
+          </w:p>
+        </w:tc>
+        <w:tc>
+          <w:tcPr>
+            <w:tcW w:type="dxa" w:w="1984"/>
+          </w:tcPr>
+          <w:p>
+            <w:pPr/>
+            <w:r>
+              <w:rPr>
+                <w:sz w:val="18"/>
+              </w:rPr>
+              <w:t>Lifecycle, Stage Gates</w:t>
+            </w:r>
+          </w:p>
+        </w:tc>
+        <w:tc>
+          <w:tcPr>
+            <w:tcW w:type="dxa" w:w="1701"/>
+          </w:tcPr>
+          <w:p>
+            <w:pPr/>
+            <w:r>
+              <w:rPr>
+                <w:sz w:val="18"/>
+              </w:rPr>
+              <w:t>Both</w:t>
             </w:r>
           </w:p>
         </w:tc>
@@ -1202,61 +2057,38 @@
       <w:tr>
         <w:tc>
           <w:tcPr>
-            <w:tcW w:type="dxa" w:w="1568"/>
-          </w:tcPr>
-          <w:p>
-            <w:r>
-              <w:rPr>
-                <w:sz w:val="18"/>
-              </w:rPr>
-              <w:t>6</w:t>
-            </w:r>
-          </w:p>
-        </w:tc>
-        <w:tc>
-          <w:tcPr>
-            <w:tcW w:type="dxa" w:w="1568"/>
-          </w:tcPr>
-          <w:p>
-            <w:r>
-              <w:rPr>
-                <w:sz w:val="18"/>
-              </w:rPr>
-              <w:t>programme-governance</w:t>
-            </w:r>
-          </w:p>
-        </w:tc>
-        <w:tc>
-          <w:tcPr>
-            <w:tcW w:type="dxa" w:w="1568"/>
-          </w:tcPr>
-          <w:p>
-            <w:r>
-              <w:rPr>
-                <w:sz w:val="18"/>
-              </w:rPr>
-              <w:t>Programme Agent</w:t>
-            </w:r>
-          </w:p>
-        </w:tc>
-        <w:tc>
-          <w:tcPr>
-            <w:tcW w:type="dxa" w:w="1568"/>
-          </w:tcPr>
-          <w:p>
-            <w:r>
-              <w:rPr>
-                <w:sz w:val="18"/>
-              </w:rPr>
-              <w:t>Programme Structuring &amp; Agile at Scale</w:t>
-            </w:r>
-          </w:p>
-        </w:tc>
-        <w:tc>
-          <w:tcPr>
-            <w:tcW w:type="dxa" w:w="1568"/>
-          </w:tcPr>
-          <w:p>
+            <w:tcW w:type="dxa" w:w="1701"/>
+          </w:tcPr>
+          <w:p>
+            <w:pPr/>
+            <w:r>
+              <w:rPr>
+                <w:sz w:val="18"/>
+              </w:rPr>
+              <w:t>dashboard-reporting</w:t>
+            </w:r>
+          </w:p>
+        </w:tc>
+        <w:tc>
+          <w:tcPr>
+            <w:tcW w:type="dxa" w:w="1984"/>
+          </w:tcPr>
+          <w:p>
+            <w:pPr/>
+            <w:r>
+              <w:rPr>
+                <w:sz w:val="18"/>
+              </w:rPr>
+              <w:t>All areas (reporting)</w:t>
+            </w:r>
+          </w:p>
+        </w:tc>
+        <w:tc>
+          <w:tcPr>
+            <w:tcW w:type="dxa" w:w="850"/>
+          </w:tcPr>
+          <w:p>
+            <w:pPr/>
             <w:r>
               <w:rPr>
                 <w:sz w:val="18"/>
@@ -1267,14 +2099,29 @@
         </w:tc>
         <w:tc>
           <w:tcPr>
-            <w:tcW w:type="dxa" w:w="1568"/>
-          </w:tcPr>
-          <w:p>
-            <w:r>
-              <w:rPr>
-                <w:sz w:val="18"/>
-              </w:rPr>
-              <w:t>Charter, cadences, RAID, DORA metrics, roadmap</w:t>
+            <w:tcW w:type="dxa" w:w="1984"/>
+          </w:tcPr>
+          <w:p>
+            <w:pPr/>
+            <w:r>
+              <w:rPr>
+                <w:sz w:val="18"/>
+              </w:rPr>
+              <w:t>Analytics, STAGE-STATUS</w:t>
+            </w:r>
+          </w:p>
+        </w:tc>
+        <w:tc>
+          <w:tcPr>
+            <w:tcW w:type="dxa" w:w="1701"/>
+          </w:tcPr>
+          <w:p>
+            <w:pPr/>
+            <w:r>
+              <w:rPr>
+                <w:sz w:val="18"/>
+              </w:rPr>
+              <w:t>Both</w:t>
             </w:r>
           </w:p>
         </w:tc>
@@ -1282,79 +2129,71 @@
       <w:tr>
         <w:tc>
           <w:tcPr>
-            <w:tcW w:type="dxa" w:w="1568"/>
-          </w:tcPr>
-          <w:p>
-            <w:r>
-              <w:rPr>
-                <w:sz w:val="18"/>
-              </w:rPr>
-              <w:t>7</w:t>
-            </w:r>
-          </w:p>
-        </w:tc>
-        <w:tc>
-          <w:tcPr>
-            <w:tcW w:type="dxa" w:w="1568"/>
-          </w:tcPr>
-          <w:p>
-            <w:r>
-              <w:rPr>
-                <w:sz w:val="18"/>
-              </w:rPr>
-              <w:t>data-migration-lead</w:t>
-            </w:r>
-          </w:p>
-        </w:tc>
-        <w:tc>
-          <w:tcPr>
-            <w:tcW w:type="dxa" w:w="1568"/>
-          </w:tcPr>
-          <w:p>
-            <w:r>
-              <w:rPr>
-                <w:sz w:val="18"/>
-              </w:rPr>
-              <w:t>Data Agent</w:t>
-            </w:r>
-          </w:p>
-        </w:tc>
-        <w:tc>
-          <w:tcPr>
-            <w:tcW w:type="dxa" w:w="1568"/>
-          </w:tcPr>
-          <w:p>
-            <w:r>
-              <w:rPr>
-                <w:sz w:val="18"/>
-              </w:rPr>
-              <w:t>Data Migration &amp; Quality Assurance</w:t>
-            </w:r>
-          </w:p>
-        </w:tc>
-        <w:tc>
-          <w:tcPr>
-            <w:tcW w:type="dxa" w:w="1568"/>
-          </w:tcPr>
-          <w:p>
-            <w:r>
-              <w:rPr>
-                <w:sz w:val="18"/>
-              </w:rPr>
-              <w:t>2, 5, 6</w:t>
-            </w:r>
-          </w:p>
-        </w:tc>
-        <w:tc>
-          <w:tcPr>
-            <w:tcW w:type="dxa" w:w="1568"/>
-          </w:tcPr>
-          <w:p>
-            <w:r>
-              <w:rPr>
-                <w:sz w:val="18"/>
-              </w:rPr>
-              <w:t>Quality scorecard, mapping specs, rehearsal results</w:t>
+            <w:tcW w:type="dxa" w:w="1701"/>
+          </w:tcPr>
+          <w:p>
+            <w:pPr/>
+            <w:r>
+              <w:rPr>
+                <w:sz w:val="18"/>
+              </w:rPr>
+              <w:t>integration-orchestrator</w:t>
+            </w:r>
+          </w:p>
+        </w:tc>
+        <w:tc>
+          <w:tcPr>
+            <w:tcW w:type="dxa" w:w="1984"/>
+          </w:tcPr>
+          <w:p>
+            <w:pPr/>
+            <w:r>
+              <w:rPr>
+                <w:sz w:val="18"/>
+              </w:rPr>
+              <w:t>All areas (coordination)</w:t>
+            </w:r>
+          </w:p>
+        </w:tc>
+        <w:tc>
+          <w:tcPr>
+            <w:tcW w:type="dxa" w:w="850"/>
+          </w:tcPr>
+          <w:p>
+            <w:pPr/>
+            <w:r>
+              <w:rPr>
+                <w:sz w:val="18"/>
+              </w:rPr>
+              <w:t>All</w:t>
+            </w:r>
+          </w:p>
+        </w:tc>
+        <w:tc>
+          <w:tcPr>
+            <w:tcW w:type="dxa" w:w="1984"/>
+          </w:tcPr>
+          <w:p>
+            <w:pPr/>
+            <w:r>
+              <w:rPr>
+                <w:sz w:val="18"/>
+              </w:rPr>
+              <w:t>Pipeline coordination</w:t>
+            </w:r>
+          </w:p>
+        </w:tc>
+        <w:tc>
+          <w:tcPr>
+            <w:tcW w:type="dxa" w:w="1701"/>
+          </w:tcPr>
+          <w:p>
+            <w:pPr/>
+            <w:r>
+              <w:rPr>
+                <w:sz w:val="18"/>
+              </w:rPr>
+              <w:t>Both</w:t>
             </w:r>
           </w:p>
         </w:tc>
@@ -1362,79 +2201,71 @@
       <w:tr>
         <w:tc>
           <w:tcPr>
-            <w:tcW w:type="dxa" w:w="1568"/>
-          </w:tcPr>
-          <w:p>
-            <w:r>
-              <w:rPr>
-                <w:sz w:val="18"/>
-              </w:rPr>
-              <w:t>8</w:t>
-            </w:r>
-          </w:p>
-        </w:tc>
-        <w:tc>
-          <w:tcPr>
-            <w:tcW w:type="dxa" w:w="1568"/>
-          </w:tcPr>
-          <w:p>
-            <w:r>
-              <w:rPr>
-                <w:sz w:val="18"/>
-              </w:rPr>
-              <w:t>process-analyst</w:t>
-            </w:r>
-          </w:p>
-        </w:tc>
-        <w:tc>
-          <w:tcPr>
-            <w:tcW w:type="dxa" w:w="1568"/>
-          </w:tcPr>
-          <w:p>
-            <w:r>
-              <w:rPr>
-                <w:sz w:val="18"/>
-              </w:rPr>
-              <w:t>Process Agent</w:t>
-            </w:r>
-          </w:p>
-        </w:tc>
-        <w:tc>
-          <w:tcPr>
-            <w:tcW w:type="dxa" w:w="1568"/>
-          </w:tcPr>
-          <w:p>
-            <w:r>
-              <w:rPr>
-                <w:sz w:val="18"/>
-              </w:rPr>
-              <w:t>Business Process Alignment &amp; Redesign</w:t>
-            </w:r>
-          </w:p>
-        </w:tc>
-        <w:tc>
-          <w:tcPr>
-            <w:tcW w:type="dxa" w:w="1568"/>
-          </w:tcPr>
-          <w:p>
-            <w:r>
-              <w:rPr>
-                <w:sz w:val="18"/>
-              </w:rPr>
-              <w:t>1, 2, 3</w:t>
-            </w:r>
-          </w:p>
-        </w:tc>
-        <w:tc>
-          <w:tcPr>
-            <w:tcW w:type="dxa" w:w="1568"/>
-          </w:tcPr>
-          <w:p>
-            <w:r>
-              <w:rPr>
-                <w:sz w:val="18"/>
-              </w:rPr>
-              <w:t>Process flows, BPMN diagrams, fit-gap linkage</w:t>
+            <w:tcW w:type="dxa" w:w="1701"/>
+          </w:tcPr>
+          <w:p>
+            <w:pPr/>
+            <w:r>
+              <w:rPr>
+                <w:sz w:val="18"/>
+              </w:rPr>
+              <w:t>operating-model</w:t>
+            </w:r>
+          </w:p>
+        </w:tc>
+        <w:tc>
+          <w:tcPr>
+            <w:tcW w:type="dxa" w:w="1984"/>
+          </w:tcPr>
+          <w:p>
+            <w:pPr/>
+            <w:r>
+              <w:rPr>
+                <w:sz w:val="18"/>
+              </w:rPr>
+              <w:t>Enterprise (run-state)</w:t>
+            </w:r>
+          </w:p>
+        </w:tc>
+        <w:tc>
+          <w:tcPr>
+            <w:tcW w:type="dxa" w:w="850"/>
+          </w:tcPr>
+          <w:p>
+            <w:pPr/>
+            <w:r>
+              <w:rPr>
+                <w:sz w:val="18"/>
+              </w:rPr>
+              <w:t>3,8</w:t>
+            </w:r>
+          </w:p>
+        </w:tc>
+        <w:tc>
+          <w:tcPr>
+            <w:tcW w:type="dxa" w:w="1984"/>
+          </w:tcPr>
+          <w:p>
+            <w:pPr/>
+            <w:r>
+              <w:rPr>
+                <w:sz w:val="18"/>
+              </w:rPr>
+              <w:t>Post-Go-Live Operating Model</w:t>
+            </w:r>
+          </w:p>
+        </w:tc>
+        <w:tc>
+          <w:tcPr>
+            <w:tcW w:type="dxa" w:w="1701"/>
+          </w:tcPr>
+          <w:p>
+            <w:pPr/>
+            <w:r>
+              <w:rPr>
+                <w:sz w:val="18"/>
+              </w:rPr>
+              <w:t>Both</w:t>
             </w:r>
           </w:p>
         </w:tc>
@@ -1442,79 +2273,71 @@
       <w:tr>
         <w:tc>
           <w:tcPr>
-            <w:tcW w:type="dxa" w:w="1568"/>
-          </w:tcPr>
-          <w:p>
-            <w:r>
-              <w:rPr>
-                <w:sz w:val="18"/>
-              </w:rPr>
-              <w:t>9</w:t>
-            </w:r>
-          </w:p>
-        </w:tc>
-        <w:tc>
-          <w:tcPr>
-            <w:tcW w:type="dxa" w:w="1568"/>
-          </w:tcPr>
-          <w:p>
-            <w:r>
-              <w:rPr>
-                <w:sz w:val="18"/>
-              </w:rPr>
-              <w:t>operating-model</w:t>
-            </w:r>
-          </w:p>
-        </w:tc>
-        <w:tc>
-          <w:tcPr>
-            <w:tcW w:type="dxa" w:w="1568"/>
-          </w:tcPr>
-          <w:p>
-            <w:r>
-              <w:rPr>
-                <w:sz w:val="18"/>
-              </w:rPr>
-              <w:t>Operating Model Agent</w:t>
-            </w:r>
-          </w:p>
-        </w:tc>
-        <w:tc>
-          <w:tcPr>
-            <w:tcW w:type="dxa" w:w="1568"/>
-          </w:tcPr>
-          <w:p>
-            <w:r>
-              <w:rPr>
-                <w:sz w:val="18"/>
-              </w:rPr>
-              <w:t>Post-Transformation Operating Model</w:t>
-            </w:r>
-          </w:p>
-        </w:tc>
-        <w:tc>
-          <w:tcPr>
-            <w:tcW w:type="dxa" w:w="1568"/>
-          </w:tcPr>
-          <w:p>
-            <w:r>
-              <w:rPr>
-                <w:sz w:val="18"/>
-              </w:rPr>
-              <w:t>3, 8</w:t>
-            </w:r>
-          </w:p>
-        </w:tc>
-        <w:tc>
-          <w:tcPr>
-            <w:tcW w:type="dxa" w:w="1568"/>
-          </w:tcPr>
-          <w:p>
-            <w:r>
-              <w:rPr>
-                <w:sz w:val="18"/>
-              </w:rPr>
-              <w:t>Support tiers, incident mgmt, hypercare plan</w:t>
+            <w:tcW w:type="dxa" w:w="1701"/>
+          </w:tcPr>
+          <w:p>
+            <w:pPr/>
+            <w:r>
+              <w:rPr>
+                <w:sz w:val="18"/>
+              </w:rPr>
+              <w:t>data-migration-lead</w:t>
+            </w:r>
+          </w:p>
+        </w:tc>
+        <w:tc>
+          <w:tcPr>
+            <w:tcW w:type="dxa" w:w="1984"/>
+          </w:tcPr>
+          <w:p>
+            <w:pPr/>
+            <w:r>
+              <w:rPr>
+                <w:sz w:val="18"/>
+              </w:rPr>
+              <w:t>All areas (data quality)</w:t>
+            </w:r>
+          </w:p>
+        </w:tc>
+        <w:tc>
+          <w:tcPr>
+            <w:tcW w:type="dxa" w:w="850"/>
+          </w:tcPr>
+          <w:p>
+            <w:pPr/>
+            <w:r>
+              <w:rPr>
+                <w:sz w:val="18"/>
+              </w:rPr>
+              <w:t>2,5,6</w:t>
+            </w:r>
+          </w:p>
+        </w:tc>
+        <w:tc>
+          <w:tcPr>
+            <w:tcW w:type="dxa" w:w="1984"/>
+          </w:tcPr>
+          <w:p>
+            <w:pPr/>
+            <w:r>
+              <w:rPr>
+                <w:sz w:val="18"/>
+              </w:rPr>
+              <w:t>Data Quality Scorecard</w:t>
+            </w:r>
+          </w:p>
+        </w:tc>
+        <w:tc>
+          <w:tcPr>
+            <w:tcW w:type="dxa" w:w="1701"/>
+          </w:tcPr>
+          <w:p>
+            <w:pPr/>
+            <w:r>
+              <w:rPr>
+                <w:sz w:val="18"/>
+              </w:rPr>
+              <w:t>Re-Impl primary</w:t>
             </w:r>
           </w:p>
         </w:tc>
@@ -1522,22 +2345,10 @@
       <w:tr>
         <w:tc>
           <w:tcPr>
-            <w:tcW w:type="dxa" w:w="1568"/>
-          </w:tcPr>
-          <w:p>
-            <w:r>
-              <w:rPr>
-                <w:sz w:val="18"/>
-              </w:rPr>
-              <w:t>10</w:t>
-            </w:r>
-          </w:p>
-        </w:tc>
-        <w:tc>
-          <w:tcPr>
-            <w:tcW w:type="dxa" w:w="1568"/>
-          </w:tcPr>
-          <w:p>
+            <w:tcW w:type="dxa" w:w="1701"/>
+          </w:tcPr>
+          <w:p>
+            <w:pPr/>
             <w:r>
               <w:rPr>
                 <w:sz w:val="18"/>
@@ -1548,53 +2359,57 @@
         </w:tc>
         <w:tc>
           <w:tcPr>
-            <w:tcW w:type="dxa" w:w="1568"/>
-          </w:tcPr>
-          <w:p>
-            <w:r>
-              <w:rPr>
-                <w:sz w:val="18"/>
-              </w:rPr>
-              <w:t>Cutover Agent</w:t>
-            </w:r>
-          </w:p>
-        </w:tc>
-        <w:tc>
-          <w:tcPr>
-            <w:tcW w:type="dxa" w:w="1568"/>
-          </w:tcPr>
-          <w:p>
-            <w:r>
-              <w:rPr>
-                <w:sz w:val="18"/>
-              </w:rPr>
-              <w:t>Programme Structuring (Cutover)</w:t>
-            </w:r>
-          </w:p>
-        </w:tc>
-        <w:tc>
-          <w:tcPr>
-            <w:tcW w:type="dxa" w:w="1568"/>
-          </w:tcPr>
-          <w:p>
-            <w:r>
-              <w:rPr>
-                <w:sz w:val="18"/>
-              </w:rPr>
-              <w:t>5, 6, 7</w:t>
-            </w:r>
-          </w:p>
-        </w:tc>
-        <w:tc>
-          <w:tcPr>
-            <w:tcW w:type="dxa" w:w="1568"/>
-          </w:tcPr>
-          <w:p>
-            <w:r>
-              <w:rPr>
-                <w:sz w:val="18"/>
-              </w:rPr>
-              <w:t>Runbook, go/no-go, rehearsal log, checklist</w:t>
+            <w:tcW w:type="dxa" w:w="1984"/>
+          </w:tcPr>
+          <w:p>
+            <w:pPr/>
+            <w:r>
+              <w:rPr>
+                <w:sz w:val="18"/>
+              </w:rPr>
+              <w:t>All areas (cutover)</w:t>
+            </w:r>
+          </w:p>
+        </w:tc>
+        <w:tc>
+          <w:tcPr>
+            <w:tcW w:type="dxa" w:w="850"/>
+          </w:tcPr>
+          <w:p>
+            <w:pPr/>
+            <w:r>
+              <w:rPr>
+                <w:sz w:val="18"/>
+              </w:rPr>
+              <w:t>5,6,7</w:t>
+            </w:r>
+          </w:p>
+        </w:tc>
+        <w:tc>
+          <w:tcPr>
+            <w:tcW w:type="dxa" w:w="1984"/>
+          </w:tcPr>
+          <w:p>
+            <w:pPr/>
+            <w:r>
+              <w:rPr>
+                <w:sz w:val="18"/>
+              </w:rPr>
+              <w:t>Cutover Runbook</w:t>
+            </w:r>
+          </w:p>
+        </w:tc>
+        <w:tc>
+          <w:tcPr>
+            <w:tcW w:type="dxa" w:w="1701"/>
+          </w:tcPr>
+          <w:p>
+            <w:pPr/>
+            <w:r>
+              <w:rPr>
+                <w:sz w:val="18"/>
+              </w:rPr>
+              <w:t>Re-Impl primary</w:t>
             </w:r>
           </w:p>
         </w:tc>
@@ -1602,79 +2417,71 @@
       <w:tr>
         <w:tc>
           <w:tcPr>
-            <w:tcW w:type="dxa" w:w="1568"/>
-          </w:tcPr>
-          <w:p>
-            <w:r>
-              <w:rPr>
-                <w:sz w:val="18"/>
-              </w:rPr>
-              <w:t>11</w:t>
-            </w:r>
-          </w:p>
-        </w:tc>
-        <w:tc>
-          <w:tcPr>
-            <w:tcW w:type="dxa" w:w="1568"/>
-          </w:tcPr>
-          <w:p>
-            <w:r>
-              <w:rPr>
-                <w:sz w:val="18"/>
-              </w:rPr>
-              <w:t>dashboard-reporting</w:t>
-            </w:r>
-          </w:p>
-        </w:tc>
-        <w:tc>
-          <w:tcPr>
-            <w:tcW w:type="dxa" w:w="1568"/>
-          </w:tcPr>
-          <w:p>
-            <w:r>
-              <w:rPr>
-                <w:sz w:val="18"/>
-              </w:rPr>
-              <w:t>Reporting Agent</w:t>
-            </w:r>
-          </w:p>
-        </w:tc>
-        <w:tc>
-          <w:tcPr>
-            <w:tcW w:type="dxa" w:w="1568"/>
-          </w:tcPr>
-          <w:p>
-            <w:r>
-              <w:rPr>
-                <w:sz w:val="18"/>
-              </w:rPr>
-              <w:t>Implementation KPIs &amp; Reporting</w:t>
-            </w:r>
-          </w:p>
-        </w:tc>
-        <w:tc>
-          <w:tcPr>
-            <w:tcW w:type="dxa" w:w="1568"/>
-          </w:tcPr>
-          <w:p>
-            <w:r>
-              <w:rPr>
-                <w:sz w:val="18"/>
-              </w:rPr>
-              <w:t>All</w:t>
-            </w:r>
-          </w:p>
-        </w:tc>
-        <w:tc>
-          <w:tcPr>
-            <w:tcW w:type="dxa" w:w="1568"/>
-          </w:tcPr>
-          <w:p>
-            <w:r>
-              <w:rPr>
-                <w:sz w:val="18"/>
-              </w:rPr>
-              <w:t>Programme dashboards, exec summaries, health scores</w:t>
+            <w:tcW w:type="dxa" w:w="1701"/>
+          </w:tcPr>
+          <w:p>
+            <w:pPr/>
+            <w:r>
+              <w:rPr>
+                <w:sz w:val="18"/>
+              </w:rPr>
+              <w:t>process-analyst</w:t>
+            </w:r>
+          </w:p>
+        </w:tc>
+        <w:tc>
+          <w:tcPr>
+            <w:tcW w:type="dxa" w:w="1984"/>
+          </w:tcPr>
+          <w:p>
+            <w:pPr/>
+            <w:r>
+              <w:rPr>
+                <w:sz w:val="18"/>
+              </w:rPr>
+              <w:t>Customer Mgmt, Payments</w:t>
+            </w:r>
+          </w:p>
+        </w:tc>
+        <w:tc>
+          <w:tcPr>
+            <w:tcW w:type="dxa" w:w="850"/>
+          </w:tcPr>
+          <w:p>
+            <w:pPr/>
+            <w:r>
+              <w:rPr>
+                <w:sz w:val="18"/>
+              </w:rPr>
+              <w:t>1,2,3</w:t>
+            </w:r>
+          </w:p>
+        </w:tc>
+        <w:tc>
+          <w:tcPr>
+            <w:tcW w:type="dxa" w:w="1984"/>
+          </w:tcPr>
+          <w:p>
+            <w:pPr/>
+            <w:r>
+              <w:rPr>
+                <w:sz w:val="18"/>
+              </w:rPr>
+              <w:t>Business Process Library</w:t>
+            </w:r>
+          </w:p>
+        </w:tc>
+        <w:tc>
+          <w:tcPr>
+            <w:tcW w:type="dxa" w:w="1701"/>
+          </w:tcPr>
+          <w:p>
+            <w:pPr/>
+            <w:r>
+              <w:rPr>
+                <w:sz w:val="18"/>
+              </w:rPr>
+              <w:t>Re-Impl primary</w:t>
             </w:r>
           </w:p>
         </w:tc>
@@ -1685,12 +2492,655 @@
         <w:pStyle w:val="Heading2"/>
       </w:pPr>
       <w:r>
-        <w:t>Agent Collaboration Model</w:t>
+        <w:t>Agent Hand-off Protocol</w:t>
       </w:r>
     </w:p>
     <w:p>
       <w:r>
-        <w:t>Agents hand off between stages: process-analyst feeds fit-gap-analyst in Stage 2; fit-gap-analyst feeds design-authority and integration-architect in Stage 3; design-authority governs customisation decisions through Stage 4; data-migration-lead and test-strategist validate in Stages 5–6; cutover-manager executes in Stage 7; operating-model takes over in Stage 8. dashboard-reporting and integration-orchestrator operate across all stages.</w:t>
+        <w:t>Artefacts move between agents through a 4-step protocol: Trigger Event → Source Agent writes artefact → Target Agent reads &amp; acknowledges → Status updated in STAGE-STATUS.md.</w:t>
+      </w:r>
+    </w:p>
+    <w:tbl>
+      <w:tblPr>
+        <w:tblStyle w:val="LightGrid-Accent1"/>
+        <w:tblW w:type="auto" w:w="0"/>
+        <w:jc w:val="center"/>
+        <w:tblLook w:firstColumn="1" w:firstRow="1" w:lastColumn="0" w:lastRow="0" w:noHBand="0" w:noVBand="1" w:val="04A0"/>
+      </w:tblPr>
+      <w:tblGrid>
+        <w:gridCol w:w="2493"/>
+        <w:gridCol w:w="2493"/>
+        <w:gridCol w:w="2493"/>
+        <w:gridCol w:w="2493"/>
+      </w:tblGrid>
+      <w:tr>
+        <w:tc>
+          <w:tcPr>
+            <w:tcW w:type="dxa" w:w="1984"/>
+          </w:tcPr>
+          <w:p>
+            <w:pPr/>
+            <w:r>
+              <w:rPr>
+                <w:b/>
+                <w:sz w:val="18"/>
+              </w:rPr>
+              <w:t>Source Agent</w:t>
+            </w:r>
+          </w:p>
+        </w:tc>
+        <w:tc>
+          <w:tcPr>
+            <w:tcW w:type="dxa" w:w="1984"/>
+          </w:tcPr>
+          <w:p>
+            <w:pPr/>
+            <w:r>
+              <w:rPr>
+                <w:b/>
+                <w:sz w:val="18"/>
+              </w:rPr>
+              <w:t>Target Agent</w:t>
+            </w:r>
+          </w:p>
+        </w:tc>
+        <w:tc>
+          <w:tcPr>
+            <w:tcW w:type="dxa" w:w="2268"/>
+          </w:tcPr>
+          <w:p>
+            <w:pPr/>
+            <w:r>
+              <w:rPr>
+                <w:b/>
+                <w:sz w:val="18"/>
+              </w:rPr>
+              <w:t>Artefact</w:t>
+            </w:r>
+          </w:p>
+        </w:tc>
+        <w:tc>
+          <w:tcPr>
+            <w:tcW w:type="dxa" w:w="2268"/>
+          </w:tcPr>
+          <w:p>
+            <w:pPr/>
+            <w:r>
+              <w:rPr>
+                <w:b/>
+                <w:sz w:val="18"/>
+              </w:rPr>
+              <w:t>Trigger</w:t>
+            </w:r>
+          </w:p>
+        </w:tc>
+      </w:tr>
+      <w:tr>
+        <w:tc>
+          <w:tcPr>
+            <w:tcW w:type="dxa" w:w="1984"/>
+          </w:tcPr>
+          <w:p>
+            <w:pPr/>
+            <w:r>
+              <w:rPr>
+                <w:sz w:val="18"/>
+              </w:rPr>
+              <w:t>fit-gap-analyst</w:t>
+            </w:r>
+          </w:p>
+        </w:tc>
+        <w:tc>
+          <w:tcPr>
+            <w:tcW w:type="dxa" w:w="1984"/>
+          </w:tcPr>
+          <w:p>
+            <w:pPr/>
+            <w:r>
+              <w:rPr>
+                <w:sz w:val="18"/>
+              </w:rPr>
+              <w:t>design-authority</w:t>
+            </w:r>
+          </w:p>
+        </w:tc>
+        <w:tc>
+          <w:tcPr>
+            <w:tcW w:type="dxa" w:w="2268"/>
+          </w:tcPr>
+          <w:p>
+            <w:pPr/>
+            <w:r>
+              <w:rPr>
+                <w:sz w:val="18"/>
+              </w:rPr>
+              <w:t>Fit-Gap Register</w:t>
+            </w:r>
+          </w:p>
+        </w:tc>
+        <w:tc>
+          <w:tcPr>
+            <w:tcW w:type="dxa" w:w="2268"/>
+          </w:tcPr>
+          <w:p>
+            <w:pPr/>
+            <w:r>
+              <w:rPr>
+                <w:sz w:val="18"/>
+              </w:rPr>
+              <w:t>Stage 2 gate passed</w:t>
+            </w:r>
+          </w:p>
+        </w:tc>
+      </w:tr>
+      <w:tr>
+        <w:tc>
+          <w:tcPr>
+            <w:tcW w:type="dxa" w:w="1984"/>
+          </w:tcPr>
+          <w:p>
+            <w:pPr/>
+            <w:r>
+              <w:rPr>
+                <w:sz w:val="18"/>
+              </w:rPr>
+              <w:t>fit-gap-analyst</w:t>
+            </w:r>
+          </w:p>
+        </w:tc>
+        <w:tc>
+          <w:tcPr>
+            <w:tcW w:type="dxa" w:w="1984"/>
+          </w:tcPr>
+          <w:p>
+            <w:pPr/>
+            <w:r>
+              <w:rPr>
+                <w:sz w:val="18"/>
+              </w:rPr>
+              <w:t>integration-architect</w:t>
+            </w:r>
+          </w:p>
+        </w:tc>
+        <w:tc>
+          <w:tcPr>
+            <w:tcW w:type="dxa" w:w="2268"/>
+          </w:tcPr>
+          <w:p>
+            <w:pPr/>
+            <w:r>
+              <w:rPr>
+                <w:sz w:val="18"/>
+              </w:rPr>
+              <w:t>Customisation list</w:t>
+            </w:r>
+          </w:p>
+        </w:tc>
+        <w:tc>
+          <w:tcPr>
+            <w:tcW w:type="dxa" w:w="2268"/>
+          </w:tcPr>
+          <w:p>
+            <w:pPr/>
+            <w:r>
+              <w:rPr>
+                <w:sz w:val="18"/>
+              </w:rPr>
+              <w:t>Stage 2 gate passed</w:t>
+            </w:r>
+          </w:p>
+        </w:tc>
+      </w:tr>
+      <w:tr>
+        <w:tc>
+          <w:tcPr>
+            <w:tcW w:type="dxa" w:w="1984"/>
+          </w:tcPr>
+          <w:p>
+            <w:pPr/>
+            <w:r>
+              <w:rPr>
+                <w:sz w:val="18"/>
+              </w:rPr>
+              <w:t>design-authority</w:t>
+            </w:r>
+          </w:p>
+        </w:tc>
+        <w:tc>
+          <w:tcPr>
+            <w:tcW w:type="dxa" w:w="1984"/>
+          </w:tcPr>
+          <w:p>
+            <w:pPr/>
+            <w:r>
+              <w:rPr>
+                <w:sz w:val="18"/>
+              </w:rPr>
+              <w:t>integration-architect</w:t>
+            </w:r>
+          </w:p>
+        </w:tc>
+        <w:tc>
+          <w:tcPr>
+            <w:tcW w:type="dxa" w:w="2268"/>
+          </w:tcPr>
+          <w:p>
+            <w:pPr/>
+            <w:r>
+              <w:rPr>
+                <w:sz w:val="18"/>
+              </w:rPr>
+              <w:t>ADR Register</w:t>
+            </w:r>
+          </w:p>
+        </w:tc>
+        <w:tc>
+          <w:tcPr>
+            <w:tcW w:type="dxa" w:w="2268"/>
+          </w:tcPr>
+          <w:p>
+            <w:pPr/>
+            <w:r>
+              <w:rPr>
+                <w:sz w:val="18"/>
+              </w:rPr>
+              <w:t>ADR signed off</w:t>
+            </w:r>
+          </w:p>
+        </w:tc>
+      </w:tr>
+      <w:tr>
+        <w:tc>
+          <w:tcPr>
+            <w:tcW w:type="dxa" w:w="1984"/>
+          </w:tcPr>
+          <w:p>
+            <w:pPr/>
+            <w:r>
+              <w:rPr>
+                <w:sz w:val="18"/>
+              </w:rPr>
+              <w:t>integration-architect</w:t>
+            </w:r>
+          </w:p>
+        </w:tc>
+        <w:tc>
+          <w:tcPr>
+            <w:tcW w:type="dxa" w:w="1984"/>
+          </w:tcPr>
+          <w:p>
+            <w:pPr/>
+            <w:r>
+              <w:rPr>
+                <w:sz w:val="18"/>
+              </w:rPr>
+              <w:t>data-migration-lead</w:t>
+            </w:r>
+          </w:p>
+        </w:tc>
+        <w:tc>
+          <w:tcPr>
+            <w:tcW w:type="dxa" w:w="2268"/>
+          </w:tcPr>
+          <w:p>
+            <w:pPr/>
+            <w:r>
+              <w:rPr>
+                <w:sz w:val="18"/>
+              </w:rPr>
+              <w:t>Integration Register</w:t>
+            </w:r>
+          </w:p>
+        </w:tc>
+        <w:tc>
+          <w:tcPr>
+            <w:tcW w:type="dxa" w:w="2268"/>
+          </w:tcPr>
+          <w:p>
+            <w:pPr/>
+            <w:r>
+              <w:rPr>
+                <w:sz w:val="18"/>
+              </w:rPr>
+              <w:t>Stage 3 gate passed</w:t>
+            </w:r>
+          </w:p>
+        </w:tc>
+      </w:tr>
+      <w:tr>
+        <w:tc>
+          <w:tcPr>
+            <w:tcW w:type="dxa" w:w="1984"/>
+          </w:tcPr>
+          <w:p>
+            <w:pPr/>
+            <w:r>
+              <w:rPr>
+                <w:sz w:val="18"/>
+              </w:rPr>
+              <w:t>integration-architect</w:t>
+            </w:r>
+          </w:p>
+        </w:tc>
+        <w:tc>
+          <w:tcPr>
+            <w:tcW w:type="dxa" w:w="1984"/>
+          </w:tcPr>
+          <w:p>
+            <w:pPr/>
+            <w:r>
+              <w:rPr>
+                <w:sz w:val="18"/>
+              </w:rPr>
+              <w:t>test-strategist</w:t>
+            </w:r>
+          </w:p>
+        </w:tc>
+        <w:tc>
+          <w:tcPr>
+            <w:tcW w:type="dxa" w:w="2268"/>
+          </w:tcPr>
+          <w:p>
+            <w:pPr/>
+            <w:r>
+              <w:rPr>
+                <w:sz w:val="18"/>
+              </w:rPr>
+              <w:t>API Contracts</w:t>
+            </w:r>
+          </w:p>
+        </w:tc>
+        <w:tc>
+          <w:tcPr>
+            <w:tcW w:type="dxa" w:w="2268"/>
+          </w:tcPr>
+          <w:p>
+            <w:pPr/>
+            <w:r>
+              <w:rPr>
+                <w:sz w:val="18"/>
+              </w:rPr>
+              <w:t>Stage 3 gate passed</w:t>
+            </w:r>
+          </w:p>
+        </w:tc>
+      </w:tr>
+      <w:tr>
+        <w:tc>
+          <w:tcPr>
+            <w:tcW w:type="dxa" w:w="1984"/>
+          </w:tcPr>
+          <w:p>
+            <w:pPr/>
+            <w:r>
+              <w:rPr>
+                <w:sz w:val="18"/>
+              </w:rPr>
+              <w:t>data-migration-lead</w:t>
+            </w:r>
+          </w:p>
+        </w:tc>
+        <w:tc>
+          <w:tcPr>
+            <w:tcW w:type="dxa" w:w="1984"/>
+          </w:tcPr>
+          <w:p>
+            <w:pPr/>
+            <w:r>
+              <w:rPr>
+                <w:sz w:val="18"/>
+              </w:rPr>
+              <w:t>cutover-manager</w:t>
+            </w:r>
+          </w:p>
+        </w:tc>
+        <w:tc>
+          <w:tcPr>
+            <w:tcW w:type="dxa" w:w="2268"/>
+          </w:tcPr>
+          <w:p>
+            <w:pPr/>
+            <w:r>
+              <w:rPr>
+                <w:sz w:val="18"/>
+              </w:rPr>
+              <w:t>Migration Strategy</w:t>
+            </w:r>
+          </w:p>
+        </w:tc>
+        <w:tc>
+          <w:tcPr>
+            <w:tcW w:type="dxa" w:w="2268"/>
+          </w:tcPr>
+          <w:p>
+            <w:pPr/>
+            <w:r>
+              <w:rPr>
+                <w:sz w:val="18"/>
+              </w:rPr>
+              <w:t>Stage 6 gate passed</w:t>
+            </w:r>
+          </w:p>
+        </w:tc>
+      </w:tr>
+      <w:tr>
+        <w:tc>
+          <w:tcPr>
+            <w:tcW w:type="dxa" w:w="1984"/>
+          </w:tcPr>
+          <w:p>
+            <w:pPr/>
+            <w:r>
+              <w:rPr>
+                <w:sz w:val="18"/>
+              </w:rPr>
+              <w:t>test-strategist</w:t>
+            </w:r>
+          </w:p>
+        </w:tc>
+        <w:tc>
+          <w:tcPr>
+            <w:tcW w:type="dxa" w:w="1984"/>
+          </w:tcPr>
+          <w:p>
+            <w:pPr/>
+            <w:r>
+              <w:rPr>
+                <w:sz w:val="18"/>
+              </w:rPr>
+              <w:t>cutover-manager</w:t>
+            </w:r>
+          </w:p>
+        </w:tc>
+        <w:tc>
+          <w:tcPr>
+            <w:tcW w:type="dxa" w:w="2268"/>
+          </w:tcPr>
+          <w:p>
+            <w:pPr/>
+            <w:r>
+              <w:rPr>
+                <w:sz w:val="18"/>
+              </w:rPr>
+              <w:t>Entry/Exit Criteria</w:t>
+            </w:r>
+          </w:p>
+        </w:tc>
+        <w:tc>
+          <w:tcPr>
+            <w:tcW w:type="dxa" w:w="2268"/>
+          </w:tcPr>
+          <w:p>
+            <w:pPr/>
+            <w:r>
+              <w:rPr>
+                <w:sz w:val="18"/>
+              </w:rPr>
+              <w:t>Stage 5 gate passed</w:t>
+            </w:r>
+          </w:p>
+        </w:tc>
+      </w:tr>
+      <w:tr>
+        <w:tc>
+          <w:tcPr>
+            <w:tcW w:type="dxa" w:w="1984"/>
+          </w:tcPr>
+          <w:p>
+            <w:pPr/>
+            <w:r>
+              <w:rPr>
+                <w:sz w:val="18"/>
+              </w:rPr>
+              <w:t>cutover-manager</w:t>
+            </w:r>
+          </w:p>
+        </w:tc>
+        <w:tc>
+          <w:tcPr>
+            <w:tcW w:type="dxa" w:w="1984"/>
+          </w:tcPr>
+          <w:p>
+            <w:pPr/>
+            <w:r>
+              <w:rPr>
+                <w:sz w:val="18"/>
+              </w:rPr>
+              <w:t>operating-model</w:t>
+            </w:r>
+          </w:p>
+        </w:tc>
+        <w:tc>
+          <w:tcPr>
+            <w:tcW w:type="dxa" w:w="2268"/>
+          </w:tcPr>
+          <w:p>
+            <w:pPr/>
+            <w:r>
+              <w:rPr>
+                <w:sz w:val="18"/>
+              </w:rPr>
+              <w:t>Runbook</w:t>
+            </w:r>
+          </w:p>
+        </w:tc>
+        <w:tc>
+          <w:tcPr>
+            <w:tcW w:type="dxa" w:w="2268"/>
+          </w:tcPr>
+          <w:p>
+            <w:pPr/>
+            <w:r>
+              <w:rPr>
+                <w:sz w:val="18"/>
+              </w:rPr>
+              <w:t>Stage 7 gate passed</w:t>
+            </w:r>
+          </w:p>
+        </w:tc>
+      </w:tr>
+    </w:tbl>
+    <w:p>
+      <w:pPr>
+        <w:pStyle w:val="Heading2"/>
+      </w:pPr>
+      <w:r>
+        <w:t>Agent Activation Criteria</w:t>
+      </w:r>
+    </w:p>
+    <w:p>
+      <w:r>
+        <w:t>An agent is activated (status: active) only when ALL of the following are met:</w:t>
+      </w:r>
+    </w:p>
+    <w:p>
+      <w:pPr>
+        <w:pStyle w:val="ListBullet"/>
+      </w:pPr>
+      <w:r>
+        <w:rPr>
+          <w:b/>
+          <w:sz w:val="20"/>
+        </w:rPr>
+        <w:t xml:space="preserve">1. All skills have examples — </w:t>
+      </w:r>
+      <w:r>
+        <w:rPr>
+          <w:sz w:val="20"/>
+        </w:rPr>
+        <w:t>Each skill has at least 1 worked example with sample inputs and expected outputs</w:t>
+      </w:r>
+    </w:p>
+    <w:p>
+      <w:pPr>
+        <w:pStyle w:val="ListBullet"/>
+      </w:pPr>
+      <w:r>
+        <w:rPr>
+          <w:b/>
+          <w:sz w:val="20"/>
+        </w:rPr>
+        <w:t xml:space="preserve">2. Test programme artefact — </w:t>
+      </w:r>
+      <w:r>
+        <w:rPr>
+          <w:sz w:val="20"/>
+        </w:rPr>
+        <w:t>pipeline/active/test-&lt;agent&gt;/ contains a real artefact matching the template</w:t>
+      </w:r>
+    </w:p>
+    <w:p>
+      <w:pPr>
+        <w:pStyle w:val="ListBullet"/>
+      </w:pPr>
+      <w:r>
+        <w:rPr>
+          <w:b/>
+          <w:sz w:val="20"/>
+        </w:rPr>
+        <w:t xml:space="preserve">3. Hand-off validated — </w:t>
+      </w:r>
+      <w:r>
+        <w:rPr>
+          <w:sz w:val="20"/>
+        </w:rPr>
+        <w:t>A hand-off entry exists in STAGE-STATUS.md with status ✅ Acknowledged</w:t>
+      </w:r>
+    </w:p>
+    <w:p>
+      <w:pPr>
+        <w:pStyle w:val="ListBullet"/>
+      </w:pPr>
+      <w:r>
+        <w:rPr>
+          <w:b/>
+          <w:sz w:val="20"/>
+        </w:rPr>
+        <w:t xml:space="preserve">4. SKILLS-INVENTORY.md updated — </w:t>
+      </w:r>
+      <w:r>
+        <w:rPr>
+          <w:sz w:val="20"/>
+        </w:rPr>
+        <w:t>All of the agent's skills show status ✅ Complete in the inventory</w:t>
+      </w:r>
+    </w:p>
+    <w:p>
+      <w:pPr>
+        <w:pStyle w:val="ListBullet"/>
+      </w:pPr>
+      <w:r>
+        <w:rPr>
+          <w:b/>
+          <w:sz w:val="20"/>
+        </w:rPr>
+        <w:t xml:space="preserve">5. Agent file fully defined — </w:t>
+      </w:r>
+      <w:r>
+        <w:rPr>
+          <w:sz w:val="20"/>
+        </w:rPr>
+        <w:t>agents/&lt;name&gt;.agent.md contains full definition, not just a stub</w:t>
       </w:r>
     </w:p>
     <w:p>
@@ -1703,12 +3153,12 @@
         <w:pStyle w:val="Heading1"/>
       </w:pPr>
       <w:r>
-        <w:t>3. Artefacts &amp; Deliverables</w:t>
+        <w:t>3. Artefacts &amp; Service Domain Evidence</w:t>
       </w:r>
     </w:p>
     <w:p>
       <w:r>
-        <w:t>The repo contains 8 artefact template folders, each with 5–8 constituent deliverable files. These are gold-standard templates; programme-specific copies live in pipeline/active/&lt;programme&gt;/artefacts/.</w:t>
+        <w:t>Each of the 8 artefact folders contains 5-8 constituent deliverable files that serve as evidence of service domain implementation. Programme-specific copies live in pipeline/active/&lt;programme&gt;/artefacts/.</w:t>
       </w:r>
     </w:p>
     <w:p>
@@ -1727,18 +3177,20 @@
         <w:tblLook w:firstColumn="1" w:firstRow="1" w:lastColumn="0" w:lastRow="0" w:noHBand="0" w:noVBand="1" w:val="04A0"/>
       </w:tblPr>
       <w:tblGrid>
-        <w:gridCol w:w="1881"/>
-        <w:gridCol w:w="1881"/>
-        <w:gridCol w:w="1881"/>
-        <w:gridCol w:w="1881"/>
-        <w:gridCol w:w="1881"/>
+        <w:gridCol w:w="1662"/>
+        <w:gridCol w:w="1662"/>
+        <w:gridCol w:w="1662"/>
+        <w:gridCol w:w="1662"/>
+        <w:gridCol w:w="1662"/>
+        <w:gridCol w:w="1662"/>
       </w:tblGrid>
       <w:tr>
         <w:tc>
           <w:tcPr>
-            <w:tcW w:type="dxa" w:w="1881"/>
-          </w:tcPr>
-          <w:p>
+            <w:tcW w:type="dxa" w:w="454"/>
+          </w:tcPr>
+          <w:p>
+            <w:pPr/>
             <w:r>
               <w:rPr>
                 <w:b/>
@@ -1750,23 +3202,25 @@
         </w:tc>
         <w:tc>
           <w:tcPr>
-            <w:tcW w:type="dxa" w:w="1881"/>
-          </w:tcPr>
-          <w:p>
+            <w:tcW w:type="dxa" w:w="1701"/>
+          </w:tcPr>
+          <w:p>
+            <w:pPr/>
             <w:r>
               <w:rPr>
                 <w:b/>
                 <w:sz w:val="18"/>
               </w:rPr>
-              <w:t>Artefact Folder</w:t>
-            </w:r>
-          </w:p>
-        </w:tc>
-        <w:tc>
-          <w:tcPr>
-            <w:tcW w:type="dxa" w:w="1881"/>
-          </w:tcPr>
-          <w:p>
+              <w:t>Artefact</w:t>
+            </w:r>
+          </w:p>
+        </w:tc>
+        <w:tc>
+          <w:tcPr>
+            <w:tcW w:type="dxa" w:w="567"/>
+          </w:tcPr>
+          <w:p>
+            <w:pPr/>
             <w:r>
               <w:rPr>
                 <w:b/>
@@ -1778,9 +3232,10 @@
         </w:tc>
         <w:tc>
           <w:tcPr>
-            <w:tcW w:type="dxa" w:w="1881"/>
-          </w:tcPr>
-          <w:p>
+            <w:tcW w:type="dxa" w:w="1701"/>
+          </w:tcPr>
+          <w:p>
+            <w:pPr/>
             <w:r>
               <w:rPr>
                 <w:b/>
@@ -1792,15 +3247,31 @@
         </w:tc>
         <w:tc>
           <w:tcPr>
-            <w:tcW w:type="dxa" w:w="1881"/>
-          </w:tcPr>
-          <w:p>
+            <w:tcW w:type="dxa" w:w="2268"/>
+          </w:tcPr>
+          <w:p>
+            <w:pPr/>
             <w:r>
               <w:rPr>
                 <w:b/>
                 <w:sz w:val="18"/>
               </w:rPr>
               <w:t>Key Files</w:t>
+            </w:r>
+          </w:p>
+        </w:tc>
+        <w:tc>
+          <w:tcPr>
+            <w:tcW w:type="dxa" w:w="1417"/>
+          </w:tcPr>
+          <w:p>
+            <w:pPr/>
+            <w:r>
+              <w:rPr>
+                <w:b/>
+                <w:sz w:val="18"/>
+              </w:rPr>
+              <w:t>Greenfield / Re-Impl</w:t>
             </w:r>
           </w:p>
         </w:tc>
@@ -1808,9 +3279,10 @@
       <w:tr>
         <w:tc>
           <w:tcPr>
-            <w:tcW w:type="dxa" w:w="1881"/>
-          </w:tcPr>
-          <w:p>
+            <w:tcW w:type="dxa" w:w="454"/>
+          </w:tcPr>
+          <w:p>
+            <w:pPr/>
             <w:r>
               <w:rPr>
                 <w:sz w:val="18"/>
@@ -1821,9 +3293,10 @@
         </w:tc>
         <w:tc>
           <w:tcPr>
-            <w:tcW w:type="dxa" w:w="1881"/>
-          </w:tcPr>
-          <w:p>
+            <w:tcW w:type="dxa" w:w="1701"/>
+          </w:tcPr>
+          <w:p>
+            <w:pPr/>
             <w:r>
               <w:rPr>
                 <w:sz w:val="18"/>
@@ -1834,9 +3307,10 @@
         </w:tc>
         <w:tc>
           <w:tcPr>
-            <w:tcW w:type="dxa" w:w="1881"/>
-          </w:tcPr>
-          <w:p>
+            <w:tcW w:type="dxa" w:w="567"/>
+          </w:tcPr>
+          <w:p>
+            <w:pPr/>
             <w:r>
               <w:rPr>
                 <w:sz w:val="18"/>
@@ -1847,9 +3321,10 @@
         </w:tc>
         <w:tc>
           <w:tcPr>
-            <w:tcW w:type="dxa" w:w="1881"/>
-          </w:tcPr>
-          <w:p>
+            <w:tcW w:type="dxa" w:w="1701"/>
+          </w:tcPr>
+          <w:p>
+            <w:pPr/>
             <w:r>
               <w:rPr>
                 <w:sz w:val="18"/>
@@ -1860,14 +3335,29 @@
         </w:tc>
         <w:tc>
           <w:tcPr>
-            <w:tcW w:type="dxa" w:w="1881"/>
-          </w:tcPr>
-          <w:p>
-            <w:r>
-              <w:rPr>
-                <w:sz w:val="18"/>
-              </w:rPr>
-              <w:t>ADR template, register, traceability matrix, decisions/</w:t>
+            <w:tcW w:type="dxa" w:w="2268"/>
+          </w:tcPr>
+          <w:p>
+            <w:pPr/>
+            <w:r>
+              <w:rPr>
+                <w:sz w:val="18"/>
+              </w:rPr>
+              <w:t>ADR template, register, traceability matrix</w:t>
+            </w:r>
+          </w:p>
+        </w:tc>
+        <w:tc>
+          <w:tcPr>
+            <w:tcW w:type="dxa" w:w="1417"/>
+          </w:tcPr>
+          <w:p>
+            <w:pPr/>
+            <w:r>
+              <w:rPr>
+                <w:sz w:val="18"/>
+              </w:rPr>
+              <w:t>Both</w:t>
             </w:r>
           </w:p>
         </w:tc>
@@ -1875,9 +3365,10 @@
       <w:tr>
         <w:tc>
           <w:tcPr>
-            <w:tcW w:type="dxa" w:w="1881"/>
-          </w:tcPr>
-          <w:p>
+            <w:tcW w:type="dxa" w:w="454"/>
+          </w:tcPr>
+          <w:p>
+            <w:pPr/>
             <w:r>
               <w:rPr>
                 <w:sz w:val="18"/>
@@ -1888,9 +3379,10 @@
         </w:tc>
         <w:tc>
           <w:tcPr>
-            <w:tcW w:type="dxa" w:w="1881"/>
-          </w:tcPr>
-          <w:p>
+            <w:tcW w:type="dxa" w:w="1701"/>
+          </w:tcPr>
+          <w:p>
+            <w:pPr/>
             <w:r>
               <w:rPr>
                 <w:sz w:val="18"/>
@@ -1901,40 +3393,57 @@
         </w:tc>
         <w:tc>
           <w:tcPr>
-            <w:tcW w:type="dxa" w:w="1881"/>
-          </w:tcPr>
-          <w:p>
-            <w:r>
-              <w:rPr>
-                <w:sz w:val="18"/>
-              </w:rPr>
-              <w:t>1, 3</w:t>
-            </w:r>
-          </w:p>
-        </w:tc>
-        <w:tc>
-          <w:tcPr>
-            <w:tcW w:type="dxa" w:w="1881"/>
-          </w:tcPr>
-          <w:p>
-            <w:r>
-              <w:rPr>
-                <w:sz w:val="18"/>
-              </w:rPr>
-              <w:t>design-authority</w:t>
-            </w:r>
-          </w:p>
-        </w:tc>
-        <w:tc>
-          <w:tcPr>
-            <w:tcW w:type="dxa" w:w="1881"/>
-          </w:tcPr>
-          <w:p>
-            <w:r>
-              <w:rPr>
-                <w:sz w:val="18"/>
-              </w:rPr>
-              <w:t>Capability map, API register, event channels, infra stack, security arch</w:t>
+            <w:tcW w:type="dxa" w:w="567"/>
+          </w:tcPr>
+          <w:p>
+            <w:pPr/>
+            <w:r>
+              <w:rPr>
+                <w:sz w:val="18"/>
+              </w:rPr>
+              <w:t>1,3</w:t>
+            </w:r>
+          </w:p>
+        </w:tc>
+        <w:tc>
+          <w:tcPr>
+            <w:tcW w:type="dxa" w:w="1701"/>
+          </w:tcPr>
+          <w:p>
+            <w:pPr/>
+            <w:r>
+              <w:rPr>
+                <w:sz w:val="18"/>
+              </w:rPr>
+              <w:t>design-authority + integration-architect</w:t>
+            </w:r>
+          </w:p>
+        </w:tc>
+        <w:tc>
+          <w:tcPr>
+            <w:tcW w:type="dxa" w:w="2268"/>
+          </w:tcPr>
+          <w:p>
+            <w:pPr/>
+            <w:r>
+              <w:rPr>
+                <w:sz w:val="18"/>
+              </w:rPr>
+              <w:t>Business capability map, API register, event channels, security architecture</w:t>
+            </w:r>
+          </w:p>
+        </w:tc>
+        <w:tc>
+          <w:tcPr>
+            <w:tcW w:type="dxa" w:w="1417"/>
+          </w:tcPr>
+          <w:p>
+            <w:pPr/>
+            <w:r>
+              <w:rPr>
+                <w:sz w:val="18"/>
+              </w:rPr>
+              <w:t>Both</w:t>
             </w:r>
           </w:p>
         </w:tc>
@@ -1942,9 +3451,10 @@
       <w:tr>
         <w:tc>
           <w:tcPr>
-            <w:tcW w:type="dxa" w:w="1881"/>
-          </w:tcPr>
-          <w:p>
+            <w:tcW w:type="dxa" w:w="454"/>
+          </w:tcPr>
+          <w:p>
+            <w:pPr/>
             <w:r>
               <w:rPr>
                 <w:sz w:val="18"/>
@@ -1955,9 +3465,10 @@
         </w:tc>
         <w:tc>
           <w:tcPr>
-            <w:tcW w:type="dxa" w:w="1881"/>
-          </w:tcPr>
-          <w:p>
+            <w:tcW w:type="dxa" w:w="1701"/>
+          </w:tcPr>
+          <w:p>
+            <w:pPr/>
             <w:r>
               <w:rPr>
                 <w:sz w:val="18"/>
@@ -1968,9 +3479,10 @@
         </w:tc>
         <w:tc>
           <w:tcPr>
-            <w:tcW w:type="dxa" w:w="1881"/>
-          </w:tcPr>
-          <w:p>
+            <w:tcW w:type="dxa" w:w="567"/>
+          </w:tcPr>
+          <w:p>
+            <w:pPr/>
             <w:r>
               <w:rPr>
                 <w:sz w:val="18"/>
@@ -1981,9 +3493,10 @@
         </w:tc>
         <w:tc>
           <w:tcPr>
-            <w:tcW w:type="dxa" w:w="1881"/>
-          </w:tcPr>
-          <w:p>
+            <w:tcW w:type="dxa" w:w="1701"/>
+          </w:tcPr>
+          <w:p>
+            <w:pPr/>
             <w:r>
               <w:rPr>
                 <w:sz w:val="18"/>
@@ -1994,14 +3507,29 @@
         </w:tc>
         <w:tc>
           <w:tcPr>
-            <w:tcW w:type="dxa" w:w="1881"/>
-          </w:tcPr>
-          <w:p>
-            <w:r>
-              <w:rPr>
-                <w:sz w:val="18"/>
-              </w:rPr>
-              <w:t>Register, customisation budget, requests/, assessments/, workshops/</w:t>
+            <w:tcW w:type="dxa" w:w="2268"/>
+          </w:tcPr>
+          <w:p>
+            <w:pPr/>
+            <w:r>
+              <w:rPr>
+                <w:sz w:val="18"/>
+              </w:rPr>
+              <w:t>Master register, customisation budget, module assessments</w:t>
+            </w:r>
+          </w:p>
+        </w:tc>
+        <w:tc>
+          <w:tcPr>
+            <w:tcW w:type="dxa" w:w="1417"/>
+          </w:tcPr>
+          <w:p>
+            <w:pPr/>
+            <w:r>
+              <w:rPr>
+                <w:sz w:val="18"/>
+              </w:rPr>
+              <w:t>Both</w:t>
             </w:r>
           </w:p>
         </w:tc>
@@ -2009,9 +3537,10 @@
       <w:tr>
         <w:tc>
           <w:tcPr>
-            <w:tcW w:type="dxa" w:w="1881"/>
-          </w:tcPr>
-          <w:p>
+            <w:tcW w:type="dxa" w:w="454"/>
+          </w:tcPr>
+          <w:p>
+            <w:pPr/>
             <w:r>
               <w:rPr>
                 <w:sz w:val="18"/>
@@ -2022,9 +3551,10 @@
         </w:tc>
         <w:tc>
           <w:tcPr>
-            <w:tcW w:type="dxa" w:w="1881"/>
-          </w:tcPr>
-          <w:p>
+            <w:tcW w:type="dxa" w:w="1701"/>
+          </w:tcPr>
+          <w:p>
+            <w:pPr/>
             <w:r>
               <w:rPr>
                 <w:sz w:val="18"/>
@@ -2035,9 +3565,10 @@
         </w:tc>
         <w:tc>
           <w:tcPr>
-            <w:tcW w:type="dxa" w:w="1881"/>
-          </w:tcPr>
-          <w:p>
+            <w:tcW w:type="dxa" w:w="567"/>
+          </w:tcPr>
+          <w:p>
+            <w:pPr/>
             <w:r>
               <w:rPr>
                 <w:sz w:val="18"/>
@@ -2048,9 +3579,10 @@
         </w:tc>
         <w:tc>
           <w:tcPr>
-            <w:tcW w:type="dxa" w:w="1881"/>
-          </w:tcPr>
-          <w:p>
+            <w:tcW w:type="dxa" w:w="1701"/>
+          </w:tcPr>
+          <w:p>
+            <w:pPr/>
             <w:r>
               <w:rPr>
                 <w:sz w:val="18"/>
@@ -2061,14 +3593,29 @@
         </w:tc>
         <w:tc>
           <w:tcPr>
-            <w:tcW w:type="dxa" w:w="1881"/>
-          </w:tcPr>
-          <w:p>
-            <w:r>
-              <w:rPr>
-                <w:sz w:val="18"/>
-              </w:rPr>
-              <w:t>Register, dependency graph, API/event contracts, SLA/owner matrices</w:t>
+            <w:tcW w:type="dxa" w:w="2268"/>
+          </w:tcPr>
+          <w:p>
+            <w:pPr/>
+            <w:r>
+              <w:rPr>
+                <w:sz w:val="18"/>
+              </w:rPr>
+              <w:t>Integration register, dependency graph, API/event contracts, SLA matrix</w:t>
+            </w:r>
+          </w:p>
+        </w:tc>
+        <w:tc>
+          <w:tcPr>
+            <w:tcW w:type="dxa" w:w="1417"/>
+          </w:tcPr>
+          <w:p>
+            <w:pPr/>
+            <w:r>
+              <w:rPr>
+                <w:sz w:val="18"/>
+              </w:rPr>
+              <w:t>Both</w:t>
             </w:r>
           </w:p>
         </w:tc>
@@ -2076,9 +3623,10 @@
       <w:tr>
         <w:tc>
           <w:tcPr>
-            <w:tcW w:type="dxa" w:w="1881"/>
-          </w:tcPr>
-          <w:p>
+            <w:tcW w:type="dxa" w:w="454"/>
+          </w:tcPr>
+          <w:p>
+            <w:pPr/>
             <w:r>
               <w:rPr>
                 <w:sz w:val="18"/>
@@ -2089,9 +3637,10 @@
         </w:tc>
         <w:tc>
           <w:tcPr>
-            <w:tcW w:type="dxa" w:w="1881"/>
-          </w:tcPr>
-          <w:p>
+            <w:tcW w:type="dxa" w:w="1701"/>
+          </w:tcPr>
+          <w:p>
+            <w:pPr/>
             <w:r>
               <w:rPr>
                 <w:sz w:val="18"/>
@@ -2102,9 +3651,10 @@
         </w:tc>
         <w:tc>
           <w:tcPr>
-            <w:tcW w:type="dxa" w:w="1881"/>
-          </w:tcPr>
-          <w:p>
+            <w:tcW w:type="dxa" w:w="567"/>
+          </w:tcPr>
+          <w:p>
+            <w:pPr/>
             <w:r>
               <w:rPr>
                 <w:sz w:val="18"/>
@@ -2115,9 +3665,10 @@
         </w:tc>
         <w:tc>
           <w:tcPr>
-            <w:tcW w:type="dxa" w:w="1881"/>
-          </w:tcPr>
-          <w:p>
+            <w:tcW w:type="dxa" w:w="1701"/>
+          </w:tcPr>
+          <w:p>
+            <w:pPr/>
             <w:r>
               <w:rPr>
                 <w:sz w:val="18"/>
@@ -2128,14 +3679,29 @@
         </w:tc>
         <w:tc>
           <w:tcPr>
-            <w:tcW w:type="dxa" w:w="1881"/>
-          </w:tcPr>
-          <w:p>
-            <w:r>
-              <w:rPr>
-                <w:sz w:val="18"/>
-              </w:rPr>
-              <w:t>Scorecard, profiling/, cleansing/, mapping/, quality gates, rehearsals/</w:t>
+            <w:tcW w:type="dxa" w:w="2268"/>
+          </w:tcPr>
+          <w:p>
+            <w:pPr/>
+            <w:r>
+              <w:rPr>
+                <w:sz w:val="18"/>
+              </w:rPr>
+              <w:t>Quality scorecard, profiling results, cleansing rules, mapping specs</w:t>
+            </w:r>
+          </w:p>
+        </w:tc>
+        <w:tc>
+          <w:tcPr>
+            <w:tcW w:type="dxa" w:w="1417"/>
+          </w:tcPr>
+          <w:p>
+            <w:pPr/>
+            <w:r>
+              <w:rPr>
+                <w:sz w:val="18"/>
+              </w:rPr>
+              <w:t>Re-Impl primary</w:t>
             </w:r>
           </w:p>
         </w:tc>
@@ -2143,9 +3709,10 @@
       <w:tr>
         <w:tc>
           <w:tcPr>
-            <w:tcW w:type="dxa" w:w="1881"/>
-          </w:tcPr>
-          <w:p>
+            <w:tcW w:type="dxa" w:w="454"/>
+          </w:tcPr>
+          <w:p>
+            <w:pPr/>
             <w:r>
               <w:rPr>
                 <w:sz w:val="18"/>
@@ -2156,9 +3723,10 @@
         </w:tc>
         <w:tc>
           <w:tcPr>
-            <w:tcW w:type="dxa" w:w="1881"/>
-          </w:tcPr>
-          <w:p>
+            <w:tcW w:type="dxa" w:w="1701"/>
+          </w:tcPr>
+          <w:p>
+            <w:pPr/>
             <w:r>
               <w:rPr>
                 <w:sz w:val="18"/>
@@ -2169,9 +3737,10 @@
         </w:tc>
         <w:tc>
           <w:tcPr>
-            <w:tcW w:type="dxa" w:w="1881"/>
-          </w:tcPr>
-          <w:p>
+            <w:tcW w:type="dxa" w:w="567"/>
+          </w:tcPr>
+          <w:p>
+            <w:pPr/>
             <w:r>
               <w:rPr>
                 <w:sz w:val="18"/>
@@ -2182,9 +3751,10 @@
         </w:tc>
         <w:tc>
           <w:tcPr>
-            <w:tcW w:type="dxa" w:w="1881"/>
-          </w:tcPr>
-          <w:p>
+            <w:tcW w:type="dxa" w:w="1701"/>
+          </w:tcPr>
+          <w:p>
+            <w:pPr/>
             <w:r>
               <w:rPr>
                 <w:sz w:val="18"/>
@@ -2195,14 +3765,29 @@
         </w:tc>
         <w:tc>
           <w:tcPr>
-            <w:tcW w:type="dxa" w:w="1881"/>
-          </w:tcPr>
-          <w:p>
-            <w:r>
-              <w:rPr>
-                <w:sz w:val="18"/>
-              </w:rPr>
-              <w:t>Strategy, entry/exit criteria, KPI dashboard, defect taxonomy, environments</w:t>
+            <w:tcW w:type="dxa" w:w="2268"/>
+          </w:tcPr>
+          <w:p>
+            <w:pPr/>
+            <w:r>
+              <w:rPr>
+                <w:sz w:val="18"/>
+              </w:rPr>
+              <w:t>Test strategy, entry/exit criteria, KPI dashboard, defect taxonomy</w:t>
+            </w:r>
+          </w:p>
+        </w:tc>
+        <w:tc>
+          <w:tcPr>
+            <w:tcW w:type="dxa" w:w="1417"/>
+          </w:tcPr>
+          <w:p>
+            <w:pPr/>
+            <w:r>
+              <w:rPr>
+                <w:sz w:val="18"/>
+              </w:rPr>
+              <w:t>Both</w:t>
             </w:r>
           </w:p>
         </w:tc>
@@ -2210,9 +3795,10 @@
       <w:tr>
         <w:tc>
           <w:tcPr>
-            <w:tcW w:type="dxa" w:w="1881"/>
-          </w:tcPr>
-          <w:p>
+            <w:tcW w:type="dxa" w:w="454"/>
+          </w:tcPr>
+          <w:p>
+            <w:pPr/>
             <w:r>
               <w:rPr>
                 <w:sz w:val="18"/>
@@ -2223,9 +3809,10 @@
         </w:tc>
         <w:tc>
           <w:tcPr>
-            <w:tcW w:type="dxa" w:w="1881"/>
-          </w:tcPr>
-          <w:p>
+            <w:tcW w:type="dxa" w:w="1701"/>
+          </w:tcPr>
+          <w:p>
+            <w:pPr/>
             <w:r>
               <w:rPr>
                 <w:sz w:val="18"/>
@@ -2236,9 +3823,10 @@
         </w:tc>
         <w:tc>
           <w:tcPr>
-            <w:tcW w:type="dxa" w:w="1881"/>
-          </w:tcPr>
-          <w:p>
+            <w:tcW w:type="dxa" w:w="567"/>
+          </w:tcPr>
+          <w:p>
+            <w:pPr/>
             <w:r>
               <w:rPr>
                 <w:sz w:val="18"/>
@@ -2249,9 +3837,10 @@
         </w:tc>
         <w:tc>
           <w:tcPr>
-            <w:tcW w:type="dxa" w:w="1881"/>
-          </w:tcPr>
-          <w:p>
+            <w:tcW w:type="dxa" w:w="1701"/>
+          </w:tcPr>
+          <w:p>
+            <w:pPr/>
             <w:r>
               <w:rPr>
                 <w:sz w:val="18"/>
@@ -2262,14 +3851,29 @@
         </w:tc>
         <w:tc>
           <w:tcPr>
-            <w:tcW w:type="dxa" w:w="1881"/>
-          </w:tcPr>
-          <w:p>
-            <w:r>
-              <w:rPr>
-                <w:sz w:val="18"/>
-              </w:rPr>
-              <w:t>Runbook, rollback triggers, go/no-go, comms plan, rehearsal log, checklist</w:t>
+            <w:tcW w:type="dxa" w:w="2268"/>
+          </w:tcPr>
+          <w:p>
+            <w:pPr/>
+            <w:r>
+              <w:rPr>
+                <w:sz w:val="18"/>
+              </w:rPr>
+              <w:t>Runbook, rollback triggers, go/no-go criteria, rehearsal log</w:t>
+            </w:r>
+          </w:p>
+        </w:tc>
+        <w:tc>
+          <w:tcPr>
+            <w:tcW w:type="dxa" w:w="1417"/>
+          </w:tcPr>
+          <w:p>
+            <w:pPr/>
+            <w:r>
+              <w:rPr>
+                <w:sz w:val="18"/>
+              </w:rPr>
+              <w:t>Re-Impl primary</w:t>
             </w:r>
           </w:p>
         </w:tc>
@@ -2277,9 +3881,10 @@
       <w:tr>
         <w:tc>
           <w:tcPr>
-            <w:tcW w:type="dxa" w:w="1881"/>
-          </w:tcPr>
-          <w:p>
+            <w:tcW w:type="dxa" w:w="454"/>
+          </w:tcPr>
+          <w:p>
+            <w:pPr/>
             <w:r>
               <w:rPr>
                 <w:sz w:val="18"/>
@@ -2290,9 +3895,10 @@
         </w:tc>
         <w:tc>
           <w:tcPr>
-            <w:tcW w:type="dxa" w:w="1881"/>
-          </w:tcPr>
-          <w:p>
+            <w:tcW w:type="dxa" w:w="1701"/>
+          </w:tcPr>
+          <w:p>
+            <w:pPr/>
             <w:r>
               <w:rPr>
                 <w:sz w:val="18"/>
@@ -2303,9 +3909,10 @@
         </w:tc>
         <w:tc>
           <w:tcPr>
-            <w:tcW w:type="dxa" w:w="1881"/>
-          </w:tcPr>
-          <w:p>
+            <w:tcW w:type="dxa" w:w="567"/>
+          </w:tcPr>
+          <w:p>
+            <w:pPr/>
             <w:r>
               <w:rPr>
                 <w:sz w:val="18"/>
@@ -2316,9 +3923,10 @@
         </w:tc>
         <w:tc>
           <w:tcPr>
-            <w:tcW w:type="dxa" w:w="1881"/>
-          </w:tcPr>
-          <w:p>
+            <w:tcW w:type="dxa" w:w="1701"/>
+          </w:tcPr>
+          <w:p>
+            <w:pPr/>
             <w:r>
               <w:rPr>
                 <w:sz w:val="18"/>
@@ -2329,14 +3937,29 @@
         </w:tc>
         <w:tc>
           <w:tcPr>
-            <w:tcW w:type="dxa" w:w="1881"/>
-          </w:tcPr>
-          <w:p>
-            <w:r>
-              <w:rPr>
-                <w:sz w:val="18"/>
-              </w:rPr>
-              <w:t>Target OM, support tiers, incident/change mgmt, upgrade cadence, hypercare</w:t>
+            <w:tcW w:type="dxa" w:w="2268"/>
+          </w:tcPr>
+          <w:p>
+            <w:pPr/>
+            <w:r>
+              <w:rPr>
+                <w:sz w:val="18"/>
+              </w:rPr>
+              <w:t>Target operating model, support tiers, incident management, upgrade cadence</w:t>
+            </w:r>
+          </w:p>
+        </w:tc>
+        <w:tc>
+          <w:tcPr>
+            <w:tcW w:type="dxa" w:w="1417"/>
+          </w:tcPr>
+          <w:p>
+            <w:pPr/>
+            <w:r>
+              <w:rPr>
+                <w:sz w:val="18"/>
+              </w:rPr>
+              <w:t>Both</w:t>
             </w:r>
           </w:p>
         </w:tc>
@@ -2347,14 +3970,538 @@
         <w:pStyle w:val="Heading2"/>
       </w:pPr>
       <w:r>
-        <w:t>Reference Guides</w:t>
+        <w:t>R25AMR API Catalog</w:t>
       </w:r>
     </w:p>
     <w:p>
       <w:r>
-        <w:t>Each artefact folder contains a _reference-guide.md explaining the CV competency it supports — when to apply it, quality signals to look for, and how to narrate value to the Steering Committee. Two cross-cutting competencies live in governance/ (stakeholder/vendor) and business-processes/ (process alignment).</w:t>
+        <w:t>The Temenos R25AMR API catalog provides the technical foundation for integration design. 26,689 active APIs across 128 modules, organised into 6 domains.</w:t>
       </w:r>
     </w:p>
+    <w:tbl>
+      <w:tblPr>
+        <w:tblStyle w:val="LightGrid-Accent1"/>
+        <w:tblW w:type="auto" w:w="0"/>
+        <w:jc w:val="center"/>
+        <w:tblLook w:firstColumn="1" w:firstRow="1" w:lastColumn="0" w:lastRow="0" w:noHBand="0" w:noVBand="1" w:val="04A0"/>
+      </w:tblPr>
+      <w:tblGrid>
+        <w:gridCol w:w="1994"/>
+        <w:gridCol w:w="1994"/>
+        <w:gridCol w:w="1994"/>
+        <w:gridCol w:w="1994"/>
+        <w:gridCol w:w="1994"/>
+      </w:tblGrid>
+      <w:tr>
+        <w:tc>
+          <w:tcPr>
+            <w:tcW w:type="dxa" w:w="1417"/>
+          </w:tcPr>
+          <w:p>
+            <w:pPr/>
+            <w:r>
+              <w:rPr>
+                <w:b/>
+                <w:sz w:val="18"/>
+              </w:rPr>
+              <w:t>Domain</w:t>
+            </w:r>
+          </w:p>
+        </w:tc>
+        <w:tc>
+          <w:tcPr>
+            <w:tcW w:type="dxa" w:w="1417"/>
+          </w:tcPr>
+          <w:p>
+            <w:pPr/>
+            <w:r>
+              <w:rPr>
+                <w:b/>
+                <w:sz w:val="18"/>
+              </w:rPr>
+              <w:t>IRF APIs</w:t>
+            </w:r>
+          </w:p>
+        </w:tc>
+        <w:tc>
+          <w:tcPr>
+            <w:tcW w:type="dxa" w:w="1417"/>
+          </w:tcPr>
+          <w:p>
+            <w:pPr/>
+            <w:r>
+              <w:rPr>
+                <w:b/>
+                <w:sz w:val="18"/>
+              </w:rPr>
+              <w:t>Publisher APIs</w:t>
+            </w:r>
+          </w:p>
+        </w:tc>
+        <w:tc>
+          <w:tcPr>
+            <w:tcW w:type="dxa" w:w="1417"/>
+          </w:tcPr>
+          <w:p>
+            <w:pPr/>
+            <w:r>
+              <w:rPr>
+                <w:b/>
+                <w:sz w:val="18"/>
+              </w:rPr>
+              <w:t>PSD2 APIs</w:t>
+            </w:r>
+          </w:p>
+        </w:tc>
+        <w:tc>
+          <w:tcPr>
+            <w:tcW w:type="dxa" w:w="1417"/>
+          </w:tcPr>
+          <w:p>
+            <w:pPr/>
+            <w:r>
+              <w:rPr>
+                <w:b/>
+                <w:sz w:val="18"/>
+              </w:rPr>
+              <w:t>Total Active</w:t>
+            </w:r>
+          </w:p>
+        </w:tc>
+      </w:tr>
+      <w:tr>
+        <w:tc>
+          <w:tcPr>
+            <w:tcW w:type="dxa" w:w="1417"/>
+          </w:tcPr>
+          <w:p>
+            <w:pPr/>
+            <w:r>
+              <w:rPr>
+                <w:sz w:val="18"/>
+              </w:rPr>
+              <w:t>holdings</w:t>
+            </w:r>
+          </w:p>
+        </w:tc>
+        <w:tc>
+          <w:tcPr>
+            <w:tcW w:type="dxa" w:w="1417"/>
+          </w:tcPr>
+          <w:p>
+            <w:pPr/>
+            <w:r>
+              <w:rPr>
+                <w:sz w:val="18"/>
+              </w:rPr>
+              <w:t>12,000+</w:t>
+            </w:r>
+          </w:p>
+        </w:tc>
+        <w:tc>
+          <w:tcPr>
+            <w:tcW w:type="dxa" w:w="1417"/>
+          </w:tcPr>
+          <w:p>
+            <w:pPr/>
+            <w:r>
+              <w:rPr>
+                <w:sz w:val="18"/>
+              </w:rPr>
+              <w:t>—</w:t>
+            </w:r>
+          </w:p>
+        </w:tc>
+        <w:tc>
+          <w:tcPr>
+            <w:tcW w:type="dxa" w:w="1417"/>
+          </w:tcPr>
+          <w:p>
+            <w:pPr/>
+            <w:r>
+              <w:rPr>
+                <w:sz w:val="18"/>
+              </w:rPr>
+              <w:t>—</w:t>
+            </w:r>
+          </w:p>
+        </w:tc>
+        <w:tc>
+          <w:tcPr>
+            <w:tcW w:type="dxa" w:w="1417"/>
+          </w:tcPr>
+          <w:p>
+            <w:pPr/>
+            <w:r>
+              <w:rPr>
+                <w:sz w:val="18"/>
+              </w:rPr>
+              <w:t>~12,000</w:t>
+            </w:r>
+          </w:p>
+        </w:tc>
+      </w:tr>
+      <w:tr>
+        <w:tc>
+          <w:tcPr>
+            <w:tcW w:type="dxa" w:w="1417"/>
+          </w:tcPr>
+          <w:p>
+            <w:pPr/>
+            <w:r>
+              <w:rPr>
+                <w:sz w:val="18"/>
+              </w:rPr>
+              <w:t>order</w:t>
+            </w:r>
+          </w:p>
+        </w:tc>
+        <w:tc>
+          <w:tcPr>
+            <w:tcW w:type="dxa" w:w="1417"/>
+          </w:tcPr>
+          <w:p>
+            <w:pPr/>
+            <w:r>
+              <w:rPr>
+                <w:sz w:val="18"/>
+              </w:rPr>
+              <w:t>3,300+</w:t>
+            </w:r>
+          </w:p>
+        </w:tc>
+        <w:tc>
+          <w:tcPr>
+            <w:tcW w:type="dxa" w:w="1417"/>
+          </w:tcPr>
+          <w:p>
+            <w:pPr/>
+            <w:r>
+              <w:rPr>
+                <w:sz w:val="18"/>
+              </w:rPr>
+              <w:t>3,300+</w:t>
+            </w:r>
+          </w:p>
+        </w:tc>
+        <w:tc>
+          <w:tcPr>
+            <w:tcW w:type="dxa" w:w="1417"/>
+          </w:tcPr>
+          <w:p>
+            <w:pPr/>
+            <w:r>
+              <w:rPr>
+                <w:sz w:val="18"/>
+              </w:rPr>
+              <w:t>—</w:t>
+            </w:r>
+          </w:p>
+        </w:tc>
+        <w:tc>
+          <w:tcPr>
+            <w:tcW w:type="dxa" w:w="1417"/>
+          </w:tcPr>
+          <w:p>
+            <w:pPr/>
+            <w:r>
+              <w:rPr>
+                <w:sz w:val="18"/>
+              </w:rPr>
+              <w:t>~6,600</w:t>
+            </w:r>
+          </w:p>
+        </w:tc>
+      </w:tr>
+      <w:tr>
+        <w:tc>
+          <w:tcPr>
+            <w:tcW w:type="dxa" w:w="1417"/>
+          </w:tcPr>
+          <w:p>
+            <w:pPr/>
+            <w:r>
+              <w:rPr>
+                <w:sz w:val="18"/>
+              </w:rPr>
+              <w:t>party</w:t>
+            </w:r>
+          </w:p>
+        </w:tc>
+        <w:tc>
+          <w:tcPr>
+            <w:tcW w:type="dxa" w:w="1417"/>
+          </w:tcPr>
+          <w:p>
+            <w:pPr/>
+            <w:r>
+              <w:rPr>
+                <w:sz w:val="18"/>
+              </w:rPr>
+              <w:t>2,000+</w:t>
+            </w:r>
+          </w:p>
+        </w:tc>
+        <w:tc>
+          <w:tcPr>
+            <w:tcW w:type="dxa" w:w="1417"/>
+          </w:tcPr>
+          <w:p>
+            <w:pPr/>
+            <w:r>
+              <w:rPr>
+                <w:sz w:val="18"/>
+              </w:rPr>
+              <w:t>—</w:t>
+            </w:r>
+          </w:p>
+        </w:tc>
+        <w:tc>
+          <w:tcPr>
+            <w:tcW w:type="dxa" w:w="1417"/>
+          </w:tcPr>
+          <w:p>
+            <w:pPr/>
+            <w:r>
+              <w:rPr>
+                <w:sz w:val="18"/>
+              </w:rPr>
+              <w:t>2,400+</w:t>
+            </w:r>
+          </w:p>
+        </w:tc>
+        <w:tc>
+          <w:tcPr>
+            <w:tcW w:type="dxa" w:w="1417"/>
+          </w:tcPr>
+          <w:p>
+            <w:pPr/>
+            <w:r>
+              <w:rPr>
+                <w:sz w:val="18"/>
+              </w:rPr>
+              <w:t>~4,400</w:t>
+            </w:r>
+          </w:p>
+        </w:tc>
+      </w:tr>
+      <w:tr>
+        <w:tc>
+          <w:tcPr>
+            <w:tcW w:type="dxa" w:w="1417"/>
+          </w:tcPr>
+          <w:p>
+            <w:pPr/>
+            <w:r>
+              <w:rPr>
+                <w:sz w:val="18"/>
+              </w:rPr>
+              <w:t>reference</w:t>
+            </w:r>
+          </w:p>
+        </w:tc>
+        <w:tc>
+          <w:tcPr>
+            <w:tcW w:type="dxa" w:w="1417"/>
+          </w:tcPr>
+          <w:p>
+            <w:pPr/>
+            <w:r>
+              <w:rPr>
+                <w:sz w:val="18"/>
+              </w:rPr>
+              <w:t>850+</w:t>
+            </w:r>
+          </w:p>
+        </w:tc>
+        <w:tc>
+          <w:tcPr>
+            <w:tcW w:type="dxa" w:w="1417"/>
+          </w:tcPr>
+          <w:p>
+            <w:pPr/>
+            <w:r>
+              <w:rPr>
+                <w:sz w:val="18"/>
+              </w:rPr>
+              <w:t>850+</w:t>
+            </w:r>
+          </w:p>
+        </w:tc>
+        <w:tc>
+          <w:tcPr>
+            <w:tcW w:type="dxa" w:w="1417"/>
+          </w:tcPr>
+          <w:p>
+            <w:pPr/>
+            <w:r>
+              <w:rPr>
+                <w:sz w:val="18"/>
+              </w:rPr>
+              <w:t>—</w:t>
+            </w:r>
+          </w:p>
+        </w:tc>
+        <w:tc>
+          <w:tcPr>
+            <w:tcW w:type="dxa" w:w="1417"/>
+          </w:tcPr>
+          <w:p>
+            <w:pPr/>
+            <w:r>
+              <w:rPr>
+                <w:sz w:val="18"/>
+              </w:rPr>
+              <w:t>~1,700</w:t>
+            </w:r>
+          </w:p>
+        </w:tc>
+      </w:tr>
+      <w:tr>
+        <w:tc>
+          <w:tcPr>
+            <w:tcW w:type="dxa" w:w="1417"/>
+          </w:tcPr>
+          <w:p>
+            <w:pPr/>
+            <w:r>
+              <w:rPr>
+                <w:sz w:val="18"/>
+              </w:rPr>
+              <w:t>product</w:t>
+            </w:r>
+          </w:p>
+        </w:tc>
+        <w:tc>
+          <w:tcPr>
+            <w:tcW w:type="dxa" w:w="1417"/>
+          </w:tcPr>
+          <w:p>
+            <w:pPr/>
+            <w:r>
+              <w:rPr>
+                <w:sz w:val="18"/>
+              </w:rPr>
+              <w:t>970+</w:t>
+            </w:r>
+          </w:p>
+        </w:tc>
+        <w:tc>
+          <w:tcPr>
+            <w:tcW w:type="dxa" w:w="1417"/>
+          </w:tcPr>
+          <w:p>
+            <w:pPr/>
+            <w:r>
+              <w:rPr>
+                <w:sz w:val="18"/>
+              </w:rPr>
+              <w:t>—</w:t>
+            </w:r>
+          </w:p>
+        </w:tc>
+        <w:tc>
+          <w:tcPr>
+            <w:tcW w:type="dxa" w:w="1417"/>
+          </w:tcPr>
+          <w:p>
+            <w:pPr/>
+            <w:r>
+              <w:rPr>
+                <w:sz w:val="18"/>
+              </w:rPr>
+              <w:t>—</w:t>
+            </w:r>
+          </w:p>
+        </w:tc>
+        <w:tc>
+          <w:tcPr>
+            <w:tcW w:type="dxa" w:w="1417"/>
+          </w:tcPr>
+          <w:p>
+            <w:pPr/>
+            <w:r>
+              <w:rPr>
+                <w:sz w:val="18"/>
+              </w:rPr>
+              <w:t>~970</w:t>
+            </w:r>
+          </w:p>
+        </w:tc>
+      </w:tr>
+      <w:tr>
+        <w:tc>
+          <w:tcPr>
+            <w:tcW w:type="dxa" w:w="1417"/>
+          </w:tcPr>
+          <w:p>
+            <w:pPr/>
+            <w:r>
+              <w:rPr>
+                <w:sz w:val="18"/>
+              </w:rPr>
+              <w:t>system</w:t>
+            </w:r>
+          </w:p>
+        </w:tc>
+        <w:tc>
+          <w:tcPr>
+            <w:tcW w:type="dxa" w:w="1417"/>
+          </w:tcPr>
+          <w:p>
+            <w:pPr/>
+            <w:r>
+              <w:rPr>
+                <w:sz w:val="18"/>
+              </w:rPr>
+              <w:t>190+</w:t>
+            </w:r>
+          </w:p>
+        </w:tc>
+        <w:tc>
+          <w:tcPr>
+            <w:tcW w:type="dxa" w:w="1417"/>
+          </w:tcPr>
+          <w:p>
+            <w:pPr/>
+            <w:r>
+              <w:rPr>
+                <w:sz w:val="18"/>
+              </w:rPr>
+              <w:t>190+</w:t>
+            </w:r>
+          </w:p>
+        </w:tc>
+        <w:tc>
+          <w:tcPr>
+            <w:tcW w:type="dxa" w:w="1417"/>
+          </w:tcPr>
+          <w:p>
+            <w:pPr/>
+            <w:r>
+              <w:rPr>
+                <w:sz w:val="18"/>
+              </w:rPr>
+              <w:t>770+</w:t>
+            </w:r>
+          </w:p>
+        </w:tc>
+        <w:tc>
+          <w:tcPr>
+            <w:tcW w:type="dxa" w:w="1417"/>
+          </w:tcPr>
+          <w:p>
+            <w:pPr/>
+            <w:r>
+              <w:rPr>
+                <w:sz w:val="18"/>
+              </w:rPr>
+              <w:t>~1,150</w:t>
+            </w:r>
+          </w:p>
+        </w:tc>
+      </w:tr>
+    </w:tbl>
     <w:p>
       <w:pPr>
         <w:pStyle w:val="Heading2"/>
@@ -2365,9 +4512,911 @@
     </w:p>
     <w:p>
       <w:r>
-        <w:t>The business-processes/ folder contains 22 domain files covering 2,485+ Temenos Transact processes. The R25AMR API catalog (27,710 APIs across 128 modules) is mapped to these process areas via module-api-cross-reference.md, enabling fit-gap and integration planning at the process level.</w:t>
+        <w:t>22 business process areas covering 2,485+ core banking processes. Each area is mapped to Transact modules and API counts from the R25AMR catalog. The process-analyst agent uses this library during Discovery and Fit-Gap stages.</w:t>
       </w:r>
     </w:p>
+    <w:tbl>
+      <w:tblPr>
+        <w:tblStyle w:val="LightGrid-Accent1"/>
+        <w:tblW w:type="auto" w:w="0"/>
+        <w:jc w:val="center"/>
+        <w:tblLook w:firstColumn="1" w:firstRow="1" w:lastColumn="0" w:lastRow="0" w:noHBand="0" w:noVBand="1" w:val="04A0"/>
+      </w:tblPr>
+      <w:tblGrid>
+        <w:gridCol w:w="2493"/>
+        <w:gridCol w:w="2493"/>
+        <w:gridCol w:w="2493"/>
+        <w:gridCol w:w="2493"/>
+      </w:tblGrid>
+      <w:tr>
+        <w:tc>
+          <w:tcPr>
+            <w:tcW w:type="dxa" w:w="567"/>
+          </w:tcPr>
+          <w:p>
+            <w:pPr/>
+            <w:r>
+              <w:rPr>
+                <w:b/>
+                <w:sz w:val="18"/>
+              </w:rPr>
+              <w:t>#</w:t>
+            </w:r>
+          </w:p>
+        </w:tc>
+        <w:tc>
+          <w:tcPr>
+            <w:tcW w:type="dxa" w:w="2835"/>
+          </w:tcPr>
+          <w:p>
+            <w:pPr/>
+            <w:r>
+              <w:rPr>
+                <w:b/>
+                <w:sz w:val="18"/>
+              </w:rPr>
+              <w:t>Process Area</w:t>
+            </w:r>
+          </w:p>
+        </w:tc>
+        <w:tc>
+          <w:tcPr>
+            <w:tcW w:type="dxa" w:w="2268"/>
+          </w:tcPr>
+          <w:p>
+            <w:pPr/>
+            <w:r>
+              <w:rPr>
+                <w:b/>
+                <w:sz w:val="18"/>
+              </w:rPr>
+              <w:t>Modules</w:t>
+            </w:r>
+          </w:p>
+        </w:tc>
+        <w:tc>
+          <w:tcPr>
+            <w:tcW w:type="dxa" w:w="1701"/>
+          </w:tcPr>
+          <w:p>
+            <w:pPr/>
+            <w:r>
+              <w:rPr>
+                <w:b/>
+                <w:sz w:val="18"/>
+              </w:rPr>
+              <w:t>Est. APIs</w:t>
+            </w:r>
+          </w:p>
+        </w:tc>
+      </w:tr>
+      <w:tr>
+        <w:tc>
+          <w:tcPr>
+            <w:tcW w:type="dxa" w:w="567"/>
+          </w:tcPr>
+          <w:p>
+            <w:pPr/>
+            <w:r>
+              <w:rPr>
+                <w:sz w:val="18"/>
+              </w:rPr>
+              <w:t>01</w:t>
+            </w:r>
+          </w:p>
+        </w:tc>
+        <w:tc>
+          <w:tcPr>
+            <w:tcW w:type="dxa" w:w="2835"/>
+          </w:tcPr>
+          <w:p>
+            <w:pPr/>
+            <w:r>
+              <w:rPr>
+                <w:sz w:val="18"/>
+              </w:rPr>
+              <w:t>Customer Relationship Management</w:t>
+            </w:r>
+          </w:p>
+        </w:tc>
+        <w:tc>
+          <w:tcPr>
+            <w:tcW w:type="dxa" w:w="2268"/>
+          </w:tcPr>
+          <w:p>
+            <w:pPr/>
+            <w:r>
+              <w:rPr>
+                <w:sz w:val="18"/>
+              </w:rPr>
+              <w:t>CR, CZ, PY, CK</w:t>
+            </w:r>
+          </w:p>
+        </w:tc>
+        <w:tc>
+          <w:tcPr>
+            <w:tcW w:type="dxa" w:w="1701"/>
+          </w:tcPr>
+          <w:p>
+            <w:pPr/>
+            <w:r>
+              <w:rPr>
+                <w:sz w:val="18"/>
+              </w:rPr>
+              <w:t>~468</w:t>
+            </w:r>
+          </w:p>
+        </w:tc>
+      </w:tr>
+      <w:tr>
+        <w:tc>
+          <w:tcPr>
+            <w:tcW w:type="dxa" w:w="567"/>
+          </w:tcPr>
+          <w:p>
+            <w:pPr/>
+            <w:r>
+              <w:rPr>
+                <w:sz w:val="18"/>
+              </w:rPr>
+              <w:t>02</w:t>
+            </w:r>
+          </w:p>
+        </w:tc>
+        <w:tc>
+          <w:tcPr>
+            <w:tcW w:type="dxa" w:w="2835"/>
+          </w:tcPr>
+          <w:p>
+            <w:pPr/>
+            <w:r>
+              <w:rPr>
+                <w:sz w:val="18"/>
+              </w:rPr>
+              <w:t>Retail Banking</w:t>
+            </w:r>
+          </w:p>
+        </w:tc>
+        <w:tc>
+          <w:tcPr>
+            <w:tcW w:type="dxa" w:w="2268"/>
+          </w:tcPr>
+          <w:p>
+            <w:pPr/>
+            <w:r>
+              <w:rPr>
+                <w:sz w:val="18"/>
+              </w:rPr>
+              <w:t>AA, AR, AD, AL, AC, RS</w:t>
+            </w:r>
+          </w:p>
+        </w:tc>
+        <w:tc>
+          <w:tcPr>
+            <w:tcW w:type="dxa" w:w="1701"/>
+          </w:tcPr>
+          <w:p>
+            <w:pPr/>
+            <w:r>
+              <w:rPr>
+                <w:sz w:val="18"/>
+              </w:rPr>
+              <w:t>5,204</w:t>
+            </w:r>
+          </w:p>
+        </w:tc>
+      </w:tr>
+      <w:tr>
+        <w:tc>
+          <w:tcPr>
+            <w:tcW w:type="dxa" w:w="567"/>
+          </w:tcPr>
+          <w:p>
+            <w:pPr/>
+            <w:r>
+              <w:rPr>
+                <w:sz w:val="18"/>
+              </w:rPr>
+              <w:t>03</w:t>
+            </w:r>
+          </w:p>
+        </w:tc>
+        <w:tc>
+          <w:tcPr>
+            <w:tcW w:type="dxa" w:w="2835"/>
+          </w:tcPr>
+          <w:p>
+            <w:pPr/>
+            <w:r>
+              <w:rPr>
+                <w:sz w:val="18"/>
+              </w:rPr>
+              <w:t>Corporate Banking</w:t>
+            </w:r>
+          </w:p>
+        </w:tc>
+        <w:tc>
+          <w:tcPr>
+            <w:tcW w:type="dxa" w:w="2268"/>
+          </w:tcPr>
+          <w:p>
+            <w:pPr/>
+            <w:r>
+              <w:rPr>
+                <w:sz w:val="18"/>
+              </w:rPr>
+              <w:t>FL, LC, CO, LI</w:t>
+            </w:r>
+          </w:p>
+        </w:tc>
+        <w:tc>
+          <w:tcPr>
+            <w:tcW w:type="dxa" w:w="1701"/>
+          </w:tcPr>
+          <w:p>
+            <w:pPr/>
+            <w:r>
+              <w:rPr>
+                <w:sz w:val="18"/>
+              </w:rPr>
+              <w:t>3,283</w:t>
+            </w:r>
+          </w:p>
+        </w:tc>
+      </w:tr>
+      <w:tr>
+        <w:tc>
+          <w:tcPr>
+            <w:tcW w:type="dxa" w:w="567"/>
+          </w:tcPr>
+          <w:p>
+            <w:pPr/>
+            <w:r>
+              <w:rPr>
+                <w:sz w:val="18"/>
+              </w:rPr>
+              <w:t>04</w:t>
+            </w:r>
+          </w:p>
+        </w:tc>
+        <w:tc>
+          <w:tcPr>
+            <w:tcW w:type="dxa" w:w="2835"/>
+          </w:tcPr>
+          <w:p>
+            <w:pPr/>
+            <w:r>
+              <w:rPr>
+                <w:sz w:val="18"/>
+              </w:rPr>
+              <w:t>Transactional</w:t>
+            </w:r>
+          </w:p>
+        </w:tc>
+        <w:tc>
+          <w:tcPr>
+            <w:tcW w:type="dxa" w:w="2268"/>
+          </w:tcPr>
+          <w:p>
+            <w:pPr/>
+            <w:r>
+              <w:rPr>
+                <w:sz w:val="18"/>
+              </w:rPr>
+              <w:t>FT, PP, PI, BU, DD, DB, RF</w:t>
+            </w:r>
+          </w:p>
+        </w:tc>
+        <w:tc>
+          <w:tcPr>
+            <w:tcW w:type="dxa" w:w="1701"/>
+          </w:tcPr>
+          <w:p>
+            <w:pPr/>
+            <w:r>
+              <w:rPr>
+                <w:sz w:val="18"/>
+              </w:rPr>
+              <w:t>3,857</w:t>
+            </w:r>
+          </w:p>
+        </w:tc>
+      </w:tr>
+      <w:tr>
+        <w:tc>
+          <w:tcPr>
+            <w:tcW w:type="dxa" w:w="567"/>
+          </w:tcPr>
+          <w:p>
+            <w:pPr/>
+            <w:r>
+              <w:rPr>
+                <w:sz w:val="18"/>
+              </w:rPr>
+              <w:t>05</w:t>
+            </w:r>
+          </w:p>
+        </w:tc>
+        <w:tc>
+          <w:tcPr>
+            <w:tcW w:type="dxa" w:w="2835"/>
+          </w:tcPr>
+          <w:p>
+            <w:pPr/>
+            <w:r>
+              <w:rPr>
+                <w:sz w:val="18"/>
+              </w:rPr>
+              <w:t>Treasury</w:t>
+            </w:r>
+          </w:p>
+        </w:tc>
+        <w:tc>
+          <w:tcPr>
+            <w:tcW w:type="dxa" w:w="2268"/>
+          </w:tcPr>
+          <w:p>
+            <w:pPr/>
+            <w:r>
+              <w:rPr>
+                <w:sz w:val="18"/>
+              </w:rPr>
+              <w:t>MM, FX, FR, DX, MD, ND, RP</w:t>
+            </w:r>
+          </w:p>
+        </w:tc>
+        <w:tc>
+          <w:tcPr>
+            <w:tcW w:type="dxa" w:w="1701"/>
+          </w:tcPr>
+          <w:p>
+            <w:pPr/>
+            <w:r>
+              <w:rPr>
+                <w:sz w:val="18"/>
+              </w:rPr>
+              <w:t>756</w:t>
+            </w:r>
+          </w:p>
+        </w:tc>
+      </w:tr>
+      <w:tr>
+        <w:tc>
+          <w:tcPr>
+            <w:tcW w:type="dxa" w:w="567"/>
+          </w:tcPr>
+          <w:p>
+            <w:pPr/>
+            <w:r>
+              <w:rPr>
+                <w:sz w:val="18"/>
+              </w:rPr>
+              <w:t>06</w:t>
+            </w:r>
+          </w:p>
+        </w:tc>
+        <w:tc>
+          <w:tcPr>
+            <w:tcW w:type="dxa" w:w="2835"/>
+          </w:tcPr>
+          <w:p>
+            <w:pPr/>
+            <w:r>
+              <w:rPr>
+                <w:sz w:val="18"/>
+              </w:rPr>
+              <w:t>Private Wealth Management</w:t>
+            </w:r>
+          </w:p>
+        </w:tc>
+        <w:tc>
+          <w:tcPr>
+            <w:tcW w:type="dxa" w:w="2268"/>
+          </w:tcPr>
+          <w:p>
+            <w:pPr/>
+            <w:r>
+              <w:rPr>
+                <w:sz w:val="18"/>
+              </w:rPr>
+              <w:t>FD, PM, SC</w:t>
+            </w:r>
+          </w:p>
+        </w:tc>
+        <w:tc>
+          <w:tcPr>
+            <w:tcW w:type="dxa" w:w="1701"/>
+          </w:tcPr>
+          <w:p>
+            <w:pPr/>
+            <w:r>
+              <w:rPr>
+                <w:sz w:val="18"/>
+              </w:rPr>
+              <w:t>1,363</w:t>
+            </w:r>
+          </w:p>
+        </w:tc>
+      </w:tr>
+      <w:tr>
+        <w:tc>
+          <w:tcPr>
+            <w:tcW w:type="dxa" w:w="567"/>
+          </w:tcPr>
+          <w:p>
+            <w:pPr/>
+            <w:r>
+              <w:rPr>
+                <w:sz w:val="18"/>
+              </w:rPr>
+              <w:t>07–22</w:t>
+            </w:r>
+          </w:p>
+        </w:tc>
+        <w:tc>
+          <w:tcPr>
+            <w:tcW w:type="dxa" w:w="2835"/>
+          </w:tcPr>
+          <w:p>
+            <w:pPr/>
+            <w:r>
+              <w:rPr>
+                <w:sz w:val="18"/>
+              </w:rPr>
+              <w:t>(16 additional areas)</w:t>
+            </w:r>
+          </w:p>
+        </w:tc>
+        <w:tc>
+          <w:tcPr>
+            <w:tcW w:type="dxa" w:w="2268"/>
+          </w:tcPr>
+          <w:p>
+            <w:pPr/>
+            <w:r>
+              <w:rPr>
+                <w:sz w:val="18"/>
+              </w:rPr>
+              <w:t>Various</w:t>
+            </w:r>
+          </w:p>
+        </w:tc>
+        <w:tc>
+          <w:tcPr>
+            <w:tcW w:type="dxa" w:w="1701"/>
+          </w:tcPr>
+          <w:p>
+            <w:pPr/>
+            <w:r>
+              <w:rPr>
+                <w:sz w:val="18"/>
+              </w:rPr>
+              <w:t>~11,758</w:t>
+            </w:r>
+          </w:p>
+        </w:tc>
+      </w:tr>
+    </w:tbl>
+    <w:p>
+      <w:pPr>
+        <w:pStyle w:val="Heading2"/>
+      </w:pPr>
+      <w:r>
+        <w:t>Greenfield vs Re-Implementation: Artefact Requirements</w:t>
+      </w:r>
+    </w:p>
+    <w:tbl>
+      <w:tblPr>
+        <w:tblStyle w:val="LightGrid-Accent1"/>
+        <w:tblW w:type="auto" w:w="0"/>
+        <w:jc w:val="center"/>
+        <w:tblLook w:firstColumn="1" w:firstRow="1" w:lastColumn="0" w:lastRow="0" w:noHBand="0" w:noVBand="1" w:val="04A0"/>
+      </w:tblPr>
+      <w:tblGrid>
+        <w:gridCol w:w="3324"/>
+        <w:gridCol w:w="3324"/>
+        <w:gridCol w:w="3324"/>
+      </w:tblGrid>
+      <w:tr>
+        <w:tc>
+          <w:tcPr>
+            <w:tcW w:type="dxa" w:w="1984"/>
+          </w:tcPr>
+          <w:p>
+            <w:pPr/>
+            <w:r>
+              <w:rPr>
+                <w:b/>
+                <w:sz w:val="18"/>
+              </w:rPr>
+              <w:t>Artefact</w:t>
+            </w:r>
+          </w:p>
+        </w:tc>
+        <w:tc>
+          <w:tcPr>
+            <w:tcW w:type="dxa" w:w="2268"/>
+          </w:tcPr>
+          <w:p>
+            <w:pPr/>
+            <w:r>
+              <w:rPr>
+                <w:b/>
+                <w:sz w:val="18"/>
+              </w:rPr>
+              <w:t>Greenfield</w:t>
+            </w:r>
+          </w:p>
+        </w:tc>
+        <w:tc>
+          <w:tcPr>
+            <w:tcW w:type="dxa" w:w="3402"/>
+          </w:tcPr>
+          <w:p>
+            <w:pPr/>
+            <w:r>
+              <w:rPr>
+                <w:b/>
+                <w:sz w:val="18"/>
+              </w:rPr>
+              <w:t>Re-Implementation</w:t>
+            </w:r>
+          </w:p>
+        </w:tc>
+      </w:tr>
+      <w:tr>
+        <w:tc>
+          <w:tcPr>
+            <w:tcW w:type="dxa" w:w="1984"/>
+          </w:tcPr>
+          <w:p>
+            <w:pPr/>
+            <w:r>
+              <w:rPr>
+                <w:sz w:val="18"/>
+              </w:rPr>
+              <w:t>01 ADRs</w:t>
+            </w:r>
+          </w:p>
+        </w:tc>
+        <w:tc>
+          <w:tcPr>
+            <w:tcW w:type="dxa" w:w="2268"/>
+          </w:tcPr>
+          <w:p>
+            <w:pPr/>
+            <w:r>
+              <w:rPr>
+                <w:sz w:val="18"/>
+              </w:rPr>
+              <w:t>Required</w:t>
+            </w:r>
+          </w:p>
+        </w:tc>
+        <w:tc>
+          <w:tcPr>
+            <w:tcW w:type="dxa" w:w="3402"/>
+          </w:tcPr>
+          <w:p>
+            <w:pPr/>
+            <w:r>
+              <w:rPr>
+                <w:sz w:val="18"/>
+              </w:rPr>
+              <w:t>Required (more ADRs for legacy decisions)</w:t>
+            </w:r>
+          </w:p>
+        </w:tc>
+      </w:tr>
+      <w:tr>
+        <w:tc>
+          <w:tcPr>
+            <w:tcW w:type="dxa" w:w="1984"/>
+          </w:tcPr>
+          <w:p>
+            <w:pPr/>
+            <w:r>
+              <w:rPr>
+                <w:sz w:val="18"/>
+              </w:rPr>
+              <w:t>02 Target-State Architecture</w:t>
+            </w:r>
+          </w:p>
+        </w:tc>
+        <w:tc>
+          <w:tcPr>
+            <w:tcW w:type="dxa" w:w="2268"/>
+          </w:tcPr>
+          <w:p>
+            <w:pPr/>
+            <w:r>
+              <w:rPr>
+                <w:sz w:val="18"/>
+              </w:rPr>
+              <w:t>Required</w:t>
+            </w:r>
+          </w:p>
+        </w:tc>
+        <w:tc>
+          <w:tcPr>
+            <w:tcW w:type="dxa" w:w="3402"/>
+          </w:tcPr>
+          <w:p>
+            <w:pPr/>
+            <w:r>
+              <w:rPr>
+                <w:sz w:val="18"/>
+              </w:rPr>
+              <w:t>Required (includes legacy mapping)</w:t>
+            </w:r>
+          </w:p>
+        </w:tc>
+      </w:tr>
+      <w:tr>
+        <w:tc>
+          <w:tcPr>
+            <w:tcW w:type="dxa" w:w="1984"/>
+          </w:tcPr>
+          <w:p>
+            <w:pPr/>
+            <w:r>
+              <w:rPr>
+                <w:sz w:val="18"/>
+              </w:rPr>
+              <w:t>03 Fit-Gap Register</w:t>
+            </w:r>
+          </w:p>
+        </w:tc>
+        <w:tc>
+          <w:tcPr>
+            <w:tcW w:type="dxa" w:w="2268"/>
+          </w:tcPr>
+          <w:p>
+            <w:pPr/>
+            <w:r>
+              <w:rPr>
+                <w:sz w:val="18"/>
+              </w:rPr>
+              <w:t>Required</w:t>
+            </w:r>
+          </w:p>
+        </w:tc>
+        <w:tc>
+          <w:tcPr>
+            <w:tcW w:type="dxa" w:w="3402"/>
+          </w:tcPr>
+          <w:p>
+            <w:pPr/>
+            <w:r>
+              <w:rPr>
+                <w:sz w:val="18"/>
+              </w:rPr>
+              <w:t>Required (heavier — legacy customisations)</w:t>
+            </w:r>
+          </w:p>
+        </w:tc>
+      </w:tr>
+      <w:tr>
+        <w:tc>
+          <w:tcPr>
+            <w:tcW w:type="dxa" w:w="1984"/>
+          </w:tcPr>
+          <w:p>
+            <w:pPr/>
+            <w:r>
+              <w:rPr>
+                <w:sz w:val="18"/>
+              </w:rPr>
+              <w:t>04 Integration Map</w:t>
+            </w:r>
+          </w:p>
+        </w:tc>
+        <w:tc>
+          <w:tcPr>
+            <w:tcW w:type="dxa" w:w="2268"/>
+          </w:tcPr>
+          <w:p>
+            <w:pPr/>
+            <w:r>
+              <w:rPr>
+                <w:sz w:val="18"/>
+              </w:rPr>
+              <w:t>Required</w:t>
+            </w:r>
+          </w:p>
+        </w:tc>
+        <w:tc>
+          <w:tcPr>
+            <w:tcW w:type="dxa" w:w="3402"/>
+          </w:tcPr>
+          <w:p>
+            <w:pPr/>
+            <w:r>
+              <w:rPr>
+                <w:sz w:val="18"/>
+              </w:rPr>
+              <w:t>Required (includes legacy integration inventory)</w:t>
+            </w:r>
+          </w:p>
+        </w:tc>
+      </w:tr>
+      <w:tr>
+        <w:tc>
+          <w:tcPr>
+            <w:tcW w:type="dxa" w:w="1984"/>
+          </w:tcPr>
+          <w:p>
+            <w:pPr/>
+            <w:r>
+              <w:rPr>
+                <w:sz w:val="18"/>
+              </w:rPr>
+              <w:t>05 Data Quality Scorecard</w:t>
+            </w:r>
+          </w:p>
+        </w:tc>
+        <w:tc>
+          <w:tcPr>
+            <w:tcW w:type="dxa" w:w="2268"/>
+          </w:tcPr>
+          <w:p>
+            <w:pPr/>
+            <w:r>
+              <w:rPr>
+                <w:sz w:val="18"/>
+              </w:rPr>
+              <w:t>Optional (reference data only)</w:t>
+            </w:r>
+          </w:p>
+        </w:tc>
+        <w:tc>
+          <w:tcPr>
+            <w:tcW w:type="dxa" w:w="3402"/>
+          </w:tcPr>
+          <w:p>
+            <w:pPr/>
+            <w:r>
+              <w:rPr>
+                <w:sz w:val="18"/>
+              </w:rPr>
+              <w:t>Required (full migration)</w:t>
+            </w:r>
+          </w:p>
+        </w:tc>
+      </w:tr>
+      <w:tr>
+        <w:tc>
+          <w:tcPr>
+            <w:tcW w:type="dxa" w:w="1984"/>
+          </w:tcPr>
+          <w:p>
+            <w:pPr/>
+            <w:r>
+              <w:rPr>
+                <w:sz w:val="18"/>
+              </w:rPr>
+              <w:t>06 Test Strategy</w:t>
+            </w:r>
+          </w:p>
+        </w:tc>
+        <w:tc>
+          <w:tcPr>
+            <w:tcW w:type="dxa" w:w="2268"/>
+          </w:tcPr>
+          <w:p>
+            <w:pPr/>
+            <w:r>
+              <w:rPr>
+                <w:sz w:val="18"/>
+              </w:rPr>
+              <w:t>Required</w:t>
+            </w:r>
+          </w:p>
+        </w:tc>
+        <w:tc>
+          <w:tcPr>
+            <w:tcW w:type="dxa" w:w="3402"/>
+          </w:tcPr>
+          <w:p>
+            <w:pPr/>
+            <w:r>
+              <w:rPr>
+                <w:sz w:val="18"/>
+              </w:rPr>
+              <w:t>Required (includes parallel run testing)</w:t>
+            </w:r>
+          </w:p>
+        </w:tc>
+      </w:tr>
+      <w:tr>
+        <w:tc>
+          <w:tcPr>
+            <w:tcW w:type="dxa" w:w="1984"/>
+          </w:tcPr>
+          <w:p>
+            <w:pPr/>
+            <w:r>
+              <w:rPr>
+                <w:sz w:val="18"/>
+              </w:rPr>
+              <w:t>07 Cutover Runbook</w:t>
+            </w:r>
+          </w:p>
+        </w:tc>
+        <w:tc>
+          <w:tcPr>
+            <w:tcW w:type="dxa" w:w="2268"/>
+          </w:tcPr>
+          <w:p>
+            <w:pPr/>
+            <w:r>
+              <w:rPr>
+                <w:sz w:val="18"/>
+              </w:rPr>
+              <w:t>Lightweight</w:t>
+            </w:r>
+          </w:p>
+        </w:tc>
+        <w:tc>
+          <w:tcPr>
+            <w:tcW w:type="dxa" w:w="3402"/>
+          </w:tcPr>
+          <w:p>
+            <w:pPr/>
+            <w:r>
+              <w:rPr>
+                <w:sz w:val="18"/>
+              </w:rPr>
+              <w:t>Required (rehearsals, rollback, parallel run)</w:t>
+            </w:r>
+          </w:p>
+        </w:tc>
+      </w:tr>
+      <w:tr>
+        <w:tc>
+          <w:tcPr>
+            <w:tcW w:type="dxa" w:w="1984"/>
+          </w:tcPr>
+          <w:p>
+            <w:pPr/>
+            <w:r>
+              <w:rPr>
+                <w:sz w:val="18"/>
+              </w:rPr>
+              <w:t>08 Operating Model</w:t>
+            </w:r>
+          </w:p>
+        </w:tc>
+        <w:tc>
+          <w:tcPr>
+            <w:tcW w:type="dxa" w:w="2268"/>
+          </w:tcPr>
+          <w:p>
+            <w:pPr/>
+            <w:r>
+              <w:rPr>
+                <w:sz w:val="18"/>
+              </w:rPr>
+              <w:t>Required</w:t>
+            </w:r>
+          </w:p>
+        </w:tc>
+        <w:tc>
+          <w:tcPr>
+            <w:tcW w:type="dxa" w:w="3402"/>
+          </w:tcPr>
+          <w:p>
+            <w:pPr/>
+            <w:r>
+              <w:rPr>
+                <w:sz w:val="18"/>
+              </w:rPr>
+              <w:t>Required (includes legacy decommission plan)</w:t>
+            </w:r>
+          </w:p>
+        </w:tc>
+      </w:tr>
+    </w:tbl>
     <w:p>
       <w:r>
         <w:br w:type="page"/>
@@ -2378,7 +5427,7 @@
         <w:pStyle w:val="Heading1"/>
       </w:pPr>
       <w:r>
-        <w:t>4. Governance &amp; Getting Started</w:t>
+        <w:t>4. Governance &amp; Programme Activation</w:t>
       </w:r>
     </w:p>
     <w:p>
@@ -2394,7 +5443,17 @@
         <w:pStyle w:val="ListBullet"/>
       </w:pPr>
       <w:r>
-        <w:t>Stage-gated progression — No programme advances without passing the gate review.</w:t>
+        <w:rPr>
+          <w:b/>
+          <w:sz w:val="20"/>
+        </w:rPr>
+        <w:t xml:space="preserve">1. Stage-gated progression — </w:t>
+      </w:r>
+      <w:r>
+        <w:rPr>
+          <w:sz w:val="20"/>
+        </w:rPr>
+        <w:t>No programme advances without passing the gate review for the current stage.</w:t>
       </w:r>
     </w:p>
     <w:p>
@@ -2402,7 +5461,17 @@
         <w:pStyle w:val="ListBullet"/>
       </w:pPr>
       <w:r>
-        <w:t>Evidence-based gates — Gate criteria are checklist items backed by artefacts.</w:t>
+        <w:rPr>
+          <w:b/>
+          <w:sz w:val="20"/>
+        </w:rPr>
+        <w:t xml:space="preserve">2. Evidence-based gates — </w:t>
+      </w:r>
+      <w:r>
+        <w:rPr>
+          <w:sz w:val="20"/>
+        </w:rPr>
+        <w:t>Gate criteria are checklist items backed by artefacts, not opinions.</w:t>
       </w:r>
     </w:p>
     <w:p>
@@ -2410,7 +5479,17 @@
         <w:pStyle w:val="ListBullet"/>
       </w:pPr>
       <w:r>
-        <w:t>Contribution visibility — Every stage logs personal contribution and value to the bank.</w:t>
+        <w:rPr>
+          <w:b/>
+          <w:sz w:val="20"/>
+        </w:rPr>
+        <w:t xml:space="preserve">3. Contribution visibility — </w:t>
+      </w:r>
+      <w:r>
+        <w:rPr>
+          <w:sz w:val="20"/>
+        </w:rPr>
+        <w:t>Every stage must log personal contribution and value to the bank.</w:t>
       </w:r>
     </w:p>
     <w:p>
@@ -2418,7 +5497,17 @@
         <w:pStyle w:val="ListBullet"/>
       </w:pPr>
       <w:r>
-        <w:t>Customisation governance — All customisations require ADR justification and budget tracking.</w:t>
+        <w:rPr>
+          <w:b/>
+          <w:sz w:val="20"/>
+        </w:rPr>
+        <w:t xml:space="preserve">4. Customisation governance — </w:t>
+      </w:r>
+      <w:r>
+        <w:rPr>
+          <w:sz w:val="20"/>
+        </w:rPr>
+        <w:t>All customisations require ADR justification and budget tracking.</w:t>
       </w:r>
     </w:p>
     <w:p>
@@ -2426,7 +5515,17 @@
         <w:pStyle w:val="ListBullet"/>
       </w:pPr>
       <w:r>
-        <w:t>Artefact-first — Deliverables are concrete files, not slide decks or verbal updates.</w:t>
+        <w:rPr>
+          <w:b/>
+          <w:sz w:val="20"/>
+        </w:rPr>
+        <w:t xml:space="preserve">5. Artefact-first — </w:t>
+      </w:r>
+      <w:r>
+        <w:rPr>
+          <w:sz w:val="20"/>
+        </w:rPr>
+        <w:t>Deliverables are concrete files, not slide decks or verbal updates.</w:t>
       </w:r>
     </w:p>
     <w:p>
@@ -2434,84 +5533,12 @@
         <w:pStyle w:val="Heading2"/>
       </w:pPr>
       <w:r>
-        <w:t>Stage-Gate Model</w:t>
+        <w:t>Stage-Gate Governance</w:t>
       </w:r>
     </w:p>
     <w:p>
       <w:r>
-        <w:t>Each stage ends with a gate review. Pass = all exit criteria met. Conditional Pass = minor items outstanding with mitigation plan. Fail = exit criteria not met, remediation required. Gate decisions are recorded in STAGE-STATUS.md with dates, attendees, and key issues.</w:t>
-      </w:r>
-    </w:p>
-    <w:p>
-      <w:pPr>
-        <w:pStyle w:val="Heading2"/>
-      </w:pPr>
-      <w:r>
-        <w:t>Quick-Start Checklist</w:t>
-      </w:r>
-    </w:p>
-    <w:p>
-      <w:pPr>
-        <w:pStyle w:val="ListNumber"/>
-      </w:pPr>
-      <w:r>
-        <w:t>Review lifecycle/overview.md for the stage model</w:t>
-      </w:r>
-    </w:p>
-    <w:p>
-      <w:pPr>
-        <w:pStyle w:val="ListNumber"/>
-      </w:pPr>
-      <w:r>
-        <w:t>Browse artefacts/ for deliverable templates</w:t>
-      </w:r>
-    </w:p>
-    <w:p>
-      <w:pPr>
-        <w:pStyle w:val="ListNumber"/>
-      </w:pPr>
-      <w:r>
-        <w:t>Run /new-programme &lt;name&gt; to create a new programme pipeline</w:t>
-      </w:r>
-    </w:p>
-    <w:p>
-      <w:pPr>
-        <w:pStyle w:val="ListNumber"/>
-      </w:pPr>
-      <w:r>
-        <w:t>Run /impl-status to see all active programmes</w:t>
-      </w:r>
-    </w:p>
-    <w:p>
-      <w:pPr>
-        <w:pStyle w:val="ListNumber"/>
-      </w:pPr>
-      <w:r>
-        <w:t>Run /create-process-flow &lt;area&gt; &lt;process&gt; to generate process flows from the library</w:t>
-      </w:r>
-    </w:p>
-    <w:p>
-      <w:pPr>
-        <w:pStyle w:val="ListNumber"/>
-      </w:pPr>
-      <w:r>
-        <w:t>Review agents/CLAUDE.md for the agent registry and skills matrix</w:t>
-      </w:r>
-    </w:p>
-    <w:p>
-      <w:pPr>
-        <w:pStyle w:val="ListNumber"/>
-      </w:pPr>
-      <w:r>
-        <w:t>Read artefacts/_reference-guides-README.md for the reference guide convention</w:t>
-      </w:r>
-    </w:p>
-    <w:p>
-      <w:pPr>
-        <w:pStyle w:val="Heading2"/>
-      </w:pPr>
-      <w:r>
-        <w:t>Key Commands</w:t>
+        <w:t>Each stage ends with a gate review. The programme lead completes all exit criteria, artefacts are reviewed against the gate template, and the Steering Committee approves passage.</w:t>
       </w:r>
     </w:p>
     <w:tbl>
@@ -2522,35 +5549,69 @@
         <w:tblLook w:firstColumn="1" w:firstRow="1" w:lastColumn="0" w:lastRow="0" w:noHBand="0" w:noVBand="1" w:val="04A0"/>
       </w:tblPr>
       <w:tblGrid>
-        <w:gridCol w:w="4703"/>
-        <w:gridCol w:w="4703"/>
+        <w:gridCol w:w="2493"/>
+        <w:gridCol w:w="2493"/>
+        <w:gridCol w:w="2493"/>
+        <w:gridCol w:w="2493"/>
       </w:tblGrid>
       <w:tr>
         <w:tc>
           <w:tcPr>
-            <w:tcW w:type="dxa" w:w="4703"/>
-          </w:tcPr>
-          <w:p>
+            <w:tcW w:type="dxa" w:w="567"/>
+          </w:tcPr>
+          <w:p>
+            <w:pPr/>
             <w:r>
               <w:rPr>
                 <w:b/>
                 <w:sz w:val="18"/>
               </w:rPr>
-              <w:t>Command</w:t>
-            </w:r>
-          </w:p>
-        </w:tc>
-        <w:tc>
-          <w:tcPr>
-            <w:tcW w:type="dxa" w:w="4703"/>
-          </w:tcPr>
-          <w:p>
+              <w:t>Gate</w:t>
+            </w:r>
+          </w:p>
+        </w:tc>
+        <w:tc>
+          <w:tcPr>
+            <w:tcW w:type="dxa" w:w="1134"/>
+          </w:tcPr>
+          <w:p>
+            <w:pPr/>
             <w:r>
               <w:rPr>
                 <w:b/>
                 <w:sz w:val="18"/>
               </w:rPr>
-              <w:t>Purpose</w:t>
+              <w:t>Stage</w:t>
+            </w:r>
+          </w:p>
+        </w:tc>
+        <w:tc>
+          <w:tcPr>
+            <w:tcW w:type="dxa" w:w="2835"/>
+          </w:tcPr>
+          <w:p>
+            <w:pPr/>
+            <w:r>
+              <w:rPr>
+                <w:b/>
+                <w:sz w:val="18"/>
+              </w:rPr>
+              <w:t>Key Exit Criteria</w:t>
+            </w:r>
+          </w:p>
+        </w:tc>
+        <w:tc>
+          <w:tcPr>
+            <w:tcW w:type="dxa" w:w="2835"/>
+          </w:tcPr>
+          <w:p>
+            <w:pPr/>
+            <w:r>
+              <w:rPr>
+                <w:b/>
+                <w:sz w:val="18"/>
+              </w:rPr>
+              <w:t>Steering Committee Checkpoint</w:t>
             </w:r>
           </w:p>
         </w:tc>
@@ -2558,27 +5619,57 @@
       <w:tr>
         <w:tc>
           <w:tcPr>
-            <w:tcW w:type="dxa" w:w="4703"/>
-          </w:tcPr>
-          <w:p>
-            <w:r>
-              <w:rPr>
-                <w:sz w:val="18"/>
-              </w:rPr>
-              <w:t>/new-programme &lt;name&gt;</w:t>
-            </w:r>
-          </w:p>
-        </w:tc>
-        <w:tc>
-          <w:tcPr>
-            <w:tcW w:type="dxa" w:w="4703"/>
-          </w:tcPr>
-          <w:p>
-            <w:r>
-              <w:rPr>
-                <w:sz w:val="18"/>
-              </w:rPr>
-              <w:t>Scaffold a new programme pipeline with STAGE-STATUS, CONTRIBUTION-LOG, stages, and artefacts</w:t>
+            <w:tcW w:type="dxa" w:w="567"/>
+          </w:tcPr>
+          <w:p>
+            <w:pPr/>
+            <w:r>
+              <w:rPr>
+                <w:sz w:val="18"/>
+              </w:rPr>
+              <w:t>G1</w:t>
+            </w:r>
+          </w:p>
+        </w:tc>
+        <w:tc>
+          <w:tcPr>
+            <w:tcW w:type="dxa" w:w="1134"/>
+          </w:tcPr>
+          <w:p>
+            <w:pPr/>
+            <w:r>
+              <w:rPr>
+                <w:sz w:val="18"/>
+              </w:rPr>
+              <w:t>Discovery</w:t>
+            </w:r>
+          </w:p>
+        </w:tc>
+        <w:tc>
+          <w:tcPr>
+            <w:tcW w:type="dxa" w:w="2835"/>
+          </w:tcPr>
+          <w:p>
+            <w:pPr/>
+            <w:r>
+              <w:rPr>
+                <w:sz w:val="18"/>
+              </w:rPr>
+              <w:t>Scope agreed, stakeholders identified, current-state documented</w:t>
+            </w:r>
+          </w:p>
+        </w:tc>
+        <w:tc>
+          <w:tcPr>
+            <w:tcW w:type="dxa" w:w="2835"/>
+          </w:tcPr>
+          <w:p>
+            <w:pPr/>
+            <w:r>
+              <w:rPr>
+                <w:sz w:val="18"/>
+              </w:rPr>
+              <w:t>Programme scope and approach approval</w:t>
             </w:r>
           </w:p>
         </w:tc>
@@ -2586,27 +5677,57 @@
       <w:tr>
         <w:tc>
           <w:tcPr>
-            <w:tcW w:type="dxa" w:w="4703"/>
-          </w:tcPr>
-          <w:p>
-            <w:r>
-              <w:rPr>
-                <w:sz w:val="18"/>
-              </w:rPr>
-              <w:t>/impl-status</w:t>
-            </w:r>
-          </w:p>
-        </w:tc>
-        <w:tc>
-          <w:tcPr>
-            <w:tcW w:type="dxa" w:w="4703"/>
-          </w:tcPr>
-          <w:p>
-            <w:r>
-              <w:rPr>
-                <w:sz w:val="18"/>
-              </w:rPr>
-              <w:t>Cross-programme dashboard showing current stage, artefact completion, and gate history</w:t>
+            <w:tcW w:type="dxa" w:w="567"/>
+          </w:tcPr>
+          <w:p>
+            <w:pPr/>
+            <w:r>
+              <w:rPr>
+                <w:sz w:val="18"/>
+              </w:rPr>
+              <w:t>G2</w:t>
+            </w:r>
+          </w:p>
+        </w:tc>
+        <w:tc>
+          <w:tcPr>
+            <w:tcW w:type="dxa" w:w="1134"/>
+          </w:tcPr>
+          <w:p>
+            <w:pPr/>
+            <w:r>
+              <w:rPr>
+                <w:sz w:val="18"/>
+              </w:rPr>
+              <w:t>Fit-Gap</w:t>
+            </w:r>
+          </w:p>
+        </w:tc>
+        <w:tc>
+          <w:tcPr>
+            <w:tcW w:type="dxa" w:w="2835"/>
+          </w:tcPr>
+          <w:p>
+            <w:pPr/>
+            <w:r>
+              <w:rPr>
+                <w:sz w:val="18"/>
+              </w:rPr>
+              <w:t>All modules scored, customisation budget set, processes redesigned</w:t>
+            </w:r>
+          </w:p>
+        </w:tc>
+        <w:tc>
+          <w:tcPr>
+            <w:tcW w:type="dxa" w:w="2835"/>
+          </w:tcPr>
+          <w:p>
+            <w:pPr/>
+            <w:r>
+              <w:rPr>
+                <w:sz w:val="18"/>
+              </w:rPr>
+              <w:t>Customisation budget approval</w:t>
             </w:r>
           </w:p>
         </w:tc>
@@ -2614,35 +5735,1067 @@
       <w:tr>
         <w:tc>
           <w:tcPr>
-            <w:tcW w:type="dxa" w:w="4703"/>
-          </w:tcPr>
-          <w:p>
-            <w:r>
-              <w:rPr>
-                <w:sz w:val="18"/>
-              </w:rPr>
-              <w:t>/create-process-flow &lt;area&gt; &lt;process&gt;</w:t>
-            </w:r>
-          </w:p>
-        </w:tc>
-        <w:tc>
-          <w:tcPr>
-            <w:tcW w:type="dxa" w:w="4703"/>
-          </w:tcPr>
-          <w:p>
-            <w:r>
-              <w:rPr>
-                <w:sz w:val="18"/>
-              </w:rPr>
-              <w:t>Generate a Mermaid swimlane process flow from the 22-domain banking process library</w:t>
+            <w:tcW w:type="dxa" w:w="567"/>
+          </w:tcPr>
+          <w:p>
+            <w:pPr/>
+            <w:r>
+              <w:rPr>
+                <w:sz w:val="18"/>
+              </w:rPr>
+              <w:t>G3</w:t>
+            </w:r>
+          </w:p>
+        </w:tc>
+        <w:tc>
+          <w:tcPr>
+            <w:tcW w:type="dxa" w:w="1134"/>
+          </w:tcPr>
+          <w:p>
+            <w:pPr/>
+            <w:r>
+              <w:rPr>
+                <w:sz w:val="18"/>
+              </w:rPr>
+              <w:t>Architecture</w:t>
+            </w:r>
+          </w:p>
+        </w:tc>
+        <w:tc>
+          <w:tcPr>
+            <w:tcW w:type="dxa" w:w="2835"/>
+          </w:tcPr>
+          <w:p>
+            <w:pPr/>
+            <w:r>
+              <w:rPr>
+                <w:sz w:val="18"/>
+              </w:rPr>
+              <w:t>ADRs signed, integration design complete, target-state validated</w:t>
+            </w:r>
+          </w:p>
+        </w:tc>
+        <w:tc>
+          <w:tcPr>
+            <w:tcW w:type="dxa" w:w="2835"/>
+          </w:tcPr>
+          <w:p>
+            <w:pPr/>
+            <w:r>
+              <w:rPr>
+                <w:sz w:val="18"/>
+              </w:rPr>
+              <w:t>Architecture conformance review</w:t>
+            </w:r>
+          </w:p>
+        </w:tc>
+      </w:tr>
+      <w:tr>
+        <w:tc>
+          <w:tcPr>
+            <w:tcW w:type="dxa" w:w="567"/>
+          </w:tcPr>
+          <w:p>
+            <w:pPr/>
+            <w:r>
+              <w:rPr>
+                <w:sz w:val="18"/>
+              </w:rPr>
+              <w:t>G4</w:t>
+            </w:r>
+          </w:p>
+        </w:tc>
+        <w:tc>
+          <w:tcPr>
+            <w:tcW w:type="dxa" w:w="1134"/>
+          </w:tcPr>
+          <w:p>
+            <w:pPr/>
+            <w:r>
+              <w:rPr>
+                <w:sz w:val="18"/>
+              </w:rPr>
+              <w:t>Build</w:t>
+            </w:r>
+          </w:p>
+        </w:tc>
+        <w:tc>
+          <w:tcPr>
+            <w:tcW w:type="dxa" w:w="2835"/>
+          </w:tcPr>
+          <w:p>
+            <w:pPr/>
+            <w:r>
+              <w:rPr>
+                <w:sz w:val="18"/>
+              </w:rPr>
+              <w:t>Configuration complete, customisations developed, unit tested</w:t>
+            </w:r>
+          </w:p>
+        </w:tc>
+        <w:tc>
+          <w:tcPr>
+            <w:tcW w:type="dxa" w:w="2835"/>
+          </w:tcPr>
+          <w:p>
+            <w:pPr/>
+            <w:r>
+              <w:rPr>
+                <w:sz w:val="18"/>
+              </w:rPr>
+              <w:t>Build readiness confirmation</w:t>
+            </w:r>
+          </w:p>
+        </w:tc>
+      </w:tr>
+      <w:tr>
+        <w:tc>
+          <w:tcPr>
+            <w:tcW w:type="dxa" w:w="567"/>
+          </w:tcPr>
+          <w:p>
+            <w:pPr/>
+            <w:r>
+              <w:rPr>
+                <w:sz w:val="18"/>
+              </w:rPr>
+              <w:t>G5</w:t>
+            </w:r>
+          </w:p>
+        </w:tc>
+        <w:tc>
+          <w:tcPr>
+            <w:tcW w:type="dxa" w:w="1134"/>
+          </w:tcPr>
+          <w:p>
+            <w:pPr/>
+            <w:r>
+              <w:rPr>
+                <w:sz w:val="18"/>
+              </w:rPr>
+              <w:t>Testing</w:t>
+            </w:r>
+          </w:p>
+        </w:tc>
+        <w:tc>
+          <w:tcPr>
+            <w:tcW w:type="dxa" w:w="2835"/>
+          </w:tcPr>
+          <w:p>
+            <w:pPr/>
+            <w:r>
+              <w:rPr>
+                <w:sz w:val="18"/>
+              </w:rPr>
+              <w:t>SIT passed, performance benchmarks met, UAT scheduled</w:t>
+            </w:r>
+          </w:p>
+        </w:tc>
+        <w:tc>
+          <w:tcPr>
+            <w:tcW w:type="dxa" w:w="2835"/>
+          </w:tcPr>
+          <w:p>
+            <w:pPr/>
+            <w:r>
+              <w:rPr>
+                <w:sz w:val="18"/>
+              </w:rPr>
+              <w:t>UAT entry approval</w:t>
+            </w:r>
+          </w:p>
+        </w:tc>
+      </w:tr>
+      <w:tr>
+        <w:tc>
+          <w:tcPr>
+            <w:tcW w:type="dxa" w:w="567"/>
+          </w:tcPr>
+          <w:p>
+            <w:pPr/>
+            <w:r>
+              <w:rPr>
+                <w:sz w:val="18"/>
+              </w:rPr>
+              <w:t>G6</w:t>
+            </w:r>
+          </w:p>
+        </w:tc>
+        <w:tc>
+          <w:tcPr>
+            <w:tcW w:type="dxa" w:w="1134"/>
+          </w:tcPr>
+          <w:p>
+            <w:pPr/>
+            <w:r>
+              <w:rPr>
+                <w:sz w:val="18"/>
+              </w:rPr>
+              <w:t>Migration</w:t>
+            </w:r>
+          </w:p>
+        </w:tc>
+        <w:tc>
+          <w:tcPr>
+            <w:tcW w:type="dxa" w:w="2835"/>
+          </w:tcPr>
+          <w:p>
+            <w:pPr/>
+            <w:r>
+              <w:rPr>
+                <w:sz w:val="18"/>
+              </w:rPr>
+              <w:t>Data quality gates passed, rehearsals complete, mapping validated</w:t>
+            </w:r>
+          </w:p>
+        </w:tc>
+        <w:tc>
+          <w:tcPr>
+            <w:tcW w:type="dxa" w:w="2835"/>
+          </w:tcPr>
+          <w:p>
+            <w:pPr/>
+            <w:r>
+              <w:rPr>
+                <w:sz w:val="18"/>
+              </w:rPr>
+              <w:t>Migration readiness confirmation</w:t>
+            </w:r>
+          </w:p>
+        </w:tc>
+      </w:tr>
+      <w:tr>
+        <w:tc>
+          <w:tcPr>
+            <w:tcW w:type="dxa" w:w="567"/>
+          </w:tcPr>
+          <w:p>
+            <w:pPr/>
+            <w:r>
+              <w:rPr>
+                <w:sz w:val="18"/>
+              </w:rPr>
+              <w:t>G7</w:t>
+            </w:r>
+          </w:p>
+        </w:tc>
+        <w:tc>
+          <w:tcPr>
+            <w:tcW w:type="dxa" w:w="1134"/>
+          </w:tcPr>
+          <w:p>
+            <w:pPr/>
+            <w:r>
+              <w:rPr>
+                <w:sz w:val="18"/>
+              </w:rPr>
+              <w:t>Cutover</w:t>
+            </w:r>
+          </w:p>
+        </w:tc>
+        <w:tc>
+          <w:tcPr>
+            <w:tcW w:type="dxa" w:w="2835"/>
+          </w:tcPr>
+          <w:p>
+            <w:pPr/>
+            <w:r>
+              <w:rPr>
+                <w:sz w:val="18"/>
+              </w:rPr>
+              <w:t>Rehearsals passed, go/no-go criteria met, rollback tested</w:t>
+            </w:r>
+          </w:p>
+        </w:tc>
+        <w:tc>
+          <w:tcPr>
+            <w:tcW w:type="dxa" w:w="2835"/>
+          </w:tcPr>
+          <w:p>
+            <w:pPr/>
+            <w:r>
+              <w:rPr>
+                <w:sz w:val="18"/>
+              </w:rPr>
+              <w:t>Go-live approval</w:t>
+            </w:r>
+          </w:p>
+        </w:tc>
+      </w:tr>
+      <w:tr>
+        <w:tc>
+          <w:tcPr>
+            <w:tcW w:type="dxa" w:w="567"/>
+          </w:tcPr>
+          <w:p>
+            <w:pPr/>
+            <w:r>
+              <w:rPr>
+                <w:sz w:val="18"/>
+              </w:rPr>
+              <w:t>G8</w:t>
+            </w:r>
+          </w:p>
+        </w:tc>
+        <w:tc>
+          <w:tcPr>
+            <w:tcW w:type="dxa" w:w="1134"/>
+          </w:tcPr>
+          <w:p>
+            <w:pPr/>
+            <w:r>
+              <w:rPr>
+                <w:sz w:val="18"/>
+              </w:rPr>
+              <w:t>Hypercare</w:t>
+            </w:r>
+          </w:p>
+        </w:tc>
+        <w:tc>
+          <w:tcPr>
+            <w:tcW w:type="dxa" w:w="2835"/>
+          </w:tcPr>
+          <w:p>
+            <w:pPr/>
+            <w:r>
+              <w:rPr>
+                <w:sz w:val="18"/>
+              </w:rPr>
+              <w:t>Steady-state metrics achieved, support tiers operational</w:t>
+            </w:r>
+          </w:p>
+        </w:tc>
+        <w:tc>
+          <w:tcPr>
+            <w:tcW w:type="dxa" w:w="2835"/>
+          </w:tcPr>
+          <w:p>
+            <w:pPr/>
+            <w:r>
+              <w:rPr>
+                <w:sz w:val="18"/>
+              </w:rPr>
+              <w:t>Programme closure</w:t>
             </w:r>
           </w:p>
         </w:tc>
       </w:tr>
     </w:tbl>
+    <w:p>
+      <w:pPr>
+        <w:pStyle w:val="Heading2"/>
+      </w:pPr>
+      <w:r>
+        <w:t>Greenfield vs Re-Implementation: Governance Differences</w:t>
+      </w:r>
+    </w:p>
+    <w:tbl>
+      <w:tblPr>
+        <w:tblStyle w:val="LightGrid-Accent1"/>
+        <w:tblW w:type="auto" w:w="0"/>
+        <w:jc w:val="center"/>
+        <w:tblLook w:firstColumn="1" w:firstRow="1" w:lastColumn="0" w:lastRow="0" w:noHBand="0" w:noVBand="1" w:val="04A0"/>
+      </w:tblPr>
+      <w:tblGrid>
+        <w:gridCol w:w="3324"/>
+        <w:gridCol w:w="3324"/>
+        <w:gridCol w:w="3324"/>
+      </w:tblGrid>
+      <w:tr>
+        <w:tc>
+          <w:tcPr>
+            <w:tcW w:type="dxa" w:w="1701"/>
+          </w:tcPr>
+          <w:p>
+            <w:pPr/>
+            <w:r>
+              <w:rPr>
+                <w:b/>
+                <w:sz w:val="18"/>
+              </w:rPr>
+              <w:t>Aspect</w:t>
+            </w:r>
+          </w:p>
+        </w:tc>
+        <w:tc>
+          <w:tcPr>
+            <w:tcW w:type="dxa" w:w="2835"/>
+          </w:tcPr>
+          <w:p>
+            <w:pPr/>
+            <w:r>
+              <w:rPr>
+                <w:b/>
+                <w:sz w:val="18"/>
+              </w:rPr>
+              <w:t>Greenfield</w:t>
+            </w:r>
+          </w:p>
+        </w:tc>
+        <w:tc>
+          <w:tcPr>
+            <w:tcW w:type="dxa" w:w="3402"/>
+          </w:tcPr>
+          <w:p>
+            <w:pPr/>
+            <w:r>
+              <w:rPr>
+                <w:b/>
+                <w:sz w:val="18"/>
+              </w:rPr>
+              <w:t>Re-Implementation</w:t>
+            </w:r>
+          </w:p>
+        </w:tc>
+      </w:tr>
+      <w:tr>
+        <w:tc>
+          <w:tcPr>
+            <w:tcW w:type="dxa" w:w="1701"/>
+          </w:tcPr>
+          <w:p>
+            <w:pPr/>
+            <w:r>
+              <w:rPr>
+                <w:sz w:val="18"/>
+              </w:rPr>
+              <w:t>Gate complexity</w:t>
+            </w:r>
+          </w:p>
+        </w:tc>
+        <w:tc>
+          <w:tcPr>
+            <w:tcW w:type="dxa" w:w="2835"/>
+          </w:tcPr>
+          <w:p>
+            <w:pPr/>
+            <w:r>
+              <w:rPr>
+                <w:sz w:val="18"/>
+              </w:rPr>
+              <w:t>Standard 8 gates</w:t>
+            </w:r>
+          </w:p>
+        </w:tc>
+        <w:tc>
+          <w:tcPr>
+            <w:tcW w:type="dxa" w:w="3402"/>
+          </w:tcPr>
+          <w:p>
+            <w:pPr/>
+            <w:r>
+              <w:rPr>
+                <w:sz w:val="18"/>
+              </w:rPr>
+              <w:t>8 gates + parallel workstream gates</w:t>
+            </w:r>
+          </w:p>
+        </w:tc>
+      </w:tr>
+      <w:tr>
+        <w:tc>
+          <w:tcPr>
+            <w:tcW w:type="dxa" w:w="1701"/>
+          </w:tcPr>
+          <w:p>
+            <w:pPr/>
+            <w:r>
+              <w:rPr>
+                <w:sz w:val="18"/>
+              </w:rPr>
+              <w:t>Gate G2 scope</w:t>
+            </w:r>
+          </w:p>
+        </w:tc>
+        <w:tc>
+          <w:tcPr>
+            <w:tcW w:type="dxa" w:w="2835"/>
+          </w:tcPr>
+          <w:p>
+            <w:pPr/>
+            <w:r>
+              <w:rPr>
+                <w:sz w:val="18"/>
+              </w:rPr>
+              <w:t>Fit-gap against Transact standard</w:t>
+            </w:r>
+          </w:p>
+        </w:tc>
+        <w:tc>
+          <w:tcPr>
+            <w:tcW w:type="dxa" w:w="3402"/>
+          </w:tcPr>
+          <w:p>
+            <w:pPr/>
+            <w:r>
+              <w:rPr>
+                <w:sz w:val="18"/>
+              </w:rPr>
+              <w:t>Fit-gap against legacy + Transact + process redesign</w:t>
+            </w:r>
+          </w:p>
+        </w:tc>
+      </w:tr>
+      <w:tr>
+        <w:tc>
+          <w:tcPr>
+            <w:tcW w:type="dxa" w:w="1701"/>
+          </w:tcPr>
+          <w:p>
+            <w:pPr/>
+            <w:r>
+              <w:rPr>
+                <w:sz w:val="18"/>
+              </w:rPr>
+              <w:t>Gate G6 scope</w:t>
+            </w:r>
+          </w:p>
+        </w:tc>
+        <w:tc>
+          <w:tcPr>
+            <w:tcW w:type="dxa" w:w="2835"/>
+          </w:tcPr>
+          <w:p>
+            <w:pPr/>
+            <w:r>
+              <w:rPr>
+                <w:sz w:val="18"/>
+              </w:rPr>
+              <w:t>Reference data load</w:t>
+            </w:r>
+          </w:p>
+        </w:tc>
+        <w:tc>
+          <w:tcPr>
+            <w:tcW w:type="dxa" w:w="3402"/>
+          </w:tcPr>
+          <w:p>
+            <w:pPr/>
+            <w:r>
+              <w:rPr>
+                <w:sz w:val="18"/>
+              </w:rPr>
+              <w:t>Full data migration with quality gates and rehearsals</w:t>
+            </w:r>
+          </w:p>
+        </w:tc>
+      </w:tr>
+      <w:tr>
+        <w:tc>
+          <w:tcPr>
+            <w:tcW w:type="dxa" w:w="1701"/>
+          </w:tcPr>
+          <w:p>
+            <w:pPr/>
+            <w:r>
+              <w:rPr>
+                <w:sz w:val="18"/>
+              </w:rPr>
+              <w:t>Gate G7 scope</w:t>
+            </w:r>
+          </w:p>
+        </w:tc>
+        <w:tc>
+          <w:tcPr>
+            <w:tcW w:type="dxa" w:w="2835"/>
+          </w:tcPr>
+          <w:p>
+            <w:pPr/>
+            <w:r>
+              <w:rPr>
+                <w:sz w:val="18"/>
+              </w:rPr>
+              <w:t>Simple cutover</w:t>
+            </w:r>
+          </w:p>
+        </w:tc>
+        <w:tc>
+          <w:tcPr>
+            <w:tcW w:type="dxa" w:w="3402"/>
+          </w:tcPr>
+          <w:p>
+            <w:pPr/>
+            <w:r>
+              <w:rPr>
+                <w:sz w:val="18"/>
+              </w:rPr>
+              <w:t>Complex: parallel run, phased migration, rollback plan</w:t>
+            </w:r>
+          </w:p>
+        </w:tc>
+      </w:tr>
+      <w:tr>
+        <w:tc>
+          <w:tcPr>
+            <w:tcW w:type="dxa" w:w="1701"/>
+          </w:tcPr>
+          <w:p>
+            <w:pPr/>
+            <w:r>
+              <w:rPr>
+                <w:sz w:val="18"/>
+              </w:rPr>
+              <w:t>Workstream coordination</w:t>
+            </w:r>
+          </w:p>
+        </w:tc>
+        <w:tc>
+          <w:tcPr>
+            <w:tcW w:type="dxa" w:w="2835"/>
+          </w:tcPr>
+          <w:p>
+            <w:pPr/>
+            <w:r>
+              <w:rPr>
+                <w:sz w:val="18"/>
+              </w:rPr>
+              <w:t>N/A (single stream)</w:t>
+            </w:r>
+          </w:p>
+        </w:tc>
+        <w:tc>
+          <w:tcPr>
+            <w:tcW w:type="dxa" w:w="3402"/>
+          </w:tcPr>
+          <w:p>
+            <w:pPr/>
+            <w:r>
+              <w:rPr>
+                <w:sz w:val="18"/>
+              </w:rPr>
+              <w:t>6 parallel workstreams with dependency management</w:t>
+            </w:r>
+          </w:p>
+        </w:tc>
+      </w:tr>
+      <w:tr>
+        <w:tc>
+          <w:tcPr>
+            <w:tcW w:type="dxa" w:w="1701"/>
+          </w:tcPr>
+          <w:p>
+            <w:pPr/>
+            <w:r>
+              <w:rPr>
+                <w:sz w:val="18"/>
+              </w:rPr>
+              <w:t>RAID log</w:t>
+            </w:r>
+          </w:p>
+        </w:tc>
+        <w:tc>
+          <w:tcPr>
+            <w:tcW w:type="dxa" w:w="2835"/>
+          </w:tcPr>
+          <w:p>
+            <w:pPr/>
+            <w:r>
+              <w:rPr>
+                <w:sz w:val="18"/>
+              </w:rPr>
+              <w:t>Standard</w:t>
+            </w:r>
+          </w:p>
+        </w:tc>
+        <w:tc>
+          <w:tcPr>
+            <w:tcW w:type="dxa" w:w="3402"/>
+          </w:tcPr>
+          <w:p>
+            <w:pPr/>
+            <w:r>
+              <w:rPr>
+                <w:sz w:val="18"/>
+              </w:rPr>
+              <w:t>Extended (legacy risks, data quality risks, integration cutover risks)</w:t>
+            </w:r>
+          </w:p>
+        </w:tc>
+      </w:tr>
+    </w:tbl>
+    <w:p>
+      <w:pPr>
+        <w:pStyle w:val="Heading2"/>
+      </w:pPr>
+      <w:r>
+        <w:t>Quick-Start: Activating a New Programme</w:t>
+      </w:r>
+    </w:p>
+    <w:p>
+      <w:r>
+        <w:t>Follow these steps to stand up a new implementation programme:</w:t>
+      </w:r>
+    </w:p>
+    <w:p>
+      <w:pPr>
+        <w:pStyle w:val="ListBullet"/>
+      </w:pPr>
+      <w:r>
+        <w:rPr>
+          <w:sz w:val="20"/>
+        </w:rPr>
+        <w:t>Run /new-programme &lt;name&gt; to scaffold pipeline/active/&lt;name&gt;/ with STAGE-STATUS.md, CONTRIBUTION-LOG.md, 8 gate files, and artefact placeholders.</w:t>
+      </w:r>
+    </w:p>
+    <w:p>
+      <w:pPr>
+        <w:pStyle w:val="ListBullet"/>
+      </w:pPr>
+      <w:r>
+        <w:rPr>
+          <w:sz w:val="20"/>
+        </w:rPr>
+        <w:t>Determine programme type: Greenfield or Re-Implementation. This affects which agents are activated and which artefacts are mandatory.</w:t>
+      </w:r>
+    </w:p>
+    <w:p>
+      <w:pPr>
+        <w:pStyle w:val="ListBullet"/>
+      </w:pPr>
+      <w:r>
+        <w:rPr>
+          <w:sz w:val="20"/>
+        </w:rPr>
+        <w:t>Activate agents in dependency order: programme-governance → dashboard-reporting → fit-gap-analyst → design-authority → integration-architect → remaining agents.</w:t>
+      </w:r>
+    </w:p>
+    <w:p>
+      <w:pPr>
+        <w:pStyle w:val="ListBullet"/>
+      </w:pPr>
+      <w:r>
+        <w:rPr>
+          <w:sz w:val="20"/>
+        </w:rPr>
+        <w:t>Workshop each agent using the 5-step playbook: (1) Review spec, (2) Define skill acceptance criteria, (3) Write 1 skill end-to-end, (4) Test with sample programme, (5) Document.</w:t>
+      </w:r>
+    </w:p>
+    <w:p>
+      <w:pPr>
+        <w:pStyle w:val="ListBullet"/>
+      </w:pPr>
+      <w:r>
+        <w:rPr>
+          <w:sz w:val="20"/>
+        </w:rPr>
+        <w:t>Run /impl-status to monitor cross-programme dashboard.</w:t>
+      </w:r>
+    </w:p>
+    <w:p>
+      <w:pPr>
+        <w:pStyle w:val="ListBullet"/>
+      </w:pPr>
+      <w:r>
+        <w:rPr>
+          <w:sz w:val="20"/>
+        </w:rPr>
+        <w:t>Progress through stages by passing gate reviews. Each gate requires all exit criteria met and Steering Committee approval.</w:t>
+      </w:r>
+    </w:p>
+    <w:p>
+      <w:pPr>
+        <w:pStyle w:val="Heading2"/>
+      </w:pPr>
+      <w:r>
+        <w:t>Workshop Playbook (Per Agent)</w:t>
+      </w:r>
+    </w:p>
+    <w:tbl>
+      <w:tblPr>
+        <w:tblStyle w:val="LightGrid-Accent1"/>
+        <w:tblW w:type="auto" w:w="0"/>
+        <w:jc w:val="center"/>
+        <w:tblLook w:firstColumn="1" w:firstRow="1" w:lastColumn="0" w:lastRow="0" w:noHBand="0" w:noVBand="1" w:val="04A0"/>
+      </w:tblPr>
+      <w:tblGrid>
+        <w:gridCol w:w="3324"/>
+        <w:gridCol w:w="3324"/>
+        <w:gridCol w:w="3324"/>
+      </w:tblGrid>
+      <w:tr>
+        <w:tc>
+          <w:tcPr>
+            <w:tcW w:type="dxa" w:w="567"/>
+          </w:tcPr>
+          <w:p>
+            <w:pPr/>
+            <w:r>
+              <w:rPr>
+                <w:b/>
+                <w:sz w:val="18"/>
+              </w:rPr>
+              <w:t>Step</w:t>
+            </w:r>
+          </w:p>
+        </w:tc>
+        <w:tc>
+          <w:tcPr>
+            <w:tcW w:type="dxa" w:w="3969"/>
+          </w:tcPr>
+          <w:p>
+            <w:pPr/>
+            <w:r>
+              <w:rPr>
+                <w:b/>
+                <w:sz w:val="18"/>
+              </w:rPr>
+              <w:t>Activity</w:t>
+            </w:r>
+          </w:p>
+        </w:tc>
+        <w:tc>
+          <w:tcPr>
+            <w:tcW w:type="dxa" w:w="3118"/>
+          </w:tcPr>
+          <w:p>
+            <w:pPr/>
+            <w:r>
+              <w:rPr>
+                <w:b/>
+                <w:sz w:val="18"/>
+              </w:rPr>
+              <w:t>Output</w:t>
+            </w:r>
+          </w:p>
+        </w:tc>
+      </w:tr>
+      <w:tr>
+        <w:tc>
+          <w:tcPr>
+            <w:tcW w:type="dxa" w:w="567"/>
+          </w:tcPr>
+          <w:p>
+            <w:pPr/>
+            <w:r>
+              <w:rPr>
+                <w:sz w:val="18"/>
+              </w:rPr>
+              <w:t>1</w:t>
+            </w:r>
+          </w:p>
+        </w:tc>
+        <w:tc>
+          <w:tcPr>
+            <w:tcW w:type="dxa" w:w="3969"/>
+          </w:tcPr>
+          <w:p>
+            <w:pPr/>
+            <w:r>
+              <w:rPr>
+                <w:sz w:val="18"/>
+              </w:rPr>
+              <w:t>Review agent spec — clarify scope, inputs, outputs, dependencies</w:t>
+            </w:r>
+          </w:p>
+        </w:tc>
+        <w:tc>
+          <w:tcPr>
+            <w:tcW w:type="dxa" w:w="3118"/>
+          </w:tcPr>
+          <w:p>
+            <w:pPr/>
+            <w:r>
+              <w:rPr>
+                <w:sz w:val="18"/>
+              </w:rPr>
+              <w:t>Updated agent spec</w:t>
+            </w:r>
+          </w:p>
+        </w:tc>
+      </w:tr>
+      <w:tr>
+        <w:tc>
+          <w:tcPr>
+            <w:tcW w:type="dxa" w:w="567"/>
+          </w:tcPr>
+          <w:p>
+            <w:pPr/>
+            <w:r>
+              <w:rPr>
+                <w:sz w:val="18"/>
+              </w:rPr>
+              <w:t>2</w:t>
+            </w:r>
+          </w:p>
+        </w:tc>
+        <w:tc>
+          <w:tcPr>
+            <w:tcW w:type="dxa" w:w="3969"/>
+          </w:tcPr>
+          <w:p>
+            <w:pPr/>
+            <w:r>
+              <w:rPr>
+                <w:sz w:val="18"/>
+              </w:rPr>
+              <w:t>Define skill acceptance criteria — name, trigger, inputs, outputs, examples</w:t>
+            </w:r>
+          </w:p>
+        </w:tc>
+        <w:tc>
+          <w:tcPr>
+            <w:tcW w:type="dxa" w:w="3118"/>
+          </w:tcPr>
+          <w:p>
+            <w:pPr/>
+            <w:r>
+              <w:rPr>
+                <w:sz w:val="18"/>
+              </w:rPr>
+              <w:t>Skill definitions + SKILLS-INVENTORY.md updated</w:t>
+            </w:r>
+          </w:p>
+        </w:tc>
+      </w:tr>
+      <w:tr>
+        <w:tc>
+          <w:tcPr>
+            <w:tcW w:type="dxa" w:w="567"/>
+          </w:tcPr>
+          <w:p>
+            <w:pPr/>
+            <w:r>
+              <w:rPr>
+                <w:sz w:val="18"/>
+              </w:rPr>
+              <w:t>3</w:t>
+            </w:r>
+          </w:p>
+        </w:tc>
+        <w:tc>
+          <w:tcPr>
+            <w:tcW w:type="dxa" w:w="3969"/>
+          </w:tcPr>
+          <w:p>
+            <w:pPr/>
+            <w:r>
+              <w:rPr>
+                <w:sz w:val="18"/>
+              </w:rPr>
+              <w:t>Write 1 skill end-to-end — implement prompt, tools, examples, error handling</w:t>
+            </w:r>
+          </w:p>
+        </w:tc>
+        <w:tc>
+          <w:tcPr>
+            <w:tcW w:type="dxa" w:w="3118"/>
+          </w:tcPr>
+          <w:p>
+            <w:pPr/>
+            <w:r>
+              <w:rPr>
+                <w:sz w:val="18"/>
+              </w:rPr>
+              <w:t>SKILL.md in .claude/skills/</w:t>
+            </w:r>
+          </w:p>
+        </w:tc>
+      </w:tr>
+      <w:tr>
+        <w:tc>
+          <w:tcPr>
+            <w:tcW w:type="dxa" w:w="567"/>
+          </w:tcPr>
+          <w:p>
+            <w:pPr/>
+            <w:r>
+              <w:rPr>
+                <w:sz w:val="18"/>
+              </w:rPr>
+              <w:t>4</w:t>
+            </w:r>
+          </w:p>
+        </w:tc>
+        <w:tc>
+          <w:tcPr>
+            <w:tcW w:type="dxa" w:w="3969"/>
+          </w:tcPr>
+          <w:p>
+            <w:pPr/>
+            <w:r>
+              <w:rPr>
+                <w:sz w:val="18"/>
+              </w:rPr>
+              <w:t>Test with sample programme — run skill against realistic data</w:t>
+            </w:r>
+          </w:p>
+        </w:tc>
+        <w:tc>
+          <w:tcPr>
+            <w:tcW w:type="dxa" w:w="3118"/>
+          </w:tcPr>
+          <w:p>
+            <w:pPr/>
+            <w:r>
+              <w:rPr>
+                <w:sz w:val="18"/>
+              </w:rPr>
+              <w:t>Test programme with artefacts</w:t>
+            </w:r>
+          </w:p>
+        </w:tc>
+      </w:tr>
+      <w:tr>
+        <w:tc>
+          <w:tcPr>
+            <w:tcW w:type="dxa" w:w="567"/>
+          </w:tcPr>
+          <w:p>
+            <w:pPr/>
+            <w:r>
+              <w:rPr>
+                <w:sz w:val="18"/>
+              </w:rPr>
+              <w:t>5</w:t>
+            </w:r>
+          </w:p>
+        </w:tc>
+        <w:tc>
+          <w:tcPr>
+            <w:tcW w:type="dxa" w:w="3969"/>
+          </w:tcPr>
+          <w:p>
+            <w:pPr/>
+            <w:r>
+              <w:rPr>
+                <w:sz w:val="18"/>
+              </w:rPr>
+              <w:t>Document — update agent file, SKILLS-INVENTORY.md, agents/CLAUDE.md registry</w:t>
+            </w:r>
+          </w:p>
+        </w:tc>
+        <w:tc>
+          <w:tcPr>
+            <w:tcW w:type="dxa" w:w="3118"/>
+          </w:tcPr>
+          <w:p>
+            <w:pPr/>
+            <w:r>
+              <w:rPr>
+                <w:sz w:val="18"/>
+              </w:rPr>
+              <w:t>Agent activated</w:t>
+            </w:r>
+          </w:p>
+        </w:tc>
+      </w:tr>
+    </w:tbl>
+    <w:p/>
+    <w:p>
+      <w:pPr>
+        <w:jc w:val="center"/>
+      </w:pPr>
+      <w:r>
+        <w:rPr>
+          <w:color w:val="AAAAAA"/>
+          <w:sz w:val="16"/>
+        </w:rPr>
+        <w:t>Implementation Team OS — BIAN-Aligned Temenos Transact Implementation Methodology</w:t>
+      </w:r>
+    </w:p>
     <w:sectPr>
       <w:pgSz w:w="12240" w:h="15840"/>
-      <w:pgMar w:top="1134" w:right="1417" w:bottom="1134" w:left="1417" w:header="720" w:footer="720" w:gutter="0"/>
+      <w:pgMar w:top="850" w:right="1134" w:bottom="850" w:left="1134" w:header="720" w:footer="720" w:gutter="0"/>
       <w:cols w:space="720"/>
       <w:docGrid w:linePitch="360"/>
     </w:sectPr>
@@ -3014,7 +7167,7 @@
     <w:qFormat/>
     <w:rsid w:val="00FC693F"/>
     <w:pPr>
-      <w:spacing w:after="80"/>
+      <w:spacing w:after="80" w:before="40"/>
     </w:pPr>
     <w:rPr>
       <w:rFonts w:ascii="Calibri" w:hAnsi="Calibri"/>
@@ -3076,7 +7229,7 @@
     <w:pPr>
       <w:keepNext/>
       <w:keepLines/>
-      <w:spacing w:before="480" w:after="0"/>
+      <w:spacing w:before="240" w:after="120"/>
       <w:outlineLvl w:val="0"/>
     </w:pPr>
     <w:rPr>
@@ -3084,7 +7237,7 @@
       <w:b/>
       <w:bCs/>
       <w:color w:val="1B3A5C"/>
-      <w:sz w:val="28"/>
+      <w:sz w:val="32"/>
       <w:szCs w:val="28"/>
     </w:rPr>
   </w:style>
@@ -3100,7 +7253,7 @@
     <w:pPr>
       <w:keepNext/>
       <w:keepLines/>
-      <w:spacing w:before="200" w:after="0"/>
+      <w:spacing w:before="200" w:after="80"/>
       <w:outlineLvl w:val="1"/>
     </w:pPr>
     <w:rPr>
@@ -3124,7 +7277,7 @@
     <w:pPr>
       <w:keepNext/>
       <w:keepLines/>
-      <w:spacing w:before="200" w:after="0"/>
+      <w:spacing w:before="160" w:after="60"/>
       <w:outlineLvl w:val="2"/>
     </w:pPr>
     <w:rPr>
@@ -3132,6 +7285,7 @@
       <w:b/>
       <w:bCs/>
       <w:color w:val="1B3A5C"/>
+      <w:sz w:val="22"/>
     </w:rPr>
   </w:style>
   <w:style w:type="paragraph" w:styleId="Heading4">
